--- a/umbrae_nodes/umbrae_wildcard_syntax.docx
+++ b/umbrae_nodes/umbrae_wildcard_syntax.docx
@@ -20,7 +20,7 @@
           <w:iCs/>
           <w:color w:val="595959"/>
         </w:rPr>
-        <w:t xml:space="preserve">Syntax cheat sheet — umbrae_nodes v0.8.6</w:t>
+        <w:t xml:space="preserve">Syntax cheat sheet — umbrae_nodes v0.9.5</w:t>
       </w:r>
     </w:p>
     <w:p>
@@ -1258,7 +1258,7 @@
         <w:pStyle w:val="Heading1"/>
       </w:pPr>
       <w:r>
-        <w:t xml:space="preserve">Switches</w:t>
+        <w:t xml:space="preserve">Relative tags &amp; folders (v0.8.8)</w:t>
       </w:r>
     </w:p>
     <w:p>
@@ -1267,19 +1267,7 @@
         <w:spacing w:after="100"/>
       </w:pPr>
       <w:r>
-        <w:t xml:space="preserve">A switch stores a number; every </w:t>
-      </w:r>
-      <w:r>
-        <w:rPr>
-          <w:rFonts w:ascii="Consolas" w:cs="Consolas" w:eastAsia="Consolas" w:hAnsi="Consolas"/>
-          <w:color w:val="7A1F5C"/>
-          <w:sz w:val="19"/>
-          <w:szCs w:val="19"/>
-        </w:rPr>
-        <w:t xml:space="preserve">{&amp;name:...}</w:t>
-      </w:r>
-      <w:r>
-        <w:t xml:space="preserve"> group picks that option (counting from 1), so separate groups stay consistent.</w:t>
+        <w:t xml:space="preserve">Wildcard files can refer to each other without spelling out the full path from the wildcard root, so a pack keeps working when its folder is renamed or moved.</w:t>
       </w:r>
     </w:p>
     <w:tbl>
@@ -1329,7 +1317,7 @@
                 <w:bCs/>
                 <w:color w:val="FFFFFF"/>
               </w:rPr>
-              <w:t xml:space="preserve">Syntax</w:t>
+              <w:t xml:space="preserve">Syntax (inside a wildcard file)</w:t>
             </w:r>
           </w:p>
         </w:tc>
@@ -1396,7 +1384,7 @@
                 <w:sz w:val="19"/>
                 <w:szCs w:val="19"/>
               </w:rPr>
-              <w:t xml:space="preserve">{&amp;gend=2}</w:t>
+              <w:t xml:space="preserve">__./face__</w:t>
             </w:r>
           </w:p>
         </w:tc>
@@ -1422,7 +1410,38 @@
               <w:spacing w:after="20"/>
             </w:pPr>
             <w:r>
-              <w:t xml:space="preserve">Define switch gend = 2. Removed from the output; can sit anywhere in the text.</w:t>
+              <w:rPr>
+                <w:rFonts w:ascii="Consolas" w:cs="Consolas" w:eastAsia="Consolas" w:hAnsi="Consolas"/>
+                <w:color w:val="7A1F5C"/>
+                <w:sz w:val="19"/>
+                <w:szCs w:val="19"/>
+              </w:rPr>
+              <w:t xml:space="preserve">face.txt</w:t>
+            </w:r>
+            <w:r>
+              <w:t xml:space="preserve"> (or </w:t>
+            </w:r>
+            <w:r>
+              <w:rPr>
+                <w:rFonts w:ascii="Consolas" w:cs="Consolas" w:eastAsia="Consolas" w:hAnsi="Consolas"/>
+                <w:color w:val="7A1F5C"/>
+                <w:sz w:val="19"/>
+                <w:szCs w:val="19"/>
+              </w:rPr>
+              <w:t xml:space="preserve">face/</w:t>
+            </w:r>
+            <w:r>
+              <w:t xml:space="preserve">) in the </w:t>
+            </w:r>
+            <w:r>
+              <w:rPr>
+                <w:b/>
+                <w:bCs/>
+              </w:rPr>
+              <w:t xml:space="preserve">same folder</w:t>
+            </w:r>
+            <w:r>
+              <w:t xml:space="preserve"> as the file containing the line.</w:t>
             </w:r>
           </w:p>
         </w:tc>
@@ -1458,7 +1477,7 @@
                 <w:sz w:val="19"/>
                 <w:szCs w:val="19"/>
               </w:rPr>
-              <w:t xml:space="preserve">{&amp;gend={1|2}}</w:t>
+              <w:t xml:space="preserve">__../scene__</w:t>
             </w:r>
           </w:p>
         </w:tc>
@@ -1484,7 +1503,38 @@
               <w:spacing w:after="20"/>
             </w:pPr>
             <w:r>
-              <w:t xml:space="preserve">Random value, picked once per run, the same in every group</w:t>
+              <w:rPr>
+                <w:rFonts w:ascii="Consolas" w:cs="Consolas" w:eastAsia="Consolas" w:hAnsi="Consolas"/>
+                <w:color w:val="7A1F5C"/>
+                <w:sz w:val="19"/>
+                <w:szCs w:val="19"/>
+              </w:rPr>
+              <w:t xml:space="preserve">scene.txt</w:t>
+            </w:r>
+            <w:r>
+              <w:t xml:space="preserve"> one folder </w:t>
+            </w:r>
+            <w:r>
+              <w:rPr>
+                <w:b/>
+                <w:bCs/>
+              </w:rPr>
+              <w:t xml:space="preserve">up</w:t>
+            </w:r>
+            <w:r>
+              <w:t xml:space="preserve">; </w:t>
+            </w:r>
+            <w:r>
+              <w:rPr>
+                <w:rFonts w:ascii="Consolas" w:cs="Consolas" w:eastAsia="Consolas" w:hAnsi="Consolas"/>
+                <w:color w:val="7A1F5C"/>
+                <w:sz w:val="19"/>
+                <w:szCs w:val="19"/>
+              </w:rPr>
+              <w:t xml:space="preserve">__../../x__</w:t>
+            </w:r>
+            <w:r>
+              <w:t xml:space="preserve"> two up, and so on.</w:t>
             </w:r>
           </w:p>
         </w:tc>
@@ -1520,7 +1570,7 @@
                 <w:sz w:val="19"/>
                 <w:szCs w:val="19"/>
               </w:rPr>
-              <w:t xml:space="preserve">{&amp;gend={-::1^2}}</w:t>
+              <w:t xml:space="preserve">__./outfit/__</w:t>
             </w:r>
           </w:p>
         </w:tc>
@@ -1546,7 +1596,19 @@
               <w:spacing w:after="20"/>
             </w:pPr>
             <w:r>
-              <w:t xml:space="preserve">Alternates 1, 2, 1, … across runs</w:t>
+              <w:t xml:space="preserve">Every file under the </w:t>
+            </w:r>
+            <w:r>
+              <w:rPr>
+                <w:rFonts w:ascii="Consolas" w:cs="Consolas" w:eastAsia="Consolas" w:hAnsi="Consolas"/>
+                <w:color w:val="7A1F5C"/>
+                <w:sz w:val="19"/>
+                <w:szCs w:val="19"/>
+              </w:rPr>
+              <w:t xml:space="preserve">outfit/</w:t>
+            </w:r>
+            <w:r>
+              <w:t xml:space="preserve"> folder next to this file.</w:t>
             </w:r>
           </w:p>
         </w:tc>
@@ -1582,7 +1644,7 @@
                 <w:sz w:val="19"/>
                 <w:szCs w:val="19"/>
               </w:rPr>
-              <w:t xml:space="preserve">{&amp;gend:him|her}</w:t>
+              <w:t xml:space="preserve">__./person/jim.txt__</w:t>
             </w:r>
           </w:p>
         </w:tc>
@@ -1608,69 +1670,7 @@
               <w:spacing w:after="20"/>
             </w:pPr>
             <w:r>
-              <w:t xml:space="preserve">Option 2 → "her"</w:t>
-            </w:r>
-          </w:p>
-        </w:tc>
-      </w:tr>
-      <w:tr>
-        <w:trPr>
-          <w:cantSplit/>
-        </w:trPr>
-        <w:tc>
-          <w:tcPr>
-            <w:tcW w:type="dxa" w:w="3400"/>
-            <w:tcBorders>
-              <w:top w:val="single" w:color="BFBFBF" w:sz="4"/>
-              <w:left w:val="single" w:color="BFBFBF" w:sz="4"/>
-              <w:bottom w:val="single" w:color="BFBFBF" w:sz="4"/>
-              <w:right w:val="single" w:color="BFBFBF" w:sz="4"/>
-            </w:tcBorders>
-            <w:shd w:fill="FFFFFF" w:color="auto" w:val="clear"/>
-            <w:tcMar>
-              <w:top w:type="dxa" w:w="60"/>
-              <w:left w:type="dxa" w:w="110"/>
-              <w:bottom w:type="dxa" w:w="60"/>
-              <w:right w:type="dxa" w:w="110"/>
-            </w:tcMar>
-          </w:tcPr>
-          <w:p>
-            <w:pPr>
-              <w:spacing w:after="20"/>
-            </w:pPr>
-            <w:r>
-              <w:rPr>
-                <w:rFonts w:ascii="Consolas" w:cs="Consolas" w:eastAsia="Consolas" w:hAnsi="Consolas"/>
-                <w:sz w:val="19"/>
-                <w:szCs w:val="19"/>
-              </w:rPr>
-              <w:t xml:space="preserve">{&amp;gend:{his|their}|her}</w:t>
-            </w:r>
-          </w:p>
-        </w:tc>
-        <w:tc>
-          <w:tcPr>
-            <w:tcW w:type="dxa" w:w="5960"/>
-            <w:tcBorders>
-              <w:top w:val="single" w:color="BFBFBF" w:sz="4"/>
-              <w:left w:val="single" w:color="BFBFBF" w:sz="4"/>
-              <w:bottom w:val="single" w:color="BFBFBF" w:sz="4"/>
-              <w:right w:val="single" w:color="BFBFBF" w:sz="4"/>
-            </w:tcBorders>
-            <w:shd w:fill="FFFFFF" w:color="auto" w:val="clear"/>
-            <w:tcMar>
-              <w:top w:type="dxa" w:w="60"/>
-              <w:left w:type="dxa" w:w="110"/>
-              <w:bottom w:type="dxa" w:w="60"/>
-              <w:right w:type="dxa" w:w="110"/>
-            </w:tcMar>
-          </w:tcPr>
-          <w:p>
-            <w:pPr>
-              <w:spacing w:after="20"/>
-            </w:pPr>
-            <w:r>
-              <w:t xml:space="preserve">Nested groups inside an option still work</w:t>
+              <w:t xml:space="preserve">Extensions are allowed and ignored.</w:t>
             </w:r>
           </w:p>
         </w:tc>
@@ -1678,16 +1678,8 @@
     </w:tbl>
     <w:p>
       <w:pPr>
-        <w:spacing w:after="120"/>
-      </w:pPr>
-    </w:p>
-    <w:p>
-      <w:pPr>
-        <w:pStyle w:val="Heading2"/>
-      </w:pPr>
-      <w:r>
-        <w:t xml:space="preserve">switches box (on the node)</w:t>
-      </w:r>
+        <w:spacing w:after="60"/>
+      </w:pPr>
     </w:p>
     <w:p>
       <w:pPr>
@@ -1699,7 +1691,17 @@
         <w:spacing w:after="60"/>
       </w:pPr>
       <w:r>
-        <w:t xml:space="preserve">Accepts </w:t>
+        <w:t xml:space="preserve">Resolved when the file is </w:t>
+      </w:r>
+      <w:r>
+        <w:rPr>
+          <w:b/>
+          <w:bCs/>
+        </w:rPr>
+        <w:t xml:space="preserve">loaded</w:t>
+      </w:r>
+      <w:r>
+        <w:t xml:space="preserve"> (press Refresh Wildcards after moving files). </w:t>
       </w:r>
       <w:r>
         <w:rPr>
@@ -1708,10 +1710,10 @@
           <w:sz w:val="19"/>
           <w:szCs w:val="19"/>
         </w:rPr>
-        <w:t xml:space="preserve">gend=2, hair=4</w:t>
-      </w:r>
-      <w:r>
-        <w:t xml:space="preserve">, </w:t>
+        <w:t xml:space="preserve">main.txt</w:t>
+      </w:r>
+      <w:r>
+        <w:t xml:space="preserve"> containing </w:t>
       </w:r>
       <w:r>
         <w:rPr>
@@ -1720,10 +1722,22 @@
           <w:sz w:val="19"/>
           <w:szCs w:val="19"/>
         </w:rPr>
-        <w:t xml:space="preserve">{&amp;gend=2}{&amp;hair=4}</w:t>
-      </w:r>
-      <w:r>
-        <w:t xml:space="preserve">, or any mix (commas or new lines).</w:t>
+        <w:t xml:space="preserve">__../person/jim__</w:t>
+      </w:r>
+      <w:r>
+        <w:t xml:space="preserve"> reaches </w:t>
+      </w:r>
+      <w:r>
+        <w:rPr>
+          <w:rFonts w:ascii="Consolas" w:cs="Consolas" w:eastAsia="Consolas" w:hAnsi="Consolas"/>
+          <w:color w:val="7A1F5C"/>
+          <w:sz w:val="19"/>
+          <w:szCs w:val="19"/>
+        </w:rPr>
+        <w:t xml:space="preserve">person/jim.txt</w:t>
+      </w:r>
+      <w:r>
+        <w:t xml:space="preserve"> next to its own folder, whatever the pack folder is called.</w:t>
       </w:r>
     </w:p>
     <w:p>
@@ -1736,7 +1750,19 @@
         <w:spacing w:after="60"/>
       </w:pPr>
       <w:r>
-        <w:t xml:space="preserve">Overrides same-named definitions in the prompt. Connect one text node to several processors to keep them all in agreement.</w:t>
+        <w:t xml:space="preserve">In a YAML file they count from the folder the </w:t>
+      </w:r>
+      <w:r>
+        <w:rPr>
+          <w:rFonts w:ascii="Consolas" w:cs="Consolas" w:eastAsia="Consolas" w:hAnsi="Consolas"/>
+          <w:color w:val="7A1F5C"/>
+          <w:sz w:val="19"/>
+          <w:szCs w:val="19"/>
+        </w:rPr>
+        <w:t xml:space="preserve">.yaml</w:t>
+      </w:r>
+      <w:r>
+        <w:t xml:space="preserve"> file sits in.</w:t>
       </w:r>
     </w:p>
     <w:p>
@@ -1749,41 +1775,7 @@
         <w:spacing w:after="60"/>
       </w:pPr>
       <w:r>
-        <w:t xml:space="preserve">Typed, or connected from a Primitive / plain text node: resolved when you press Run. Connected from a node that computes text: resolved when the node executes (populated_text still shows the groups; the fallback and its warning also happen then).</w:t>
-      </w:r>
-    </w:p>
-    <w:p>
-      <w:pPr>
-        <w:pStyle w:val="Heading2"/>
-      </w:pPr>
-      <w:r>
-        <w:t xml:space="preserve">Rules</w:t>
-      </w:r>
-    </w:p>
-    <w:p>
-      <w:pPr>
-        <w:pStyle w:val="ListParagraph"/>
-        <w:numPr>
-          <w:ilvl w:val="0"/>
-          <w:numId w:val="2"/>
-        </w:numPr>
-        <w:spacing w:after="60"/>
-      </w:pPr>
-      <w:r>
-        <w:t xml:space="preserve">Out of range (including 0) → last option, with a warning.</w:t>
-      </w:r>
-    </w:p>
-    <w:p>
-      <w:pPr>
-        <w:pStyle w:val="ListParagraph"/>
-        <w:numPr>
-          <w:ilvl w:val="0"/>
-          <w:numId w:val="2"/>
-        </w:numPr>
-        <w:spacing w:after="60"/>
-      </w:pPr>
-      <w:r>
-        <w:t xml:space="preserve">Undefined name or non-number value → one random option is picked for that name (using the first group's </w:t>
+        <w:t xml:space="preserve">Typed directly into the prompt box (no file to count from) </w:t>
       </w:r>
       <w:r>
         <w:rPr>
@@ -1792,23 +1784,10 @@
           <w:sz w:val="19"/>
           <w:szCs w:val="19"/>
         </w:rPr>
-        <w:t xml:space="preserve">N::</w:t>
-      </w:r>
-      <w:r>
-        <w:t xml:space="preserve"> weights) and every group with that name uses it, so they stay consistent. A warning is logged when you press Run, so you can cancel before generating.</w:t>
-      </w:r>
-    </w:p>
-    <w:p>
-      <w:pPr>
-        <w:pStyle w:val="ListParagraph"/>
-        <w:numPr>
-          <w:ilvl w:val="0"/>
-          <w:numId w:val="2"/>
-        </w:numPr>
-        <w:spacing w:after="60"/>
-      </w:pPr>
-      <w:r>
-        <w:t xml:space="preserve">No count (</w:t>
+        <w:t xml:space="preserve">./</w:t>
+      </w:r>
+      <w:r>
+        <w:t xml:space="preserve"> means the wildcard root, so </w:t>
       </w:r>
       <w:r>
         <w:rPr>
@@ -1817,10 +1796,10 @@
           <w:sz w:val="19"/>
           <w:szCs w:val="19"/>
         </w:rPr>
-        <w:t xml:space="preserve">2$$</w:t>
-      </w:r>
-      <w:r>
-        <w:t xml:space="preserve">) or </w:t>
+        <w:t xml:space="preserve">__./x__</w:t>
+      </w:r>
+      <w:r>
+        <w:t xml:space="preserve"> is just </w:t>
       </w:r>
       <w:r>
         <w:rPr>
@@ -1829,11 +1808,24 @@
           <w:sz w:val="19"/>
           <w:szCs w:val="19"/>
         </w:rPr>
-        <w:t xml:space="preserve">-::</w:t>
-      </w:r>
-      <w:r>
-        <w:t xml:space="preserve"> / </w:t>
-      </w:r>
+        <w:t xml:space="preserve">__x__</w:t>
+      </w:r>
+      <w:r>
+        <w:t xml:space="preserve">.</w:t>
+      </w:r>
+    </w:p>
+    <w:p>
+      <w:pPr>
+        <w:pStyle w:val="Heading2"/>
+      </w:pPr>
+      <w:r>
+        <w:t xml:space="preserve">Folder calls</w:t>
+      </w:r>
+    </w:p>
+    <w:p>
+      <w:pPr>
+        <w:spacing w:after="100"/>
+      </w:pPr>
       <w:r>
         <w:rPr>
           <w:rFonts w:ascii="Consolas" w:cs="Consolas" w:eastAsia="Consolas" w:hAnsi="Consolas"/>
@@ -1841,10 +1833,10 @@
           <w:sz w:val="19"/>
           <w:szCs w:val="19"/>
         </w:rPr>
-        <w:t xml:space="preserve">+::</w:t>
-      </w:r>
-      <w:r>
-        <w:t xml:space="preserve"> prefix inside a switch group; </w:t>
+        <w:t xml:space="preserve">__person/outfit__</w:t>
+      </w:r>
+      <w:r>
+        <w:t xml:space="preserve"> with no </w:t>
       </w:r>
       <w:r>
         <w:rPr>
@@ -1853,10 +1845,54 @@
           <w:sz w:val="19"/>
           <w:szCs w:val="19"/>
         </w:rPr>
-        <w:t xml:space="preserve">N::</w:t>
-      </w:r>
-      <w:r>
-        <w:t xml:space="preserve"> weights are ignored when the switch is defined.</w:t>
+        <w:t xml:space="preserve">outfit.txt</w:t>
+      </w:r>
+      <w:r>
+        <w:t xml:space="preserve"> pools every line of every file under </w:t>
+      </w:r>
+      <w:r>
+        <w:rPr>
+          <w:rFonts w:ascii="Consolas" w:cs="Consolas" w:eastAsia="Consolas" w:hAnsi="Consolas"/>
+          <w:color w:val="7A1F5C"/>
+          <w:sz w:val="19"/>
+          <w:szCs w:val="19"/>
+        </w:rPr>
+        <w:t xml:space="preserve">person/outfit/</w:t>
+      </w:r>
+      <w:r>
+        <w:t xml:space="preserve"> and picks one (a 50-line file gets 50 chances, a 2-line file gets 2). </w:t>
+      </w:r>
+      <w:r>
+        <w:rPr>
+          <w:rFonts w:ascii="Consolas" w:cs="Consolas" w:eastAsia="Consolas" w:hAnsi="Consolas"/>
+          <w:color w:val="7A1F5C"/>
+          <w:sz w:val="19"/>
+          <w:szCs w:val="19"/>
+        </w:rPr>
+        <w:t xml:space="preserve">__person/outfit/__</w:t>
+      </w:r>
+      <w:r>
+        <w:t xml:space="preserve"> (trailing slash) forces the folder even when </w:t>
+      </w:r>
+      <w:r>
+        <w:rPr>
+          <w:rFonts w:ascii="Consolas" w:cs="Consolas" w:eastAsia="Consolas" w:hAnsi="Consolas"/>
+          <w:color w:val="7A1F5C"/>
+          <w:sz w:val="19"/>
+          <w:szCs w:val="19"/>
+        </w:rPr>
+        <w:t xml:space="preserve">outfit.txt</w:t>
+      </w:r>
+      <w:r>
+        <w:t xml:space="preserve"> also exists; without the slash the file wins.</w:t>
+      </w:r>
+    </w:p>
+    <w:p>
+      <w:pPr>
+        <w:spacing w:after="100"/>
+      </w:pPr>
+      <w:r>
+        <w:t xml:space="preserve">Only use a folder call on a folder of interchangeable parts (metals, hair colors). Do not use one where files hold different placements (bracelet vs necklace) or recipes: lines would mix.</w:t>
       </w:r>
     </w:p>
     <w:p>
@@ -1864,7 +1900,299 @@
         <w:pStyle w:val="Heading2"/>
       </w:pPr>
       <w:r>
-        <w:t xml:space="preserve">Example</w:t>
+        <w:t xml:space="preserve">Recursion</w:t>
+      </w:r>
+    </w:p>
+    <w:p>
+      <w:pPr>
+        <w:spacing w:after="100"/>
+      </w:pPr>
+      <w:r>
+        <w:t xml:space="preserve">A file may call itself or its own folder. A line that is already in use further up the same branch is never picked again, so recursion ends by itself instead of repeating one line until the 100-pass limit. If every line of a tag is already in use, that tag is removed and a warning is logged.</w:t>
+      </w:r>
+    </w:p>
+    <w:tbl>
+      <w:tblPr>
+        <w:tblW w:type="dxa" w:w="9360"/>
+      </w:tblPr>
+      <w:tblGrid>
+        <w:gridCol w:w="9360"/>
+      </w:tblGrid>
+      <w:tr>
+        <w:trPr>
+          <w:cantSplit/>
+        </w:trPr>
+        <w:tc>
+          <w:tcPr>
+            <w:tcW w:type="dxa" w:w="9360"/>
+            <w:tcBorders>
+              <w:top w:val="single" w:color="BFBFBF" w:sz="4"/>
+              <w:left w:val="single" w:color="BFBFBF" w:sz="4"/>
+              <w:bottom w:val="single" w:color="BFBFBF" w:sz="4"/>
+              <w:right w:val="single" w:color="BFBFBF" w:sz="4"/>
+            </w:tcBorders>
+            <w:shd w:fill="F3F1F8" w:color="auto" w:val="clear"/>
+            <w:tcMar>
+              <w:top w:type="dxa" w:w="60"/>
+              <w:left w:type="dxa" w:w="110"/>
+              <w:bottom w:type="dxa" w:w="60"/>
+              <w:right w:type="dxa" w:w="110"/>
+            </w:tcMar>
+          </w:tcPr>
+          <w:p>
+            <w:pPr>
+              <w:spacing w:after="0"/>
+            </w:pPr>
+            <w:r>
+              <w:rPr>
+                <w:rFonts w:ascii="Consolas" w:cs="Consolas" w:eastAsia="Consolas" w:hAnsi="Consolas"/>
+                <w:sz w:val="19"/>
+                <w:szCs w:val="19"/>
+              </w:rPr>
+              <w:t xml:space="preserve">story.txt:</w:t>
+            </w:r>
+          </w:p>
+          <w:p>
+            <w:pPr>
+              <w:spacing w:after="0"/>
+            </w:pPr>
+            <w:r>
+              <w:rPr>
+                <w:rFonts w:ascii="Consolas" w:cs="Consolas" w:eastAsia="Consolas" w:hAnsi="Consolas"/>
+                <w:sz w:val="19"/>
+                <w:szCs w:val="19"/>
+              </w:rPr>
+              <w:t xml:space="preserve">hero, __./story__</w:t>
+            </w:r>
+          </w:p>
+          <w:p>
+            <w:pPr>
+              <w:spacing w:after="0"/>
+            </w:pPr>
+            <w:r>
+              <w:rPr>
+                <w:rFonts w:ascii="Consolas" w:cs="Consolas" w:eastAsia="Consolas" w:hAnsi="Consolas"/>
+                <w:sz w:val="19"/>
+                <w:szCs w:val="19"/>
+              </w:rPr>
+              <w:t xml:space="preserve">villain, __./story__</w:t>
+            </w:r>
+          </w:p>
+          <w:p>
+            <w:pPr>
+              <w:spacing w:after="0"/>
+            </w:pPr>
+            <w:r>
+              <w:rPr>
+                <w:rFonts w:ascii="Consolas" w:cs="Consolas" w:eastAsia="Consolas" w:hAnsi="Consolas"/>
+                <w:sz w:val="19"/>
+                <w:szCs w:val="19"/>
+              </w:rPr>
+              <w:t xml:space="preserve">the end.</w:t>
+            </w:r>
+          </w:p>
+          <w:p>
+            <w:pPr>
+              <w:spacing w:after="0"/>
+            </w:pPr>
+            <w:r>
+              <w:rPr>
+                <w:rFonts w:ascii="Consolas" w:cs="Consolas" w:eastAsia="Consolas" w:hAnsi="Consolas"/>
+                <w:sz w:val="19"/>
+                <w:szCs w:val="19"/>
+              </w:rPr>
+              <w:t xml:space="preserve"/>
+            </w:r>
+          </w:p>
+          <w:p>
+            <w:pPr>
+              <w:spacing w:after="0"/>
+            </w:pPr>
+            <w:r>
+              <w:rPr>
+                <w:rFonts w:ascii="Consolas" w:cs="Consolas" w:eastAsia="Consolas" w:hAnsi="Consolas"/>
+                <w:sz w:val="19"/>
+                <w:szCs w:val="19"/>
+              </w:rPr>
+              <w:t xml:space="preserve">__story__  -&gt;  hero, villain, the end.  /  villain, the end.  /  the end.</w:t>
+            </w:r>
+          </w:p>
+        </w:tc>
+      </w:tr>
+    </w:tbl>
+    <w:p>
+      <w:pPr>
+        <w:spacing w:after="60"/>
+      </w:pPr>
+    </w:p>
+    <w:p>
+      <w:pPr>
+        <w:pStyle w:val="Heading2"/>
+      </w:pPr>
+      <w:r>
+        <w:t xml:space="preserve">Example layout</w:t>
+      </w:r>
+    </w:p>
+    <w:p>
+      <w:pPr>
+        <w:spacing w:after="100"/>
+      </w:pPr>
+      <w:r>
+        <w:t xml:space="preserve">Shipped in </w:t>
+      </w:r>
+      <w:r>
+        <w:rPr>
+          <w:rFonts w:ascii="Consolas" w:cs="Consolas" w:eastAsia="Consolas" w:hAnsi="Consolas"/>
+          <w:color w:val="7A1F5C"/>
+          <w:sz w:val="19"/>
+          <w:szCs w:val="19"/>
+        </w:rPr>
+        <w:t xml:space="preserve">wildcard_examples/example/portrait/</w:t>
+      </w:r>
+      <w:r>
+        <w:t xml:space="preserve">; call it with </w:t>
+      </w:r>
+      <w:r>
+        <w:rPr>
+          <w:rFonts w:ascii="Consolas" w:cs="Consolas" w:eastAsia="Consolas" w:hAnsi="Consolas"/>
+          <w:color w:val="7A1F5C"/>
+          <w:sz w:val="19"/>
+          <w:szCs w:val="19"/>
+        </w:rPr>
+        <w:t xml:space="preserve">__example/portrait/portrait__</w:t>
+      </w:r>
+      <w:r>
+        <w:t xml:space="preserve">.</w:t>
+      </w:r>
+    </w:p>
+    <w:tbl>
+      <w:tblPr>
+        <w:tblW w:type="dxa" w:w="9360"/>
+      </w:tblPr>
+      <w:tblGrid>
+        <w:gridCol w:w="9360"/>
+      </w:tblGrid>
+      <w:tr>
+        <w:trPr>
+          <w:cantSplit/>
+        </w:trPr>
+        <w:tc>
+          <w:tcPr>
+            <w:tcW w:type="dxa" w:w="9360"/>
+            <w:tcBorders>
+              <w:top w:val="single" w:color="BFBFBF" w:sz="4"/>
+              <w:left w:val="single" w:color="BFBFBF" w:sz="4"/>
+              <w:bottom w:val="single" w:color="BFBFBF" w:sz="4"/>
+              <w:right w:val="single" w:color="BFBFBF" w:sz="4"/>
+            </w:tcBorders>
+            <w:shd w:fill="F3F1F8" w:color="auto" w:val="clear"/>
+            <w:tcMar>
+              <w:top w:type="dxa" w:w="60"/>
+              <w:left w:type="dxa" w:w="110"/>
+              <w:bottom w:type="dxa" w:w="60"/>
+              <w:right w:type="dxa" w:w="110"/>
+            </w:tcMar>
+          </w:tcPr>
+          <w:p>
+            <w:pPr>
+              <w:spacing w:after="0"/>
+            </w:pPr>
+            <w:r>
+              <w:rPr>
+                <w:rFonts w:ascii="Consolas" w:cs="Consolas" w:eastAsia="Consolas" w:hAnsi="Consolas"/>
+                <w:sz w:val="19"/>
+                <w:szCs w:val="19"/>
+              </w:rPr>
+              <w:t xml:space="preserve">example/scene.txt</w:t>
+            </w:r>
+          </w:p>
+          <w:p>
+            <w:pPr>
+              <w:spacing w:after="0"/>
+            </w:pPr>
+            <w:r>
+              <w:rPr>
+                <w:rFonts w:ascii="Consolas" w:cs="Consolas" w:eastAsia="Consolas" w:hAnsi="Consolas"/>
+                <w:sz w:val="19"/>
+                <w:szCs w:val="19"/>
+              </w:rPr>
+              <w:t xml:space="preserve">example/portrait/portrait.txt   a portrait of someone with __./face__, __./outfit/__, __../scene__</w:t>
+            </w:r>
+          </w:p>
+          <w:p>
+            <w:pPr>
+              <w:spacing w:after="0"/>
+            </w:pPr>
+            <w:r>
+              <w:rPr>
+                <w:rFonts w:ascii="Consolas" w:cs="Consolas" w:eastAsia="Consolas" w:hAnsi="Consolas"/>
+                <w:sz w:val="19"/>
+                <w:szCs w:val="19"/>
+              </w:rPr>
+              <w:t xml:space="preserve">example/portrait/face.txt</w:t>
+            </w:r>
+          </w:p>
+          <w:p>
+            <w:pPr>
+              <w:spacing w:after="0"/>
+            </w:pPr>
+            <w:r>
+              <w:rPr>
+                <w:rFonts w:ascii="Consolas" w:cs="Consolas" w:eastAsia="Consolas" w:hAnsi="Consolas"/>
+                <w:sz w:val="19"/>
+                <w:szCs w:val="19"/>
+              </w:rPr>
+              <w:t xml:space="preserve">example/portrait/outfit/casual.txt</w:t>
+            </w:r>
+          </w:p>
+          <w:p>
+            <w:pPr>
+              <w:spacing w:after="0"/>
+            </w:pPr>
+            <w:r>
+              <w:rPr>
+                <w:rFonts w:ascii="Consolas" w:cs="Consolas" w:eastAsia="Consolas" w:hAnsi="Consolas"/>
+                <w:sz w:val="19"/>
+                <w:szCs w:val="19"/>
+              </w:rPr>
+              <w:t xml:space="preserve">example/portrait/outfit/formal.txt</w:t>
+            </w:r>
+          </w:p>
+        </w:tc>
+      </w:tr>
+    </w:tbl>
+    <w:p>
+      <w:pPr>
+        <w:spacing w:after="60"/>
+      </w:pPr>
+    </w:p>
+    <w:p>
+      <w:pPr>
+        <w:pStyle w:val="Heading1"/>
+      </w:pPr>
+      <w:r>
+        <w:t xml:space="preserve">Switches</w:t>
+      </w:r>
+    </w:p>
+    <w:p>
+      <w:pPr>
+        <w:keepNext/>
+        <w:spacing w:after="100"/>
+      </w:pPr>
+      <w:r>
+        <w:t xml:space="preserve">A switch stores a number; every </w:t>
+      </w:r>
+      <w:r>
+        <w:rPr>
+          <w:rFonts w:ascii="Consolas" w:cs="Consolas" w:eastAsia="Consolas" w:hAnsi="Consolas"/>
+          <w:color w:val="7A1F5C"/>
+          <w:sz w:val="19"/>
+          <w:szCs w:val="19"/>
+        </w:rPr>
+        <w:t xml:space="preserve">{&amp;name:...}</w:t>
+      </w:r>
+      <w:r>
+        <w:t xml:space="preserve"> group picks that option (counting from 1), so separate groups stay consistent.</w:t>
       </w:r>
     </w:p>
     <w:tbl>
@@ -1914,7 +2242,7 @@
                 <w:bCs/>
                 <w:color w:val="FFFFFF"/>
               </w:rPr>
-              <w:t xml:space="preserve">Where</w:t>
+              <w:t xml:space="preserve">Syntax</w:t>
             </w:r>
           </w:p>
         </w:tc>
@@ -1945,7 +2273,7 @@
                 <w:bCs/>
                 <w:color w:val="FFFFFF"/>
               </w:rPr>
-              <w:t xml:space="preserve">Text</w:t>
+              <w:t xml:space="preserve">Result</w:t>
             </w:r>
           </w:p>
         </w:tc>
@@ -1981,7 +2309,7 @@
                 <w:sz w:val="19"/>
                 <w:szCs w:val="19"/>
               </w:rPr>
-              <w:t xml:space="preserve">switches box</w:t>
+              <w:t xml:space="preserve">{&amp;gend=2}</w:t>
             </w:r>
           </w:p>
         </w:tc>
@@ -2007,13 +2335,7 @@
               <w:spacing w:after="20"/>
             </w:pPr>
             <w:r>
-              <w:rPr>
-                <w:rFonts w:ascii="Consolas" w:cs="Consolas" w:eastAsia="Consolas" w:hAnsi="Consolas"/>
-                <w:color w:val="7A1F5C"/>
-                <w:sz w:val="19"/>
-                <w:szCs w:val="19"/>
-              </w:rPr>
-              <w:t xml:space="preserve">{&amp;gend=2}{&amp;hair=4}</w:t>
+              <w:t xml:space="preserve">Define switch gend = 2. Removed from the output; can sit anywhere in the text.</w:t>
             </w:r>
           </w:p>
         </w:tc>
@@ -2049,7 +2371,7 @@
                 <w:sz w:val="19"/>
                 <w:szCs w:val="19"/>
               </w:rPr>
-              <w:t xml:space="preserve">prompt</w:t>
+              <w:t xml:space="preserve">{&amp;gend={1|2}}</w:t>
             </w:r>
           </w:p>
         </w:tc>
@@ -2075,13 +2397,7 @@
               <w:spacing w:after="20"/>
             </w:pPr>
             <w:r>
-              <w:rPr>
-                <w:rFonts w:ascii="Consolas" w:cs="Consolas" w:eastAsia="Consolas" w:hAnsi="Consolas"/>
-                <w:color w:val="7A1F5C"/>
-                <w:sz w:val="19"/>
-                <w:szCs w:val="19"/>
-              </w:rPr>
-              <w:t xml:space="preserve">{&amp;gend=1}1{&amp;gend:boy|girl}, {&amp;hair:black|blond|brown|red} hair</w:t>
+              <w:t xml:space="preserve">Random value, picked once per run, the same in every group</w:t>
             </w:r>
           </w:p>
         </w:tc>
@@ -2117,7 +2433,7 @@
                 <w:sz w:val="19"/>
                 <w:szCs w:val="19"/>
               </w:rPr>
-              <w:t xml:space="preserve">output</w:t>
+              <w:t xml:space="preserve">{&amp;gend={-::1^2}}</w:t>
             </w:r>
           </w:p>
         </w:tc>
@@ -2143,13 +2459,131 @@
               <w:spacing w:after="20"/>
             </w:pPr>
             <w:r>
-              <w:rPr>
-                <w:rFonts w:ascii="Consolas" w:cs="Consolas" w:eastAsia="Consolas" w:hAnsi="Consolas"/>
-                <w:color w:val="7A1F5C"/>
-                <w:sz w:val="19"/>
-                <w:szCs w:val="19"/>
-              </w:rPr>
-              <w:t xml:space="preserve">1girl, red hair</w:t>
+              <w:t xml:space="preserve">Alternates 1, 2, 1, … across runs</w:t>
+            </w:r>
+          </w:p>
+        </w:tc>
+      </w:tr>
+      <w:tr>
+        <w:trPr>
+          <w:cantSplit/>
+        </w:trPr>
+        <w:tc>
+          <w:tcPr>
+            <w:tcW w:type="dxa" w:w="3400"/>
+            <w:tcBorders>
+              <w:top w:val="single" w:color="BFBFBF" w:sz="4"/>
+              <w:left w:val="single" w:color="BFBFBF" w:sz="4"/>
+              <w:bottom w:val="single" w:color="BFBFBF" w:sz="4"/>
+              <w:right w:val="single" w:color="BFBFBF" w:sz="4"/>
+            </w:tcBorders>
+            <w:shd w:fill="F3F1F8" w:color="auto" w:val="clear"/>
+            <w:tcMar>
+              <w:top w:type="dxa" w:w="60"/>
+              <w:left w:type="dxa" w:w="110"/>
+              <w:bottom w:type="dxa" w:w="60"/>
+              <w:right w:type="dxa" w:w="110"/>
+            </w:tcMar>
+          </w:tcPr>
+          <w:p>
+            <w:pPr>
+              <w:spacing w:after="20"/>
+            </w:pPr>
+            <w:r>
+              <w:rPr>
+                <w:rFonts w:ascii="Consolas" w:cs="Consolas" w:eastAsia="Consolas" w:hAnsi="Consolas"/>
+                <w:sz w:val="19"/>
+                <w:szCs w:val="19"/>
+              </w:rPr>
+              <w:t xml:space="preserve">{&amp;gend:him|her}</w:t>
+            </w:r>
+          </w:p>
+        </w:tc>
+        <w:tc>
+          <w:tcPr>
+            <w:tcW w:type="dxa" w:w="5960"/>
+            <w:tcBorders>
+              <w:top w:val="single" w:color="BFBFBF" w:sz="4"/>
+              <w:left w:val="single" w:color="BFBFBF" w:sz="4"/>
+              <w:bottom w:val="single" w:color="BFBFBF" w:sz="4"/>
+              <w:right w:val="single" w:color="BFBFBF" w:sz="4"/>
+            </w:tcBorders>
+            <w:shd w:fill="F3F1F8" w:color="auto" w:val="clear"/>
+            <w:tcMar>
+              <w:top w:type="dxa" w:w="60"/>
+              <w:left w:type="dxa" w:w="110"/>
+              <w:bottom w:type="dxa" w:w="60"/>
+              <w:right w:type="dxa" w:w="110"/>
+            </w:tcMar>
+          </w:tcPr>
+          <w:p>
+            <w:pPr>
+              <w:spacing w:after="20"/>
+            </w:pPr>
+            <w:r>
+              <w:t xml:space="preserve">Option 2 → "her"</w:t>
+            </w:r>
+          </w:p>
+        </w:tc>
+      </w:tr>
+      <w:tr>
+        <w:trPr>
+          <w:cantSplit/>
+        </w:trPr>
+        <w:tc>
+          <w:tcPr>
+            <w:tcW w:type="dxa" w:w="3400"/>
+            <w:tcBorders>
+              <w:top w:val="single" w:color="BFBFBF" w:sz="4"/>
+              <w:left w:val="single" w:color="BFBFBF" w:sz="4"/>
+              <w:bottom w:val="single" w:color="BFBFBF" w:sz="4"/>
+              <w:right w:val="single" w:color="BFBFBF" w:sz="4"/>
+            </w:tcBorders>
+            <w:shd w:fill="FFFFFF" w:color="auto" w:val="clear"/>
+            <w:tcMar>
+              <w:top w:type="dxa" w:w="60"/>
+              <w:left w:type="dxa" w:w="110"/>
+              <w:bottom w:type="dxa" w:w="60"/>
+              <w:right w:type="dxa" w:w="110"/>
+            </w:tcMar>
+          </w:tcPr>
+          <w:p>
+            <w:pPr>
+              <w:spacing w:after="20"/>
+            </w:pPr>
+            <w:r>
+              <w:rPr>
+                <w:rFonts w:ascii="Consolas" w:cs="Consolas" w:eastAsia="Consolas" w:hAnsi="Consolas"/>
+                <w:sz w:val="19"/>
+                <w:szCs w:val="19"/>
+              </w:rPr>
+              <w:t xml:space="preserve">{&amp;gend:{his|their}|her}</w:t>
+            </w:r>
+          </w:p>
+        </w:tc>
+        <w:tc>
+          <w:tcPr>
+            <w:tcW w:type="dxa" w:w="5960"/>
+            <w:tcBorders>
+              <w:top w:val="single" w:color="BFBFBF" w:sz="4"/>
+              <w:left w:val="single" w:color="BFBFBF" w:sz="4"/>
+              <w:bottom w:val="single" w:color="BFBFBF" w:sz="4"/>
+              <w:right w:val="single" w:color="BFBFBF" w:sz="4"/>
+            </w:tcBorders>
+            <w:shd w:fill="FFFFFF" w:color="auto" w:val="clear"/>
+            <w:tcMar>
+              <w:top w:type="dxa" w:w="60"/>
+              <w:left w:type="dxa" w:w="110"/>
+              <w:bottom w:type="dxa" w:w="60"/>
+              <w:right w:type="dxa" w:w="110"/>
+            </w:tcMar>
+          </w:tcPr>
+          <w:p>
+            <w:pPr>
+              <w:spacing w:after="20"/>
+            </w:pPr>
+            <w:r>
+              <w:t xml:space="preserve">Nested groups inside an option still work</w:t>
             </w:r>
           </w:p>
         </w:tc>
@@ -2162,19 +2596,188 @@
     </w:p>
     <w:p>
       <w:pPr>
-        <w:pStyle w:val="Heading1"/>
-      </w:pPr>
-      <w:r>
-        <w:t xml:space="preserve">Overrides</w:t>
-      </w:r>
-    </w:p>
-    <w:p>
-      <w:pPr>
-        <w:keepNext/>
-        <w:spacing w:after="100"/>
-      </w:pPr>
-      <w:r>
-        <w:t xml:space="preserve">An override beats every ordinary definition of the same name — in the prompt or inside any wildcard file — wherever it sits.</w:t>
+        <w:pStyle w:val="Heading2"/>
+      </w:pPr>
+      <w:r>
+        <w:t xml:space="preserve">switches box (on the node)</w:t>
+      </w:r>
+    </w:p>
+    <w:p>
+      <w:pPr>
+        <w:pStyle w:val="ListParagraph"/>
+        <w:numPr>
+          <w:ilvl w:val="0"/>
+          <w:numId w:val="2"/>
+        </w:numPr>
+        <w:spacing w:after="60"/>
+      </w:pPr>
+      <w:r>
+        <w:t xml:space="preserve">Accepts </w:t>
+      </w:r>
+      <w:r>
+        <w:rPr>
+          <w:rFonts w:ascii="Consolas" w:cs="Consolas" w:eastAsia="Consolas" w:hAnsi="Consolas"/>
+          <w:color w:val="7A1F5C"/>
+          <w:sz w:val="19"/>
+          <w:szCs w:val="19"/>
+        </w:rPr>
+        <w:t xml:space="preserve">gend=2, hair=4</w:t>
+      </w:r>
+      <w:r>
+        <w:t xml:space="preserve">, </w:t>
+      </w:r>
+      <w:r>
+        <w:rPr>
+          <w:rFonts w:ascii="Consolas" w:cs="Consolas" w:eastAsia="Consolas" w:hAnsi="Consolas"/>
+          <w:color w:val="7A1F5C"/>
+          <w:sz w:val="19"/>
+          <w:szCs w:val="19"/>
+        </w:rPr>
+        <w:t xml:space="preserve">{&amp;gend=2}{&amp;hair=4}</w:t>
+      </w:r>
+      <w:r>
+        <w:t xml:space="preserve">, or any mix (commas or new lines).</w:t>
+      </w:r>
+    </w:p>
+    <w:p>
+      <w:pPr>
+        <w:pStyle w:val="ListParagraph"/>
+        <w:numPr>
+          <w:ilvl w:val="0"/>
+          <w:numId w:val="2"/>
+        </w:numPr>
+        <w:spacing w:after="60"/>
+      </w:pPr>
+      <w:r>
+        <w:t xml:space="preserve">Overrides same-named definitions in the prompt. Connect one text node to several processors to keep them all in agreement.</w:t>
+      </w:r>
+    </w:p>
+    <w:p>
+      <w:pPr>
+        <w:pStyle w:val="ListParagraph"/>
+        <w:numPr>
+          <w:ilvl w:val="0"/>
+          <w:numId w:val="2"/>
+        </w:numPr>
+        <w:spacing w:after="60"/>
+      </w:pPr>
+      <w:r>
+        <w:t xml:space="preserve">Typed, or connected from a Primitive / plain text node: resolved when you press Run. Connected from a node that computes text: resolved when the node executes (populated_text still shows the groups; the fallback and its warning also happen then).</w:t>
+      </w:r>
+    </w:p>
+    <w:p>
+      <w:pPr>
+        <w:pStyle w:val="Heading2"/>
+      </w:pPr>
+      <w:r>
+        <w:t xml:space="preserve">Rules</w:t>
+      </w:r>
+    </w:p>
+    <w:p>
+      <w:pPr>
+        <w:pStyle w:val="ListParagraph"/>
+        <w:numPr>
+          <w:ilvl w:val="0"/>
+          <w:numId w:val="2"/>
+        </w:numPr>
+        <w:spacing w:after="60"/>
+      </w:pPr>
+      <w:r>
+        <w:t xml:space="preserve">Out of range (including 0) → last option, with a warning.</w:t>
+      </w:r>
+    </w:p>
+    <w:p>
+      <w:pPr>
+        <w:pStyle w:val="ListParagraph"/>
+        <w:numPr>
+          <w:ilvl w:val="0"/>
+          <w:numId w:val="2"/>
+        </w:numPr>
+        <w:spacing w:after="60"/>
+      </w:pPr>
+      <w:r>
+        <w:t xml:space="preserve">Undefined name or non-number value → one random option is picked for that name (using the first group's </w:t>
+      </w:r>
+      <w:r>
+        <w:rPr>
+          <w:rFonts w:ascii="Consolas" w:cs="Consolas" w:eastAsia="Consolas" w:hAnsi="Consolas"/>
+          <w:color w:val="7A1F5C"/>
+          <w:sz w:val="19"/>
+          <w:szCs w:val="19"/>
+        </w:rPr>
+        <w:t xml:space="preserve">N::</w:t>
+      </w:r>
+      <w:r>
+        <w:t xml:space="preserve"> weights) and every group with that name uses it, so they stay consistent. A warning is logged when you press Run, so you can cancel before generating.</w:t>
+      </w:r>
+    </w:p>
+    <w:p>
+      <w:pPr>
+        <w:pStyle w:val="ListParagraph"/>
+        <w:numPr>
+          <w:ilvl w:val="0"/>
+          <w:numId w:val="2"/>
+        </w:numPr>
+        <w:spacing w:after="60"/>
+      </w:pPr>
+      <w:r>
+        <w:t xml:space="preserve">No count (</w:t>
+      </w:r>
+      <w:r>
+        <w:rPr>
+          <w:rFonts w:ascii="Consolas" w:cs="Consolas" w:eastAsia="Consolas" w:hAnsi="Consolas"/>
+          <w:color w:val="7A1F5C"/>
+          <w:sz w:val="19"/>
+          <w:szCs w:val="19"/>
+        </w:rPr>
+        <w:t xml:space="preserve">2$$</w:t>
+      </w:r>
+      <w:r>
+        <w:t xml:space="preserve">) or </w:t>
+      </w:r>
+      <w:r>
+        <w:rPr>
+          <w:rFonts w:ascii="Consolas" w:cs="Consolas" w:eastAsia="Consolas" w:hAnsi="Consolas"/>
+          <w:color w:val="7A1F5C"/>
+          <w:sz w:val="19"/>
+          <w:szCs w:val="19"/>
+        </w:rPr>
+        <w:t xml:space="preserve">-::</w:t>
+      </w:r>
+      <w:r>
+        <w:t xml:space="preserve"> / </w:t>
+      </w:r>
+      <w:r>
+        <w:rPr>
+          <w:rFonts w:ascii="Consolas" w:cs="Consolas" w:eastAsia="Consolas" w:hAnsi="Consolas"/>
+          <w:color w:val="7A1F5C"/>
+          <w:sz w:val="19"/>
+          <w:szCs w:val="19"/>
+        </w:rPr>
+        <w:t xml:space="preserve">+::</w:t>
+      </w:r>
+      <w:r>
+        <w:t xml:space="preserve"> prefix inside a switch group; </w:t>
+      </w:r>
+      <w:r>
+        <w:rPr>
+          <w:rFonts w:ascii="Consolas" w:cs="Consolas" w:eastAsia="Consolas" w:hAnsi="Consolas"/>
+          <w:color w:val="7A1F5C"/>
+          <w:sz w:val="19"/>
+          <w:szCs w:val="19"/>
+        </w:rPr>
+        <w:t xml:space="preserve">N::</w:t>
+      </w:r>
+      <w:r>
+        <w:t xml:space="preserve"> weights are ignored when the switch is defined.</w:t>
+      </w:r>
+    </w:p>
+    <w:p>
+      <w:pPr>
+        <w:pStyle w:val="Heading2"/>
+      </w:pPr>
+      <w:r>
+        <w:t xml:space="preserve">Example</w:t>
       </w:r>
     </w:p>
     <w:tbl>
@@ -2224,7 +2827,7 @@
                 <w:bCs/>
                 <w:color w:val="FFFFFF"/>
               </w:rPr>
-              <w:t xml:space="preserve">Syntax</w:t>
+              <w:t xml:space="preserve">Where</w:t>
             </w:r>
           </w:p>
         </w:tc>
@@ -2255,7 +2858,7 @@
                 <w:bCs/>
                 <w:color w:val="FFFFFF"/>
               </w:rPr>
-              <w:t xml:space="preserve">Result</w:t>
+              <w:t xml:space="preserve">Text</w:t>
             </w:r>
           </w:p>
         </w:tc>
@@ -2291,7 +2894,7 @@
                 <w:sz w:val="19"/>
                 <w:szCs w:val="19"/>
               </w:rPr>
-              <w:t xml:space="preserve">{@!fcolor1=@fcolor2}</w:t>
+              <w:t xml:space="preserve">switches box</w:t>
             </w:r>
           </w:p>
         </w:tc>
@@ -2317,7 +2920,13 @@
               <w:spacing w:after="20"/>
             </w:pPr>
             <w:r>
-              <w:t xml:space="preserve">Variable override: fcolor1 takes fcolor2's value, even when a wildcard file defines both. Resolved when fcolor1 is used, so it can point at variables defined in files.</w:t>
+              <w:rPr>
+                <w:rFonts w:ascii="Consolas" w:cs="Consolas" w:eastAsia="Consolas" w:hAnsi="Consolas"/>
+                <w:color w:val="7A1F5C"/>
+                <w:sz w:val="19"/>
+                <w:szCs w:val="19"/>
+              </w:rPr>
+              <w:t xml:space="preserve">{&amp;gend=2}{&amp;hair=4}</w:t>
             </w:r>
           </w:p>
         </w:tc>
@@ -2353,7 +2962,7 @@
                 <w:sz w:val="19"/>
                 <w:szCs w:val="19"/>
               </w:rPr>
-              <w:t xml:space="preserve">{@!fcolor1={teal|olive}}</w:t>
+              <w:t xml:space="preserve">prompt</w:t>
             </w:r>
           </w:p>
         </w:tc>
@@ -2379,7 +2988,13 @@
               <w:spacing w:after="20"/>
             </w:pPr>
             <w:r>
-              <w:t xml:space="preserve">Any variable value works: text, {a|b}, __file__, #a</w:t>
+              <w:rPr>
+                <w:rFonts w:ascii="Consolas" w:cs="Consolas" w:eastAsia="Consolas" w:hAnsi="Consolas"/>
+                <w:color w:val="7A1F5C"/>
+                <w:sz w:val="19"/>
+                <w:szCs w:val="19"/>
+              </w:rPr>
+              <w:t xml:space="preserve">{&amp;gend=1}1{&amp;gend:boy|girl}, {&amp;hair:black|blond|brown|red} hair</w:t>
             </w:r>
           </w:p>
         </w:tc>
@@ -2415,7 +3030,7 @@
                 <w:sz w:val="19"/>
                 <w:szCs w:val="19"/>
               </w:rPr>
-              <w:t xml:space="preserve">{&amp;!gend=2}</w:t>
+              <w:t xml:space="preserve">output</w:t>
             </w:r>
           </w:p>
         </w:tc>
@@ -2441,7 +3056,13 @@
               <w:spacing w:after="20"/>
             </w:pPr>
             <w:r>
-              <w:t xml:space="preserve">Switch override: beats {&amp;gend=...} in the prompt or in files</w:t>
+              <w:rPr>
+                <w:rFonts w:ascii="Consolas" w:cs="Consolas" w:eastAsia="Consolas" w:hAnsi="Consolas"/>
+                <w:color w:val="7A1F5C"/>
+                <w:sz w:val="19"/>
+                <w:szCs w:val="19"/>
+              </w:rPr>
+              <w:t xml:space="preserve">1girl, red hair</w:t>
             </w:r>
           </w:p>
         </w:tc>
@@ -2454,52 +3075,19 @@
     </w:p>
     <w:p>
       <w:pPr>
-        <w:pStyle w:val="ListParagraph"/>
-        <w:numPr>
-          <w:ilvl w:val="0"/>
-          <w:numId w:val="2"/>
-        </w:numPr>
-        <w:spacing w:after="60"/>
-      </w:pPr>
-      <w:r>
-        <w:t xml:space="preserve">Switch priority: switches box &gt; </w:t>
-      </w:r>
-      <w:r>
-        <w:rPr>
-          <w:rFonts w:ascii="Consolas" w:cs="Consolas" w:eastAsia="Consolas" w:hAnsi="Consolas"/>
-          <w:color w:val="7A1F5C"/>
-          <w:sz w:val="19"/>
-          <w:szCs w:val="19"/>
-        </w:rPr>
-        <w:t xml:space="preserve">{&amp;!...}</w:t>
-      </w:r>
-      <w:r>
-        <w:t xml:space="preserve"> &gt; </w:t>
-      </w:r>
-      <w:r>
-        <w:rPr>
-          <w:rFonts w:ascii="Consolas" w:cs="Consolas" w:eastAsia="Consolas" w:hAnsi="Consolas"/>
-          <w:color w:val="7A1F5C"/>
-          <w:sz w:val="19"/>
-          <w:szCs w:val="19"/>
-        </w:rPr>
-        <w:t xml:space="preserve">{&amp;...}</w:t>
-      </w:r>
-      <w:r>
-        <w:t xml:space="preserve">.</w:t>
-      </w:r>
-    </w:p>
-    <w:p>
-      <w:pPr>
-        <w:pStyle w:val="ListParagraph"/>
-        <w:numPr>
-          <w:ilvl w:val="0"/>
-          <w:numId w:val="2"/>
-        </w:numPr>
-        <w:spacing w:after="60"/>
-      </w:pPr>
-      <w:r>
-        <w:t xml:space="preserve">The same override defined twice: the later one wins (with a warning). A reference to a variable that is never defined is left as-is.</w:t>
+        <w:pStyle w:val="Heading1"/>
+      </w:pPr>
+      <w:r>
+        <w:t xml:space="preserve">Overrides</w:t>
+      </w:r>
+    </w:p>
+    <w:p>
+      <w:pPr>
+        <w:keepNext/>
+        <w:spacing w:after="100"/>
+      </w:pPr>
+      <w:r>
+        <w:t xml:space="preserve">An override beats every ordinary definition of the same name — in the prompt or inside any wildcard file — wherever it sits.</w:t>
       </w:r>
     </w:p>
     <w:tbl>
@@ -2549,7 +3137,7 @@
                 <w:bCs/>
                 <w:color w:val="FFFFFF"/>
               </w:rPr>
-              <w:t xml:space="preserve">Where</w:t>
+              <w:t xml:space="preserve">Syntax</w:t>
             </w:r>
           </w:p>
         </w:tc>
@@ -2580,7 +3168,7 @@
                 <w:bCs/>
                 <w:color w:val="FFFFFF"/>
               </w:rPr>
-              <w:t xml:space="preserve">Text</w:t>
+              <w:t xml:space="preserve">Result</w:t>
             </w:r>
           </w:p>
         </w:tc>
@@ -2616,7 +3204,7 @@
                 <w:sz w:val="19"/>
                 <w:szCs w:val="19"/>
               </w:rPr>
-              <w:t xml:space="preserve">file</w:t>
+              <w:t xml:space="preserve">{@!fcolor1=@fcolor2}</w:t>
             </w:r>
           </w:p>
         </w:tc>
@@ -2642,13 +3230,7 @@
               <w:spacing w:after="20"/>
             </w:pPr>
             <w:r>
-              <w:rPr>
-                <w:rFonts w:ascii="Consolas" w:cs="Consolas" w:eastAsia="Consolas" w:hAnsi="Consolas"/>
-                <w:color w:val="7A1F5C"/>
-                <w:sz w:val="19"/>
-                <w:szCs w:val="19"/>
-              </w:rPr>
-              <w:t xml:space="preserve">{@fcolor1={blue|navy}}{@fcolor2={red|crimson|scarlet}}a {@fcolor1} shirt with {@fcolor2} trim</w:t>
+              <w:t xml:space="preserve">Variable override: fcolor1 takes fcolor2's value, even when a wildcard file defines both. Resolved when fcolor1 is used, so it can point at variables defined in files.</w:t>
             </w:r>
           </w:p>
         </w:tc>
@@ -2684,7 +3266,7 @@
                 <w:sz w:val="19"/>
                 <w:szCs w:val="19"/>
               </w:rPr>
-              <w:t xml:space="preserve">prompt</w:t>
+              <w:t xml:space="preserve">{@!fcolor1={teal|olive}}</w:t>
             </w:r>
           </w:p>
         </w:tc>
@@ -2710,13 +3292,7 @@
               <w:spacing w:after="20"/>
             </w:pPr>
             <w:r>
-              <w:rPr>
-                <w:rFonts w:ascii="Consolas" w:cs="Consolas" w:eastAsia="Consolas" w:hAnsi="Consolas"/>
-                <w:color w:val="7A1F5C"/>
-                <w:sz w:val="19"/>
-                <w:szCs w:val="19"/>
-              </w:rPr>
-              <w:t xml:space="preserve">{@!fcolor1=@fcolor2} __outfit__</w:t>
+              <w:t xml:space="preserve">Any variable value works: text, {a|b}, __file__, #a</w:t>
             </w:r>
           </w:p>
         </w:tc>
@@ -2752,7 +3328,7 @@
                 <w:sz w:val="19"/>
                 <w:szCs w:val="19"/>
               </w:rPr>
-              <w:t xml:space="preserve">output</w:t>
+              <w:t xml:space="preserve">{&amp;!gend=2}</w:t>
             </w:r>
           </w:p>
         </w:tc>
@@ -2778,13 +3354,7 @@
               <w:spacing w:after="20"/>
             </w:pPr>
             <w:r>
-              <w:rPr>
-                <w:rFonts w:ascii="Consolas" w:cs="Consolas" w:eastAsia="Consolas" w:hAnsi="Consolas"/>
-                <w:color w:val="7A1F5C"/>
-                <w:sz w:val="19"/>
-                <w:szCs w:val="19"/>
-              </w:rPr>
-              <w:t xml:space="preserve">a red shirt with red trim</w:t>
+              <w:t xml:space="preserve">Switch override: beats {&amp;gend=...} in the prompt or in files</w:t>
             </w:r>
           </w:p>
         </w:tc>
@@ -2797,19 +3367,15 @@
     </w:p>
     <w:p>
       <w:pPr>
-        <w:pStyle w:val="Heading1"/>
-      </w:pPr>
-      <w:r>
-        <w:t xml:space="preserve">Text replacement</w:t>
-      </w:r>
-    </w:p>
-    <w:p>
-      <w:pPr>
-        <w:keepNext/>
-        <w:spacing w:after="100"/>
-      </w:pPr>
-      <w:r>
-        <w:t xml:space="preserve">Runs last, after all wildcards, variables, switches and cycles. Whole words / phrases only ("there" is never touched by </w:t>
+        <w:pStyle w:val="ListParagraph"/>
+        <w:numPr>
+          <w:ilvl w:val="0"/>
+          <w:numId w:val="2"/>
+        </w:numPr>
+        <w:spacing w:after="60"/>
+      </w:pPr>
+      <w:r>
+        <w:t xml:space="preserve">Switch priority: switches box &gt; </w:t>
       </w:r>
       <w:r>
         <w:rPr>
@@ -2818,10 +3384,35 @@
           <w:sz w:val="19"/>
           <w:szCs w:val="19"/>
         </w:rPr>
-        <w:t xml:space="preserve">her</w:t>
-      </w:r>
-      <w:r>
-        <w:t xml:space="preserve">). All replacements happen in one pass, so swaps work and nothing is replaced twice.</w:t>
+        <w:t xml:space="preserve">{&amp;!...}</w:t>
+      </w:r>
+      <w:r>
+        <w:t xml:space="preserve"> &gt; </w:t>
+      </w:r>
+      <w:r>
+        <w:rPr>
+          <w:rFonts w:ascii="Consolas" w:cs="Consolas" w:eastAsia="Consolas" w:hAnsi="Consolas"/>
+          <w:color w:val="7A1F5C"/>
+          <w:sz w:val="19"/>
+          <w:szCs w:val="19"/>
+        </w:rPr>
+        <w:t xml:space="preserve">{&amp;...}</w:t>
+      </w:r>
+      <w:r>
+        <w:t xml:space="preserve">.</w:t>
+      </w:r>
+    </w:p>
+    <w:p>
+      <w:pPr>
+        <w:pStyle w:val="ListParagraph"/>
+        <w:numPr>
+          <w:ilvl w:val="0"/>
+          <w:numId w:val="2"/>
+        </w:numPr>
+        <w:spacing w:after="60"/>
+      </w:pPr>
+      <w:r>
+        <w:t xml:space="preserve">The same override defined twice: the later one wins (with a warning). A reference to a variable that is never defined is left as-is.</w:t>
       </w:r>
     </w:p>
     <w:tbl>
@@ -2871,7 +3462,7 @@
                 <w:bCs/>
                 <w:color w:val="FFFFFF"/>
               </w:rPr>
-              <w:t xml:space="preserve">Syntax</w:t>
+              <w:t xml:space="preserve">Where</w:t>
             </w:r>
           </w:p>
         </w:tc>
@@ -2902,7 +3493,7 @@
                 <w:bCs/>
                 <w:color w:val="FFFFFF"/>
               </w:rPr>
-              <w:t xml:space="preserve">Result</w:t>
+              <w:t xml:space="preserve">Text</w:t>
             </w:r>
           </w:p>
         </w:tc>
@@ -2938,7 +3529,7 @@
                 <w:sz w:val="19"/>
                 <w:szCs w:val="19"/>
               </w:rPr>
-              <w:t xml:space="preserve">{!she=he}</w:t>
+              <w:t xml:space="preserve">file</w:t>
             </w:r>
           </w:p>
         </w:tc>
@@ -2964,7 +3555,13 @@
               <w:spacing w:after="20"/>
             </w:pPr>
             <w:r>
-              <w:t xml:space="preserve">Any case matches; the case follows the replaced text: she → he, She → He, SHE → HE</w:t>
+              <w:rPr>
+                <w:rFonts w:ascii="Consolas" w:cs="Consolas" w:eastAsia="Consolas" w:hAnsi="Consolas"/>
+                <w:color w:val="7A1F5C"/>
+                <w:sz w:val="19"/>
+                <w:szCs w:val="19"/>
+              </w:rPr>
+              <w:t xml:space="preserve">{@fcolor1={blue|navy}}{@fcolor2={red|crimson|scarlet}}a {@fcolor1} shirt with {@fcolor2} trim</w:t>
             </w:r>
           </w:p>
         </w:tc>
@@ -3000,7 +3597,7 @@
                 <w:sz w:val="19"/>
                 <w:szCs w:val="19"/>
               </w:rPr>
-              <w:t xml:space="preserve">{!!She=Mary}</w:t>
+              <w:t xml:space="preserve">prompt</w:t>
             </w:r>
           </w:p>
         </w:tc>
@@ -3026,7 +3623,13 @@
               <w:spacing w:after="20"/>
             </w:pPr>
             <w:r>
-              <w:t xml:space="preserve">Exact case only: replaces "She", leaves "she" and "SHE"; inserted exactly as written</w:t>
+              <w:rPr>
+                <w:rFonts w:ascii="Consolas" w:cs="Consolas" w:eastAsia="Consolas" w:hAnsi="Consolas"/>
+                <w:color w:val="7A1F5C"/>
+                <w:sz w:val="19"/>
+                <w:szCs w:val="19"/>
+              </w:rPr>
+              <w:t xml:space="preserve">{@!fcolor1=@fcolor2} __outfit__</w:t>
             </w:r>
           </w:p>
         </w:tc>
@@ -3062,7 +3665,7 @@
                 <w:sz w:val="19"/>
                 <w:szCs w:val="19"/>
               </w:rPr>
-              <w:t xml:space="preserve">{!her=him}{!him=her}</w:t>
+              <w:t xml:space="preserve">output</w:t>
             </w:r>
           </w:p>
         </w:tc>
@@ -3088,131 +3691,13 @@
               <w:spacing w:after="20"/>
             </w:pPr>
             <w:r>
-              <w:t xml:space="preserve">Swap</w:t>
-            </w:r>
-          </w:p>
-        </w:tc>
-      </w:tr>
-      <w:tr>
-        <w:trPr>
-          <w:cantSplit/>
-        </w:trPr>
-        <w:tc>
-          <w:tcPr>
-            <w:tcW w:type="dxa" w:w="3400"/>
-            <w:tcBorders>
-              <w:top w:val="single" w:color="BFBFBF" w:sz="4"/>
-              <w:left w:val="single" w:color="BFBFBF" w:sz="4"/>
-              <w:bottom w:val="single" w:color="BFBFBF" w:sz="4"/>
-              <w:right w:val="single" w:color="BFBFBF" w:sz="4"/>
-            </w:tcBorders>
-            <w:shd w:fill="F3F1F8" w:color="auto" w:val="clear"/>
-            <w:tcMar>
-              <w:top w:type="dxa" w:w="60"/>
-              <w:left w:type="dxa" w:w="110"/>
-              <w:bottom w:type="dxa" w:w="60"/>
-              <w:right w:type="dxa" w:w="110"/>
-            </w:tcMar>
-          </w:tcPr>
-          <w:p>
-            <w:pPr>
-              <w:spacing w:after="20"/>
-            </w:pPr>
-            <w:r>
-              <w:rPr>
-                <w:rFonts w:ascii="Consolas" w:cs="Consolas" w:eastAsia="Consolas" w:hAnsi="Consolas"/>
-                <w:sz w:val="19"/>
-                <w:szCs w:val="19"/>
-              </w:rPr>
-              <w:t xml:space="preserve">{!long red hair=short black hair}</w:t>
-            </w:r>
-          </w:p>
-        </w:tc>
-        <w:tc>
-          <w:tcPr>
-            <w:tcW w:type="dxa" w:w="5960"/>
-            <w:tcBorders>
-              <w:top w:val="single" w:color="BFBFBF" w:sz="4"/>
-              <w:left w:val="single" w:color="BFBFBF" w:sz="4"/>
-              <w:bottom w:val="single" w:color="BFBFBF" w:sz="4"/>
-              <w:right w:val="single" w:color="BFBFBF" w:sz="4"/>
-            </w:tcBorders>
-            <w:shd w:fill="F3F1F8" w:color="auto" w:val="clear"/>
-            <w:tcMar>
-              <w:top w:type="dxa" w:w="60"/>
-              <w:left w:type="dxa" w:w="110"/>
-              <w:bottom w:type="dxa" w:w="60"/>
-              <w:right w:type="dxa" w:w="110"/>
-            </w:tcMar>
-          </w:tcPr>
-          <w:p>
-            <w:pPr>
-              <w:spacing w:after="20"/>
-            </w:pPr>
-            <w:r>
-              <w:t xml:space="preserve">Phrases work (Long Red Hair → Short Black Hair)</w:t>
-            </w:r>
-          </w:p>
-        </w:tc>
-      </w:tr>
-      <w:tr>
-        <w:trPr>
-          <w:cantSplit/>
-        </w:trPr>
-        <w:tc>
-          <w:tcPr>
-            <w:tcW w:type="dxa" w:w="3400"/>
-            <w:tcBorders>
-              <w:top w:val="single" w:color="BFBFBF" w:sz="4"/>
-              <w:left w:val="single" w:color="BFBFBF" w:sz="4"/>
-              <w:bottom w:val="single" w:color="BFBFBF" w:sz="4"/>
-              <w:right w:val="single" w:color="BFBFBF" w:sz="4"/>
-            </w:tcBorders>
-            <w:shd w:fill="FFFFFF" w:color="auto" w:val="clear"/>
-            <w:tcMar>
-              <w:top w:type="dxa" w:w="60"/>
-              <w:left w:type="dxa" w:w="110"/>
-              <w:bottom w:type="dxa" w:w="60"/>
-              <w:right w:type="dxa" w:w="110"/>
-            </w:tcMar>
-          </w:tcPr>
-          <w:p>
-            <w:pPr>
-              <w:spacing w:after="20"/>
-            </w:pPr>
-            <w:r>
-              <w:rPr>
-                <w:rFonts w:ascii="Consolas" w:cs="Consolas" w:eastAsia="Consolas" w:hAnsi="Consolas"/>
-                <w:sz w:val="19"/>
-                <w:szCs w:val="19"/>
-              </w:rPr>
-              <w:t xml:space="preserve">{!cat={dog|fox}}</w:t>
-            </w:r>
-          </w:p>
-        </w:tc>
-        <w:tc>
-          <w:tcPr>
-            <w:tcW w:type="dxa" w:w="5960"/>
-            <w:tcBorders>
-              <w:top w:val="single" w:color="BFBFBF" w:sz="4"/>
-              <w:left w:val="single" w:color="BFBFBF" w:sz="4"/>
-              <w:bottom w:val="single" w:color="BFBFBF" w:sz="4"/>
-              <w:right w:val="single" w:color="BFBFBF" w:sz="4"/>
-            </w:tcBorders>
-            <w:shd w:fill="FFFFFF" w:color="auto" w:val="clear"/>
-            <w:tcMar>
-              <w:top w:type="dxa" w:w="60"/>
-              <w:left w:type="dxa" w:w="110"/>
-              <w:bottom w:type="dxa" w:w="60"/>
-              <w:right w:type="dxa" w:w="110"/>
-            </w:tcMar>
-          </w:tcPr>
-          <w:p>
-            <w:pPr>
-              <w:spacing w:after="20"/>
-            </w:pPr>
-            <w:r>
-              <w:t xml:space="preserve">The replacement may contain syntax, resolved once per run</w:t>
+              <w:rPr>
+                <w:rFonts w:ascii="Consolas" w:cs="Consolas" w:eastAsia="Consolas" w:hAnsi="Consolas"/>
+                <w:color w:val="7A1F5C"/>
+                <w:sz w:val="19"/>
+                <w:szCs w:val="19"/>
+              </w:rPr>
+              <w:t xml:space="preserve">a red shirt with red trim</w:t>
             </w:r>
           </w:p>
         </w:tc>
@@ -3228,7 +3713,40 @@
         <w:pStyle w:val="Heading2"/>
       </w:pPr>
       <w:r>
-        <w:t xml:space="preserve">Case rules for !</w:t>
+        <w:t xml:space="preserve">Protected options and =r= (v0.8.9)</w:t>
+      </w:r>
+    </w:p>
+    <w:p>
+      <w:pPr>
+        <w:keepNext/>
+        <w:spacing w:after="100"/>
+      </w:pPr>
+      <w:r>
+        <w:t xml:space="preserve">Mark options in a file's definition with </w:t>
+      </w:r>
+      <w:r>
+        <w:rPr>
+          <w:rFonts w:ascii="Consolas" w:cs="Consolas" w:eastAsia="Consolas" w:hAnsi="Consolas"/>
+          <w:color w:val="7A1F5C"/>
+          <w:sz w:val="19"/>
+          <w:szCs w:val="19"/>
+        </w:rPr>
+        <w:t xml:space="preserve">-=...=-</w:t>
+      </w:r>
+      <w:r>
+        <w:t xml:space="preserve"> and an </w:t>
+      </w:r>
+      <w:r>
+        <w:rPr>
+          <w:rFonts w:ascii="Consolas" w:cs="Consolas" w:eastAsia="Consolas" w:hAnsi="Consolas"/>
+          <w:color w:val="7A1F5C"/>
+          <w:sz w:val="19"/>
+          <w:szCs w:val="19"/>
+        </w:rPr>
+        <w:t xml:space="preserve">@!</w:t>
+      </w:r>
+      <w:r>
+        <w:t xml:space="preserve"> override only touches the others. One marker pair may wrap several options.</w:t>
       </w:r>
     </w:p>
     <w:tbl>
@@ -3278,7 +3796,7 @@
                 <w:bCs/>
                 <w:color w:val="FFFFFF"/>
               </w:rPr>
-              <w:t xml:space="preserve">Matched text</w:t>
+              <w:t xml:space="preserve">Syntax</w:t>
             </w:r>
           </w:p>
         </w:tc>
@@ -3309,7 +3827,7 @@
                 <w:bCs/>
                 <w:color w:val="FFFFFF"/>
               </w:rPr>
-              <w:t xml:space="preserve">Replacement becomes</w:t>
+              <w:t xml:space="preserve">Result</w:t>
             </w:r>
           </w:p>
         </w:tc>
@@ -3345,7 +3863,7 @@
                 <w:sz w:val="19"/>
                 <w:szCs w:val="19"/>
               </w:rPr>
-              <w:t xml:space="preserve">all lowercase</w:t>
+              <w:t xml:space="preserve">{@shade=-=light=-|dark|-=bright=-|dull}</w:t>
             </w:r>
           </w:p>
         </w:tc>
@@ -3371,7 +3889,52 @@
               <w:spacing w:after="20"/>
             </w:pPr>
             <w:r>
-              <w:t xml:space="preserve">lowercase</w:t>
+              <w:rPr>
+                <w:rFonts w:ascii="Consolas" w:cs="Consolas" w:eastAsia="Consolas" w:hAnsi="Consolas"/>
+                <w:color w:val="7A1F5C"/>
+                <w:sz w:val="19"/>
+                <w:szCs w:val="19"/>
+              </w:rPr>
+              <w:t xml:space="preserve">light</w:t>
+            </w:r>
+            <w:r>
+              <w:t xml:space="preserve"> and </w:t>
+            </w:r>
+            <w:r>
+              <w:rPr>
+                <w:rFonts w:ascii="Consolas" w:cs="Consolas" w:eastAsia="Consolas" w:hAnsi="Consolas"/>
+                <w:color w:val="7A1F5C"/>
+                <w:sz w:val="19"/>
+                <w:szCs w:val="19"/>
+              </w:rPr>
+              <w:t xml:space="preserve">bright</w:t>
+            </w:r>
+            <w:r>
+              <w:t xml:space="preserve"> are protected; </w:t>
+            </w:r>
+            <w:r>
+              <w:rPr>
+                <w:rFonts w:ascii="Consolas" w:cs="Consolas" w:eastAsia="Consolas" w:hAnsi="Consolas"/>
+                <w:color w:val="7A1F5C"/>
+                <w:sz w:val="19"/>
+                <w:szCs w:val="19"/>
+              </w:rPr>
+              <w:t xml:space="preserve">dark</w:t>
+            </w:r>
+            <w:r>
+              <w:t xml:space="preserve"> and </w:t>
+            </w:r>
+            <w:r>
+              <w:rPr>
+                <w:rFonts w:ascii="Consolas" w:cs="Consolas" w:eastAsia="Consolas" w:hAnsi="Consolas"/>
+                <w:color w:val="7A1F5C"/>
+                <w:sz w:val="19"/>
+                <w:szCs w:val="19"/>
+              </w:rPr>
+              <w:t xml:space="preserve">dull</w:t>
+            </w:r>
+            <w:r>
+              <w:t xml:space="preserve"> are not.</w:t>
             </w:r>
           </w:p>
         </w:tc>
@@ -3407,7 +3970,7 @@
                 <w:sz w:val="19"/>
                 <w:szCs w:val="19"/>
               </w:rPr>
-              <w:t xml:space="preserve">First letter capitalised</w:t>
+              <w:t xml:space="preserve">{@shade=-=light|dark|deep=-|rich|bright}</w:t>
             </w:r>
           </w:p>
         </w:tc>
@@ -3433,7 +3996,43 @@
               <w:spacing w:after="20"/>
             </w:pPr>
             <w:r>
-              <w:t xml:space="preserve">first letter capitalised</w:t>
+              <w:t xml:space="preserve">One pair protects </w:t>
+            </w:r>
+            <w:r>
+              <w:rPr>
+                <w:rFonts w:ascii="Consolas" w:cs="Consolas" w:eastAsia="Consolas" w:hAnsi="Consolas"/>
+                <w:color w:val="7A1F5C"/>
+                <w:sz w:val="19"/>
+                <w:szCs w:val="19"/>
+              </w:rPr>
+              <w:t xml:space="preserve">light</w:t>
+            </w:r>
+            <w:r>
+              <w:t xml:space="preserve">, </w:t>
+            </w:r>
+            <w:r>
+              <w:rPr>
+                <w:rFonts w:ascii="Consolas" w:cs="Consolas" w:eastAsia="Consolas" w:hAnsi="Consolas"/>
+                <w:color w:val="7A1F5C"/>
+                <w:sz w:val="19"/>
+                <w:szCs w:val="19"/>
+              </w:rPr>
+              <w:t xml:space="preserve">dark</w:t>
+            </w:r>
+            <w:r>
+              <w:t xml:space="preserve"> and </w:t>
+            </w:r>
+            <w:r>
+              <w:rPr>
+                <w:rFonts w:ascii="Consolas" w:cs="Consolas" w:eastAsia="Consolas" w:hAnsi="Consolas"/>
+                <w:color w:val="7A1F5C"/>
+                <w:sz w:val="19"/>
+                <w:szCs w:val="19"/>
+              </w:rPr>
+              <w:t xml:space="preserve">deep</w:t>
+            </w:r>
+            <w:r>
+              <w:t xml:space="preserve">.</w:t>
             </w:r>
           </w:p>
         </w:tc>
@@ -3469,7 +4068,7 @@
                 <w:sz w:val="19"/>
                 <w:szCs w:val="19"/>
               </w:rPr>
-              <w:t xml:space="preserve">ALL CAPS</w:t>
+              <w:t xml:space="preserve">{@!shade=shining}</w:t>
             </w:r>
           </w:p>
         </w:tc>
@@ -3495,7 +4094,38 @@
               <w:spacing w:after="20"/>
             </w:pPr>
             <w:r>
-              <w:t xml:space="preserve">ALL CAPS</w:t>
+              <w:rPr>
+                <w:b/>
+                <w:bCs/>
+              </w:rPr>
+              <w:t xml:space="preserve">Per draw:</w:t>
+            </w:r>
+            <w:r>
+              <w:t xml:space="preserve"> every unprotected option becomes </w:t>
+            </w:r>
+            <w:r>
+              <w:rPr>
+                <w:rFonts w:ascii="Consolas" w:cs="Consolas" w:eastAsia="Consolas" w:hAnsi="Consolas"/>
+                <w:color w:val="7A1F5C"/>
+                <w:sz w:val="19"/>
+                <w:szCs w:val="19"/>
+              </w:rPr>
+              <w:t xml:space="preserve">shining</w:t>
+            </w:r>
+            <w:r>
+              <w:t xml:space="preserve"> (its own weight kept), so </w:t>
+            </w:r>
+            <w:r>
+              <w:rPr>
+                <w:rFonts w:ascii="Consolas" w:cs="Consolas" w:eastAsia="Consolas" w:hAnsi="Consolas"/>
+                <w:color w:val="7A1F5C"/>
+                <w:sz w:val="19"/>
+                <w:szCs w:val="19"/>
+              </w:rPr>
+              <w:t xml:space="preserve">shining</w:t>
+            </w:r>
+            <w:r>
+              <w:t xml:space="preserve"> appears only when an unprotected option is drawn. Protected options and all other odds are unchanged.</w:t>
             </w:r>
           </w:p>
         </w:tc>
@@ -3531,7 +4161,7 @@
                 <w:sz w:val="19"/>
                 <w:szCs w:val="19"/>
               </w:rPr>
-              <w:t xml:space="preserve">Every Word Capitalised (phrase)</w:t>
+              <w:t xml:space="preserve">{@!shade=r=shining}</w:t>
             </w:r>
           </w:p>
         </w:tc>
@@ -3557,69 +4187,26 @@
               <w:spacing w:after="20"/>
             </w:pPr>
             <w:r>
-              <w:t xml:space="preserve">Every Word Capitalised</w:t>
-            </w:r>
-          </w:p>
-        </w:tc>
-      </w:tr>
-      <w:tr>
-        <w:trPr>
-          <w:cantSplit/>
-        </w:trPr>
-        <w:tc>
-          <w:tcPr>
-            <w:tcW w:type="dxa" w:w="3400"/>
-            <w:tcBorders>
-              <w:top w:val="single" w:color="BFBFBF" w:sz="4"/>
-              <w:left w:val="single" w:color="BFBFBF" w:sz="4"/>
-              <w:bottom w:val="single" w:color="BFBFBF" w:sz="4"/>
-              <w:right w:val="single" w:color="BFBFBF" w:sz="4"/>
-            </w:tcBorders>
-            <w:shd w:fill="FFFFFF" w:color="auto" w:val="clear"/>
-            <w:tcMar>
-              <w:top w:type="dxa" w:w="60"/>
-              <w:left w:type="dxa" w:w="110"/>
-              <w:bottom w:type="dxa" w:w="60"/>
-              <w:right w:type="dxa" w:w="110"/>
-            </w:tcMar>
-          </w:tcPr>
-          <w:p>
-            <w:pPr>
-              <w:spacing w:after="20"/>
-            </w:pPr>
-            <w:r>
-              <w:rPr>
-                <w:rFonts w:ascii="Consolas" w:cs="Consolas" w:eastAsia="Consolas" w:hAnsi="Consolas"/>
-                <w:sz w:val="19"/>
-                <w:szCs w:val="19"/>
-              </w:rPr>
-              <w:t xml:space="preserve">anything mixed (sHe)</w:t>
-            </w:r>
-          </w:p>
-        </w:tc>
-        <w:tc>
-          <w:tcPr>
-            <w:tcW w:type="dxa" w:w="5960"/>
-            <w:tcBorders>
-              <w:top w:val="single" w:color="BFBFBF" w:sz="4"/>
-              <w:left w:val="single" w:color="BFBFBF" w:sz="4"/>
-              <w:bottom w:val="single" w:color="BFBFBF" w:sz="4"/>
-              <w:right w:val="single" w:color="BFBFBF" w:sz="4"/>
-            </w:tcBorders>
-            <w:shd w:fill="FFFFFF" w:color="auto" w:val="clear"/>
-            <w:tcMar>
-              <w:top w:type="dxa" w:w="60"/>
-              <w:left w:type="dxa" w:w="110"/>
-              <w:bottom w:type="dxa" w:w="60"/>
-              <w:right w:type="dxa" w:w="110"/>
-            </w:tcMar>
-          </w:tcPr>
-          <w:p>
-            <w:pPr>
-              <w:spacing w:after="20"/>
-            </w:pPr>
-            <w:r>
-              <w:t xml:space="preserve">as written</w:t>
+              <w:rPr>
+                <w:b/>
+                <w:bCs/>
+              </w:rPr>
+              <w:t xml:space="preserve">Replace first:</w:t>
+            </w:r>
+            <w:r>
+              <w:t xml:space="preserve"> all unprotected options collapse into ONE </w:t>
+            </w:r>
+            <w:r>
+              <w:rPr>
+                <w:rFonts w:ascii="Consolas" w:cs="Consolas" w:eastAsia="Consolas" w:hAnsi="Consolas"/>
+                <w:color w:val="7A1F5C"/>
+                <w:sz w:val="19"/>
+                <w:szCs w:val="19"/>
+              </w:rPr>
+              <w:t xml:space="preserve">shining</w:t>
+            </w:r>
+            <w:r>
+              <w:t xml:space="preserve"> entry before the draw. It inherits the highest weight among the options it replaced, so it competes evenly with the protected ones.</w:t>
             </w:r>
           </w:p>
         </w:tc>
@@ -3627,7 +4214,7 @@
     </w:tbl>
     <w:p>
       <w:pPr>
-        <w:spacing w:after="120"/>
+        <w:spacing w:after="60"/>
       </w:pPr>
     </w:p>
     <w:p>
@@ -3640,7 +4227,7 @@
         <w:spacing w:after="60"/>
       </w:pPr>
       <w:r>
-        <w:t xml:space="preserve">A lowercase match lowercases the replacement, so </w:t>
+        <w:t xml:space="preserve">Example, 7 options with 3 protected: </w:t>
       </w:r>
       <w:r>
         <w:rPr>
@@ -3649,10 +4236,10 @@
           <w:sz w:val="19"/>
           <w:szCs w:val="19"/>
         </w:rPr>
-        <w:t xml:space="preserve">{!she=Mary}</w:t>
-      </w:r>
-      <w:r>
-        <w:t xml:space="preserve"> turns "she" into "mary" — use </w:t>
+        <w:t xml:space="preserve">{@!shade=shining}</w:t>
+      </w:r>
+      <w:r>
+        <w:t xml:space="preserve"> shows </w:t>
       </w:r>
       <w:r>
         <w:rPr>
@@ -3661,10 +4248,22 @@
           <w:sz w:val="19"/>
           <w:szCs w:val="19"/>
         </w:rPr>
-        <w:t xml:space="preserve">{!!she=Mary}</w:t>
-      </w:r>
-      <w:r>
-        <w:t xml:space="preserve"> for names.</w:t>
+        <w:t xml:space="preserve">shining</w:t>
+      </w:r>
+      <w:r>
+        <w:t xml:space="preserve"> 4 times in 7; </w:t>
+      </w:r>
+      <w:r>
+        <w:rPr>
+          <w:rFonts w:ascii="Consolas" w:cs="Consolas" w:eastAsia="Consolas" w:hAnsi="Consolas"/>
+          <w:color w:val="7A1F5C"/>
+          <w:sz w:val="19"/>
+          <w:szCs w:val="19"/>
+        </w:rPr>
+        <w:t xml:space="preserve">{@!shade=r=shining}</w:t>
+      </w:r>
+      <w:r>
+        <w:t xml:space="preserve"> shows it 1 time in 4.</w:t>
       </w:r>
     </w:p>
     <w:p>
@@ -3677,7 +4276,20 @@
         <w:spacing w:after="60"/>
       </w:pPr>
       <w:r>
-        <w:t xml:space="preserve">If a </w:t>
+        <w:t xml:space="preserve">Without any protected option both forms replace the whole value, as before.</w:t>
+      </w:r>
+    </w:p>
+    <w:p>
+      <w:pPr>
+        <w:pStyle w:val="ListParagraph"/>
+        <w:numPr>
+          <w:ilvl w:val="0"/>
+          <w:numId w:val="2"/>
+        </w:numPr>
+        <w:spacing w:after="60"/>
+      </w:pPr>
+      <w:r>
+        <w:t xml:space="preserve">The file's definition must be a plain </w:t>
       </w:r>
       <w:r>
         <w:rPr>
@@ -3686,10 +4298,10 @@
           <w:sz w:val="19"/>
           <w:szCs w:val="19"/>
         </w:rPr>
-        <w:t xml:space="preserve">!</w:t>
-      </w:r>
-      <w:r>
-        <w:t xml:space="preserve"> and a </w:t>
+        <w:t xml:space="preserve">a|b|c</w:t>
+      </w:r>
+      <w:r>
+        <w:t xml:space="preserve"> list. Protected text is also shielded from </w:t>
       </w:r>
       <w:r>
         <w:rPr>
@@ -3698,10 +4310,27 @@
           <w:sz w:val="19"/>
           <w:szCs w:val="19"/>
         </w:rPr>
-        <w:t xml:space="preserve">!!</w:t>
-      </w:r>
-      <w:r>
-        <w:t xml:space="preserve"> rule match the same word, </w:t>
+        <w:t xml:space="preserve">{!...}</w:t>
+      </w:r>
+      <w:r>
+        <w:t xml:space="preserve"> replacements.</w:t>
+      </w:r>
+    </w:p>
+    <w:p>
+      <w:pPr>
+        <w:pStyle w:val="Heading1"/>
+      </w:pPr>
+      <w:r>
+        <w:t xml:space="preserve">Pins (v0.8.9)</w:t>
+      </w:r>
+    </w:p>
+    <w:p>
+      <w:pPr>
+        <w:keepNext/>
+        <w:spacing w:after="100"/>
+      </w:pPr>
+      <w:r>
+        <w:t xml:space="preserve">A pin forces a choice without editing any file. Format: </w:t>
       </w:r>
       <w:r>
         <w:rPr>
@@ -3710,31 +4339,10 @@
           <w:sz w:val="19"/>
           <w:szCs w:val="19"/>
         </w:rPr>
-        <w:t xml:space="preserve">!!</w:t>
-      </w:r>
-      <w:r>
-        <w:t xml:space="preserve"> wins; a longer phrase wins over a shorter one.</w:t>
-      </w:r>
-    </w:p>
-    <w:p>
-      <w:pPr>
-        <w:pStyle w:val="ListParagraph"/>
-        <w:numPr>
-          <w:ilvl w:val="0"/>
-          <w:numId w:val="2"/>
-        </w:numPr>
-        <w:spacing w:after="60"/>
-      </w:pPr>
-      <w:r>
-        <w:t xml:space="preserve">Can be defined in the prompt or in a wildcard file. The same find defined twice: the later one wins (with a warning). Removed from the output.</w:t>
-      </w:r>
-    </w:p>
-    <w:p>
-      <w:pPr>
-        <w:pStyle w:val="Heading1"/>
-      </w:pPr>
-      <w:r>
-        <w:t xml:space="preserve">Variables</w:t>
+        <w:t xml:space="preserve">{&amp;=CHOICE:TARGET}</w:t>
+      </w:r>
+      <w:r>
+        <w:t xml:space="preserve">.</w:t>
       </w:r>
     </w:p>
     <w:tbl>
@@ -3851,7 +4459,7 @@
                 <w:sz w:val="19"/>
                 <w:szCs w:val="19"/>
               </w:rPr>
-              <w:t xml:space="preserve">{@hero=__emotions__}</w:t>
+              <w:t xml:space="preserve">{&amp;=2:@gend}</w:t>
             </w:r>
           </w:p>
         </w:tc>
@@ -3877,7 +4485,19 @@
               <w:spacing w:after="20"/>
             </w:pPr>
             <w:r>
-              <w:t xml:space="preserve">Define once; resolved once per run</w:t>
+              <w:t xml:space="preserve">The variable </w:t>
+            </w:r>
+            <w:r>
+              <w:rPr>
+                <w:rFonts w:ascii="Consolas" w:cs="Consolas" w:eastAsia="Consolas" w:hAnsi="Consolas"/>
+                <w:color w:val="7A1F5C"/>
+                <w:sz w:val="19"/>
+                <w:szCs w:val="19"/>
+              </w:rPr>
+              <w:t xml:space="preserve">gend</w:t>
+            </w:r>
+            <w:r>
+              <w:t xml:space="preserve"> takes its 2nd option wherever it is defined.</w:t>
             </w:r>
           </w:p>
         </w:tc>
@@ -3913,20 +4533,7 @@
                 <w:sz w:val="19"/>
                 <w:szCs w:val="19"/>
               </w:rPr>
-              <w:t xml:space="preserve">{@hero}</w:t>
-            </w:r>
-          </w:p>
-          <w:p>
-            <w:pPr>
-              <w:spacing w:after="20"/>
-            </w:pPr>
-            <w:r>
-              <w:rPr>
-                <w:rFonts w:ascii="Consolas" w:cs="Consolas" w:eastAsia="Consolas" w:hAnsi="Consolas"/>
-                <w:sz w:val="19"/>
-                <w:szCs w:val="19"/>
-              </w:rPr>
-              <w:t xml:space="preserve">@hero</w:t>
+              <w:t xml:space="preserve">{&amp;=red:__fabric_colors__}</w:t>
             </w:r>
           </w:p>
         </w:tc>
@@ -3952,7 +4559,19 @@
               <w:spacing w:after="20"/>
             </w:pPr>
             <w:r>
-              <w:t xml:space="preserve">Reuse the same value</w:t>
+              <w:t xml:space="preserve">Every draw from </w:t>
+            </w:r>
+            <w:r>
+              <w:rPr>
+                <w:rFonts w:ascii="Consolas" w:cs="Consolas" w:eastAsia="Consolas" w:hAnsi="Consolas"/>
+                <w:color w:val="7A1F5C"/>
+                <w:sz w:val="19"/>
+                <w:szCs w:val="19"/>
+              </w:rPr>
+              <w:t xml:space="preserve">fabric_colors</w:t>
+            </w:r>
+            <w:r>
+              <w:t xml:space="preserve"> takes the first line containing "red"; everything else stays random.</w:t>
             </w:r>
           </w:p>
         </w:tc>
@@ -3988,7 +4607,7 @@
                 <w:sz w:val="19"/>
                 <w:szCs w:val="19"/>
               </w:rPr>
-              <w:t xml:space="preserve">{@b=#a}</w:t>
+              <w:t xml:space="preserve">{&amp;=1:him|her}</w:t>
             </w:r>
           </w:p>
         </w:tc>
@@ -4014,69 +4633,19 @@
               <w:spacing w:after="20"/>
             </w:pPr>
             <w:r>
-              <w:t xml:space="preserve">Pick from a's original list, excluding a</w:t>
-            </w:r>
-          </w:p>
-        </w:tc>
-      </w:tr>
-      <w:tr>
-        <w:trPr>
-          <w:cantSplit/>
-        </w:trPr>
-        <w:tc>
-          <w:tcPr>
-            <w:tcW w:type="dxa" w:w="3400"/>
-            <w:tcBorders>
-              <w:top w:val="single" w:color="BFBFBF" w:sz="4"/>
-              <w:left w:val="single" w:color="BFBFBF" w:sz="4"/>
-              <w:bottom w:val="single" w:color="BFBFBF" w:sz="4"/>
-              <w:right w:val="single" w:color="BFBFBF" w:sz="4"/>
-            </w:tcBorders>
-            <w:shd w:fill="F3F1F8" w:color="auto" w:val="clear"/>
-            <w:tcMar>
-              <w:top w:type="dxa" w:w="60"/>
-              <w:left w:type="dxa" w:w="110"/>
-              <w:bottom w:type="dxa" w:w="60"/>
-              <w:right w:type="dxa" w:w="110"/>
-            </w:tcMar>
-          </w:tcPr>
-          <w:p>
-            <w:pPr>
-              <w:spacing w:after="20"/>
-            </w:pPr>
-            <w:r>
-              <w:rPr>
-                <w:rFonts w:ascii="Consolas" w:cs="Consolas" w:eastAsia="Consolas" w:hAnsi="Consolas"/>
-                <w:sz w:val="19"/>
-                <w:szCs w:val="19"/>
-              </w:rPr>
-              <w:t xml:space="preserve">{@c=#a,#b}</w:t>
-            </w:r>
-          </w:p>
-        </w:tc>
-        <w:tc>
-          <w:tcPr>
-            <w:tcW w:type="dxa" w:w="5960"/>
-            <w:tcBorders>
-              <w:top w:val="single" w:color="BFBFBF" w:sz="4"/>
-              <w:left w:val="single" w:color="BFBFBF" w:sz="4"/>
-              <w:bottom w:val="single" w:color="BFBFBF" w:sz="4"/>
-              <w:right w:val="single" w:color="BFBFBF" w:sz="4"/>
-            </w:tcBorders>
-            <w:shd w:fill="F3F1F8" w:color="auto" w:val="clear"/>
-            <w:tcMar>
-              <w:top w:type="dxa" w:w="60"/>
-              <w:left w:type="dxa" w:w="110"/>
-              <w:bottom w:type="dxa" w:w="60"/>
-              <w:right w:type="dxa" w:w="110"/>
-            </w:tcMar>
-          </w:tcPr>
-          <w:p>
-            <w:pPr>
-              <w:spacing w:after="20"/>
-            </w:pPr>
-            <w:r>
-              <w:t xml:space="preserve">Same, excluding a and b</w:t>
+              <w:t xml:space="preserve">Every group whose options are exactly </w:t>
+            </w:r>
+            <w:r>
+              <w:rPr>
+                <w:rFonts w:ascii="Consolas" w:cs="Consolas" w:eastAsia="Consolas" w:hAnsi="Consolas"/>
+                <w:color w:val="7A1F5C"/>
+                <w:sz w:val="19"/>
+                <w:szCs w:val="19"/>
+              </w:rPr>
+              <w:t xml:space="preserve">him|her</w:t>
+            </w:r>
+            <w:r>
+              <w:t xml:space="preserve"> (any case) takes option 1.</w:t>
             </w:r>
           </w:p>
         </w:tc>
@@ -4084,15 +4653,140 @@
     </w:tbl>
     <w:p>
       <w:pPr>
-        <w:spacing w:after="120"/>
-      </w:pPr>
+        <w:spacing w:after="60"/>
+      </w:pPr>
+    </w:p>
+    <w:p>
+      <w:pPr>
+        <w:pStyle w:val="ListParagraph"/>
+        <w:numPr>
+          <w:ilvl w:val="0"/>
+          <w:numId w:val="2"/>
+        </w:numPr>
+        <w:spacing w:after="60"/>
+      </w:pPr>
+      <w:r>
+        <w:t xml:space="preserve">CHOICE: a number = the Nth option / line; text = the first option / line containing that word (case ignored). Text survives edits better than numbers.</w:t>
+      </w:r>
+    </w:p>
+    <w:p>
+      <w:pPr>
+        <w:pStyle w:val="ListParagraph"/>
+        <w:numPr>
+          <w:ilvl w:val="0"/>
+          <w:numId w:val="2"/>
+        </w:numPr>
+        <w:spacing w:after="60"/>
+      </w:pPr>
+      <w:r>
+        <w:t xml:space="preserve">No match: a warning is logged and the ordinary random draw is used.</w:t>
+      </w:r>
+    </w:p>
+    <w:p>
+      <w:pPr>
+        <w:pStyle w:val="ListParagraph"/>
+        <w:numPr>
+          <w:ilvl w:val="0"/>
+          <w:numId w:val="2"/>
+        </w:numPr>
+        <w:spacing w:after="60"/>
+      </w:pPr>
+      <w:r>
+        <w:t xml:space="preserve">Short tag names match like ordinary tags (</w:t>
+      </w:r>
+      <w:r>
+        <w:rPr>
+          <w:rFonts w:ascii="Consolas" w:cs="Consolas" w:eastAsia="Consolas" w:hAnsi="Consolas"/>
+          <w:color w:val="7A1F5C"/>
+          <w:sz w:val="19"/>
+          <w:szCs w:val="19"/>
+        </w:rPr>
+        <w:t xml:space="preserve">__fabric_colors__</w:t>
+      </w:r>
+      <w:r>
+        <w:t xml:space="preserve"> reaches </w:t>
+      </w:r>
+      <w:r>
+        <w:rPr>
+          <w:rFonts w:ascii="Consolas" w:cs="Consolas" w:eastAsia="Consolas" w:hAnsi="Consolas"/>
+          <w:color w:val="7A1F5C"/>
+          <w:sz w:val="19"/>
+          <w:szCs w:val="19"/>
+        </w:rPr>
+        <w:t xml:space="preserve">basic/fabric_colors</w:t>
+      </w:r>
+      <w:r>
+        <w:t xml:space="preserve">).</w:t>
+      </w:r>
+    </w:p>
+    <w:p>
+      <w:pPr>
+        <w:pStyle w:val="ListParagraph"/>
+        <w:numPr>
+          <w:ilvl w:val="0"/>
+          <w:numId w:val="2"/>
+        </w:numPr>
+        <w:spacing w:after="60"/>
+      </w:pPr>
+      <w:r>
+        <w:t xml:space="preserve">Pins beat random picks; </w:t>
+      </w:r>
+      <w:r>
+        <w:rPr>
+          <w:rFonts w:ascii="Consolas" w:cs="Consolas" w:eastAsia="Consolas" w:hAnsi="Consolas"/>
+          <w:color w:val="7A1F5C"/>
+          <w:sz w:val="19"/>
+          <w:szCs w:val="19"/>
+        </w:rPr>
+        <w:t xml:space="preserve">@!</w:t>
+      </w:r>
+      <w:r>
+        <w:t xml:space="preserve"> and </w:t>
+      </w:r>
+      <w:r>
+        <w:rPr>
+          <w:rFonts w:ascii="Consolas" w:cs="Consolas" w:eastAsia="Consolas" w:hAnsi="Consolas"/>
+          <w:color w:val="7A1F5C"/>
+          <w:sz w:val="19"/>
+          <w:szCs w:val="19"/>
+        </w:rPr>
+        <w:t xml:space="preserve">&amp;!</w:t>
+      </w:r>
+      <w:r>
+        <w:t xml:space="preserve"> overrides still win. Groups and tags inside </w:t>
+      </w:r>
+      <w:r>
+        <w:rPr>
+          <w:rFonts w:ascii="Consolas" w:cs="Consolas" w:eastAsia="Consolas" w:hAnsi="Consolas"/>
+          <w:color w:val="7A1F5C"/>
+          <w:sz w:val="19"/>
+          <w:szCs w:val="19"/>
+        </w:rPr>
+        <w:t xml:space="preserve">{-=...=-}</w:t>
+      </w:r>
+      <w:r>
+        <w:t xml:space="preserve"> are left alone.</w:t>
+      </w:r>
+    </w:p>
+    <w:p>
+      <w:pPr>
+        <w:pStyle w:val="ListParagraph"/>
+        <w:numPr>
+          <w:ilvl w:val="0"/>
+          <w:numId w:val="2"/>
+        </w:numPr>
+        <w:spacing w:after="60"/>
+      </w:pPr>
+      <w:r>
+        <w:t xml:space="preserve">Work in the prompt and in wildcard files; removed from the output. Not read from the switches box.</w:t>
+      </w:r>
     </w:p>
     <w:p>
       <w:pPr>
         <w:pStyle w:val="Heading1"/>
       </w:pPr>
       <w:r>
-        <w:t xml:space="preserve">Persistent selection</w:t>
+        <w:t xml:space="preserve">Text replacement</w:t>
       </w:r>
     </w:p>
     <w:p>
@@ -4101,7 +4795,19 @@
         <w:spacing w:after="100"/>
       </w:pPr>
       <w:r>
-        <w:t xml:space="preserve">Remembered between runs. Cleared by the Reset cycles &amp; counter button or a ComfyUI restart.</w:t>
+        <w:t xml:space="preserve">Runs last, after all wildcards, variables, switches and cycles. Whole words / phrases only ("there" is never touched by </w:t>
+      </w:r>
+      <w:r>
+        <w:rPr>
+          <w:rFonts w:ascii="Consolas" w:cs="Consolas" w:eastAsia="Consolas" w:hAnsi="Consolas"/>
+          <w:color w:val="7A1F5C"/>
+          <w:sz w:val="19"/>
+          <w:szCs w:val="19"/>
+        </w:rPr>
+        <w:t xml:space="preserve">her</w:t>
+      </w:r>
+      <w:r>
+        <w:t xml:space="preserve">). All replacements happen in one pass, so swaps work and nothing is replaced twice.</w:t>
       </w:r>
     </w:p>
     <w:tbl>
@@ -4218,7 +4924,7 @@
                 <w:sz w:val="19"/>
                 <w:szCs w:val="19"/>
               </w:rPr>
-              <w:t xml:space="preserve">{a^b^c}</w:t>
+              <w:t xml:space="preserve">{!she=he}</w:t>
             </w:r>
           </w:p>
         </w:tc>
@@ -4244,7 +4950,7 @@
               <w:spacing w:after="20"/>
             </w:pPr>
             <w:r>
-              <w:t xml:space="preserve">Shuffled bag: every item once before any repeat</w:t>
+              <w:t xml:space="preserve">Any case matches; the case follows the replaced text: she → he, She → He, SHE → HE</w:t>
             </w:r>
           </w:p>
         </w:tc>
@@ -4280,7 +4986,7 @@
                 <w:sz w:val="19"/>
                 <w:szCs w:val="19"/>
               </w:rPr>
-              <w:t xml:space="preserve">{-::a^b^c}</w:t>
+              <w:t xml:space="preserve">{!!She=Mary}</w:t>
             </w:r>
           </w:p>
         </w:tc>
@@ -4306,7 +5012,7 @@
               <w:spacing w:after="20"/>
             </w:pPr>
             <w:r>
-              <w:t xml:space="preserve">Written order: a, b, c, a, b, …</w:t>
+              <w:t xml:space="preserve">Exact case only: replaces "She", leaves "she" and "SHE"; inserted exactly as written</w:t>
             </w:r>
           </w:p>
         </w:tc>
@@ -4324,6 +5030,130 @@
               <w:bottom w:val="single" w:color="BFBFBF" w:sz="4"/>
               <w:right w:val="single" w:color="BFBFBF" w:sz="4"/>
             </w:tcBorders>
+            <w:shd w:fill="F3F1F8" w:color="auto" w:val="clear"/>
+            <w:tcMar>
+              <w:top w:type="dxa" w:w="60"/>
+              <w:left w:type="dxa" w:w="110"/>
+              <w:bottom w:type="dxa" w:w="60"/>
+              <w:right w:type="dxa" w:w="110"/>
+            </w:tcMar>
+          </w:tcPr>
+          <w:p>
+            <w:pPr>
+              <w:spacing w:after="20"/>
+            </w:pPr>
+            <w:r>
+              <w:rPr>
+                <w:rFonts w:ascii="Consolas" w:cs="Consolas" w:eastAsia="Consolas" w:hAnsi="Consolas"/>
+                <w:sz w:val="19"/>
+                <w:szCs w:val="19"/>
+              </w:rPr>
+              <w:t xml:space="preserve">{!!!mod=LoRa}</w:t>
+            </w:r>
+          </w:p>
+        </w:tc>
+        <w:tc>
+          <w:tcPr>
+            <w:tcW w:type="dxa" w:w="5960"/>
+            <w:tcBorders>
+              <w:top w:val="single" w:color="BFBFBF" w:sz="4"/>
+              <w:left w:val="single" w:color="BFBFBF" w:sz="4"/>
+              <w:bottom w:val="single" w:color="BFBFBF" w:sz="4"/>
+              <w:right w:val="single" w:color="BFBFBF" w:sz="4"/>
+            </w:tcBorders>
+            <w:shd w:fill="F3F1F8" w:color="auto" w:val="clear"/>
+            <w:tcMar>
+              <w:top w:type="dxa" w:w="60"/>
+              <w:left w:type="dxa" w:w="110"/>
+              <w:bottom w:type="dxa" w:w="60"/>
+              <w:right w:type="dxa" w:w="110"/>
+            </w:tcMar>
+          </w:tcPr>
+          <w:p>
+            <w:pPr>
+              <w:spacing w:after="20"/>
+            </w:pPr>
+            <w:r>
+              <w:t xml:space="preserve">Any case matches (mod, Mod, MOD, mOd), but the replacement is always inserted exactly as written: LoRa</w:t>
+            </w:r>
+          </w:p>
+        </w:tc>
+      </w:tr>
+      <w:tr>
+        <w:trPr>
+          <w:cantSplit/>
+        </w:trPr>
+        <w:tc>
+          <w:tcPr>
+            <w:tcW w:type="dxa" w:w="3400"/>
+            <w:tcBorders>
+              <w:top w:val="single" w:color="BFBFBF" w:sz="4"/>
+              <w:left w:val="single" w:color="BFBFBF" w:sz="4"/>
+              <w:bottom w:val="single" w:color="BFBFBF" w:sz="4"/>
+              <w:right w:val="single" w:color="BFBFBF" w:sz="4"/>
+            </w:tcBorders>
+            <w:shd w:fill="F3F1F8" w:color="auto" w:val="clear"/>
+            <w:tcMar>
+              <w:top w:type="dxa" w:w="60"/>
+              <w:left w:type="dxa" w:w="110"/>
+              <w:bottom w:type="dxa" w:w="60"/>
+              <w:right w:type="dxa" w:w="110"/>
+            </w:tcMar>
+          </w:tcPr>
+          <w:p>
+            <w:pPr>
+              <w:spacing w:after="20"/>
+            </w:pPr>
+            <w:r>
+              <w:rPr>
+                <w:rFonts w:ascii="Consolas" w:cs="Consolas" w:eastAsia="Consolas" w:hAnsi="Consolas"/>
+                <w:sz w:val="19"/>
+                <w:szCs w:val="19"/>
+              </w:rPr>
+              <w:t xml:space="preserve">{!!!!mod=LoRa}</w:t>
+            </w:r>
+          </w:p>
+        </w:tc>
+        <w:tc>
+          <w:tcPr>
+            <w:tcW w:type="dxa" w:w="5960"/>
+            <w:tcBorders>
+              <w:top w:val="single" w:color="BFBFBF" w:sz="4"/>
+              <w:left w:val="single" w:color="BFBFBF" w:sz="4"/>
+              <w:bottom w:val="single" w:color="BFBFBF" w:sz="4"/>
+              <w:right w:val="single" w:color="BFBFBF" w:sz="4"/>
+            </w:tcBorders>
+            <w:shd w:fill="F3F1F8" w:color="auto" w:val="clear"/>
+            <w:tcMar>
+              <w:top w:type="dxa" w:w="60"/>
+              <w:left w:type="dxa" w:w="110"/>
+              <w:bottom w:type="dxa" w:w="60"/>
+              <w:right w:type="dxa" w:w="110"/>
+            </w:tcMar>
+          </w:tcPr>
+          <w:p>
+            <w:pPr>
+              <w:spacing w:after="20"/>
+            </w:pPr>
+            <w:r>
+              <w:t xml:space="preserve">Exact case only and inserted as written — same as {!!mod=LoRa} (alias, so the four flags read as a set)</w:t>
+            </w:r>
+          </w:p>
+        </w:tc>
+      </w:tr>
+      <w:tr>
+        <w:trPr>
+          <w:cantSplit/>
+        </w:trPr>
+        <w:tc>
+          <w:tcPr>
+            <w:tcW w:type="dxa" w:w="3400"/>
+            <w:tcBorders>
+              <w:top w:val="single" w:color="BFBFBF" w:sz="4"/>
+              <w:left w:val="single" w:color="BFBFBF" w:sz="4"/>
+              <w:bottom w:val="single" w:color="BFBFBF" w:sz="4"/>
+              <w:right w:val="single" w:color="BFBFBF" w:sz="4"/>
+            </w:tcBorders>
             <w:shd w:fill="FFFFFF" w:color="auto" w:val="clear"/>
             <w:tcMar>
               <w:top w:type="dxa" w:w="60"/>
@@ -4342,7 +5172,7 @@
                 <w:sz w:val="19"/>
                 <w:szCs w:val="19"/>
               </w:rPr>
-              <w:t xml:space="preserve">{-::__file__}</w:t>
+              <w:t xml:space="preserve">{!her=him}{!him=her}</w:t>
             </w:r>
           </w:p>
         </w:tc>
@@ -4368,7 +5198,7 @@
               <w:spacing w:after="20"/>
             </w:pPr>
             <w:r>
-              <w:t xml:space="preserve">Written order through a file's lines</w:t>
+              <w:t xml:space="preserve">Swap</w:t>
             </w:r>
           </w:p>
         </w:tc>
@@ -4404,7 +5234,7 @@
                 <w:sz w:val="19"/>
                 <w:szCs w:val="19"/>
               </w:rPr>
-              <w:t xml:space="preserve">{+::a|b|c}</w:t>
+              <w:t xml:space="preserve">{!long red hair=short black hair}</w:t>
             </w:r>
           </w:p>
         </w:tc>
@@ -4430,7 +5260,7 @@
               <w:spacing w:after="20"/>
             </w:pPr>
             <w:r>
-              <w:t xml:space="preserve">Random, never the same item twice in a row</w:t>
+              <w:t xml:space="preserve">Phrases work (Long Red Hair → Short Black Hair)</w:t>
             </w:r>
           </w:p>
         </w:tc>
@@ -4466,7 +5296,7 @@
                 <w:sz w:val="19"/>
                 <w:szCs w:val="19"/>
               </w:rPr>
-              <w:t xml:space="preserve">{3+::a|b|c|d|e}</w:t>
+              <w:t xml:space="preserve">{!cat={dog|fox}}</w:t>
             </w:r>
           </w:p>
         </w:tc>
@@ -4492,193 +5322,7 @@
               <w:spacing w:after="20"/>
             </w:pPr>
             <w:r>
-              <w:t xml:space="preserve">Random, none of the last 3 items used</w:t>
-            </w:r>
-          </w:p>
-        </w:tc>
-      </w:tr>
-      <w:tr>
-        <w:trPr>
-          <w:cantSplit/>
-        </w:trPr>
-        <w:tc>
-          <w:tcPr>
-            <w:tcW w:type="dxa" w:w="3400"/>
-            <w:tcBorders>
-              <w:top w:val="single" w:color="BFBFBF" w:sz="4"/>
-              <w:left w:val="single" w:color="BFBFBF" w:sz="4"/>
-              <w:bottom w:val="single" w:color="BFBFBF" w:sz="4"/>
-              <w:right w:val="single" w:color="BFBFBF" w:sz="4"/>
-            </w:tcBorders>
-            <w:shd w:fill="F3F1F8" w:color="auto" w:val="clear"/>
-            <w:tcMar>
-              <w:top w:type="dxa" w:w="60"/>
-              <w:left w:type="dxa" w:w="110"/>
-              <w:bottom w:type="dxa" w:w="60"/>
-              <w:right w:type="dxa" w:w="110"/>
-            </w:tcMar>
-          </w:tcPr>
-          <w:p>
-            <w:pPr>
-              <w:spacing w:after="20"/>
-            </w:pPr>
-            <w:r>
-              <w:rPr>
-                <w:rFonts w:ascii="Consolas" w:cs="Consolas" w:eastAsia="Consolas" w:hAnsi="Consolas"/>
-                <w:sz w:val="19"/>
-                <w:szCs w:val="19"/>
-              </w:rPr>
-              <w:t xml:space="preserve">{3$$3+::a|b|…|j}</w:t>
-            </w:r>
-          </w:p>
-        </w:tc>
-        <w:tc>
-          <w:tcPr>
-            <w:tcW w:type="dxa" w:w="5960"/>
-            <w:tcBorders>
-              <w:top w:val="single" w:color="BFBFBF" w:sz="4"/>
-              <w:left w:val="single" w:color="BFBFBF" w:sz="4"/>
-              <w:bottom w:val="single" w:color="BFBFBF" w:sz="4"/>
-              <w:right w:val="single" w:color="BFBFBF" w:sz="4"/>
-            </w:tcBorders>
-            <w:shd w:fill="F3F1F8" w:color="auto" w:val="clear"/>
-            <w:tcMar>
-              <w:top w:type="dxa" w:w="60"/>
-              <w:left w:type="dxa" w:w="110"/>
-              <w:bottom w:type="dxa" w:w="60"/>
-              <w:right w:type="dxa" w:w="110"/>
-            </w:tcMar>
-          </w:tcPr>
-          <w:p>
-            <w:pPr>
-              <w:spacing w:after="20"/>
-            </w:pPr>
-            <w:r>
-              <w:t xml:space="preserve">3 per run, none of the previous run's 3</w:t>
-            </w:r>
-          </w:p>
-        </w:tc>
-      </w:tr>
-      <w:tr>
-        <w:trPr>
-          <w:cantSplit/>
-        </w:trPr>
-        <w:tc>
-          <w:tcPr>
-            <w:tcW w:type="dxa" w:w="3400"/>
-            <w:tcBorders>
-              <w:top w:val="single" w:color="BFBFBF" w:sz="4"/>
-              <w:left w:val="single" w:color="BFBFBF" w:sz="4"/>
-              <w:bottom w:val="single" w:color="BFBFBF" w:sz="4"/>
-              <w:right w:val="single" w:color="BFBFBF" w:sz="4"/>
-            </w:tcBorders>
-            <w:shd w:fill="FFFFFF" w:color="auto" w:val="clear"/>
-            <w:tcMar>
-              <w:top w:type="dxa" w:w="60"/>
-              <w:left w:type="dxa" w:w="110"/>
-              <w:bottom w:type="dxa" w:w="60"/>
-              <w:right w:type="dxa" w:w="110"/>
-            </w:tcMar>
-          </w:tcPr>
-          <w:p>
-            <w:pPr>
-              <w:spacing w:after="20"/>
-            </w:pPr>
-            <w:r>
-              <w:rPr>
-                <w:rFonts w:ascii="Consolas" w:cs="Consolas" w:eastAsia="Consolas" w:hAnsi="Consolas"/>
-                <w:sz w:val="19"/>
-                <w:szCs w:val="19"/>
-              </w:rPr>
-              <w:t xml:space="preserve">{2+::a^b^c^d}</w:t>
-            </w:r>
-          </w:p>
-        </w:tc>
-        <w:tc>
-          <w:tcPr>
-            <w:tcW w:type="dxa" w:w="5960"/>
-            <w:tcBorders>
-              <w:top w:val="single" w:color="BFBFBF" w:sz="4"/>
-              <w:left w:val="single" w:color="BFBFBF" w:sz="4"/>
-              <w:bottom w:val="single" w:color="BFBFBF" w:sz="4"/>
-              <w:right w:val="single" w:color="BFBFBF" w:sz="4"/>
-            </w:tcBorders>
-            <w:shd w:fill="FFFFFF" w:color="auto" w:val="clear"/>
-            <w:tcMar>
-              <w:top w:type="dxa" w:w="60"/>
-              <w:left w:type="dxa" w:w="110"/>
-              <w:bottom w:type="dxa" w:w="60"/>
-              <w:right w:type="dxa" w:w="110"/>
-            </w:tcMar>
-          </w:tcPr>
-          <w:p>
-            <w:pPr>
-              <w:spacing w:after="20"/>
-            </w:pPr>
-            <w:r>
-              <w:t xml:space="preserve">Shuffled bag; a new bag never starts with any of the last 2 items</w:t>
-            </w:r>
-          </w:p>
-        </w:tc>
-      </w:tr>
-      <w:tr>
-        <w:trPr>
-          <w:cantSplit/>
-        </w:trPr>
-        <w:tc>
-          <w:tcPr>
-            <w:tcW w:type="dxa" w:w="3400"/>
-            <w:tcBorders>
-              <w:top w:val="single" w:color="BFBFBF" w:sz="4"/>
-              <w:left w:val="single" w:color="BFBFBF" w:sz="4"/>
-              <w:bottom w:val="single" w:color="BFBFBF" w:sz="4"/>
-              <w:right w:val="single" w:color="BFBFBF" w:sz="4"/>
-            </w:tcBorders>
-            <w:shd w:fill="F3F1F8" w:color="auto" w:val="clear"/>
-            <w:tcMar>
-              <w:top w:type="dxa" w:w="60"/>
-              <w:left w:type="dxa" w:w="110"/>
-              <w:bottom w:type="dxa" w:w="60"/>
-              <w:right w:type="dxa" w:w="110"/>
-            </w:tcMar>
-          </w:tcPr>
-          <w:p>
-            <w:pPr>
-              <w:spacing w:after="20"/>
-            </w:pPr>
-            <w:r>
-              <w:rPr>
-                <w:rFonts w:ascii="Consolas" w:cs="Consolas" w:eastAsia="Consolas" w:hAnsi="Consolas"/>
-                <w:sz w:val="19"/>
-                <w:szCs w:val="19"/>
-              </w:rPr>
-              <w:t xml:space="preserve">{2+::__file__}</w:t>
-            </w:r>
-          </w:p>
-        </w:tc>
-        <w:tc>
-          <w:tcPr>
-            <w:tcW w:type="dxa" w:w="5960"/>
-            <w:tcBorders>
-              <w:top w:val="single" w:color="BFBFBF" w:sz="4"/>
-              <w:left w:val="single" w:color="BFBFBF" w:sz="4"/>
-              <w:bottom w:val="single" w:color="BFBFBF" w:sz="4"/>
-              <w:right w:val="single" w:color="BFBFBF" w:sz="4"/>
-            </w:tcBorders>
-            <w:shd w:fill="F3F1F8" w:color="auto" w:val="clear"/>
-            <w:tcMar>
-              <w:top w:type="dxa" w:w="60"/>
-              <w:left w:type="dxa" w:w="110"/>
-              <w:bottom w:type="dxa" w:w="60"/>
-              <w:right w:type="dxa" w:w="110"/>
-            </w:tcMar>
-          </w:tcPr>
-          <w:p>
-            <w:pPr>
-              <w:spacing w:after="20"/>
-            </w:pPr>
-            <w:r>
-              <w:t xml:space="preserve">No-repeat pick from a file</w:t>
+              <w:t xml:space="preserve">The replacement may contain syntax, resolved once per run</w:t>
             </w:r>
           </w:p>
         </w:tc>
@@ -4694,7 +5338,7 @@
         <w:pStyle w:val="Heading2"/>
       </w:pPr>
       <w:r>
-        <w:t xml:space="preserve">Not persistent (this run only)</w:t>
+        <w:t xml:space="preserve">Case rules for !</w:t>
       </w:r>
     </w:p>
     <w:tbl>
@@ -4744,7 +5388,7 @@
                 <w:bCs/>
                 <w:color w:val="FFFFFF"/>
               </w:rPr>
-              <w:t xml:space="preserve">Syntax</w:t>
+              <w:t xml:space="preserve">Matched text</w:t>
             </w:r>
           </w:p>
         </w:tc>
@@ -4775,7 +5419,7 @@
                 <w:bCs/>
                 <w:color w:val="FFFFFF"/>
               </w:rPr>
-              <w:t xml:space="preserve">Result</w:t>
+              <w:t xml:space="preserve">Replacement becomes</w:t>
             </w:r>
           </w:p>
         </w:tc>
@@ -4811,7 +5455,7 @@
                 <w:sz w:val="19"/>
                 <w:szCs w:val="19"/>
               </w:rPr>
-              <w:t xml:space="preserve">{-::a|b|c}</w:t>
+              <w:t xml:space="preserve">all lowercase</w:t>
             </w:r>
           </w:p>
         </w:tc>
@@ -4837,7 +5481,7 @@
               <w:spacing w:after="20"/>
             </w:pPr>
             <w:r>
-              <w:t xml:space="preserve">Always the first item → "a"</w:t>
+              <w:t xml:space="preserve">lowercase</w:t>
             </w:r>
           </w:p>
         </w:tc>
@@ -4873,7 +5517,7 @@
                 <w:sz w:val="19"/>
                 <w:szCs w:val="19"/>
               </w:rPr>
-              <w:t xml:space="preserve">{2$$-::a|b|c}</w:t>
+              <w:t xml:space="preserve">First letter capitalised</w:t>
             </w:r>
           </w:p>
         </w:tc>
@@ -4899,7 +5543,193 @@
               <w:spacing w:after="20"/>
             </w:pPr>
             <w:r>
-              <w:t xml:space="preserve">First 2 in written order → "a b"</w:t>
+              <w:t xml:space="preserve">first letter capitalised</w:t>
+            </w:r>
+          </w:p>
+        </w:tc>
+      </w:tr>
+      <w:tr>
+        <w:trPr>
+          <w:cantSplit/>
+        </w:trPr>
+        <w:tc>
+          <w:tcPr>
+            <w:tcW w:type="dxa" w:w="3400"/>
+            <w:tcBorders>
+              <w:top w:val="single" w:color="BFBFBF" w:sz="4"/>
+              <w:left w:val="single" w:color="BFBFBF" w:sz="4"/>
+              <w:bottom w:val="single" w:color="BFBFBF" w:sz="4"/>
+              <w:right w:val="single" w:color="BFBFBF" w:sz="4"/>
+            </w:tcBorders>
+            <w:shd w:fill="FFFFFF" w:color="auto" w:val="clear"/>
+            <w:tcMar>
+              <w:top w:type="dxa" w:w="60"/>
+              <w:left w:type="dxa" w:w="110"/>
+              <w:bottom w:type="dxa" w:w="60"/>
+              <w:right w:type="dxa" w:w="110"/>
+            </w:tcMar>
+          </w:tcPr>
+          <w:p>
+            <w:pPr>
+              <w:spacing w:after="20"/>
+            </w:pPr>
+            <w:r>
+              <w:rPr>
+                <w:rFonts w:ascii="Consolas" w:cs="Consolas" w:eastAsia="Consolas" w:hAnsi="Consolas"/>
+                <w:sz w:val="19"/>
+                <w:szCs w:val="19"/>
+              </w:rPr>
+              <w:t xml:space="preserve">ALL CAPS</w:t>
+            </w:r>
+          </w:p>
+        </w:tc>
+        <w:tc>
+          <w:tcPr>
+            <w:tcW w:type="dxa" w:w="5960"/>
+            <w:tcBorders>
+              <w:top w:val="single" w:color="BFBFBF" w:sz="4"/>
+              <w:left w:val="single" w:color="BFBFBF" w:sz="4"/>
+              <w:bottom w:val="single" w:color="BFBFBF" w:sz="4"/>
+              <w:right w:val="single" w:color="BFBFBF" w:sz="4"/>
+            </w:tcBorders>
+            <w:shd w:fill="FFFFFF" w:color="auto" w:val="clear"/>
+            <w:tcMar>
+              <w:top w:type="dxa" w:w="60"/>
+              <w:left w:type="dxa" w:w="110"/>
+              <w:bottom w:type="dxa" w:w="60"/>
+              <w:right w:type="dxa" w:w="110"/>
+            </w:tcMar>
+          </w:tcPr>
+          <w:p>
+            <w:pPr>
+              <w:spacing w:after="20"/>
+            </w:pPr>
+            <w:r>
+              <w:t xml:space="preserve">ALL CAPS</w:t>
+            </w:r>
+          </w:p>
+        </w:tc>
+      </w:tr>
+      <w:tr>
+        <w:trPr>
+          <w:cantSplit/>
+        </w:trPr>
+        <w:tc>
+          <w:tcPr>
+            <w:tcW w:type="dxa" w:w="3400"/>
+            <w:tcBorders>
+              <w:top w:val="single" w:color="BFBFBF" w:sz="4"/>
+              <w:left w:val="single" w:color="BFBFBF" w:sz="4"/>
+              <w:bottom w:val="single" w:color="BFBFBF" w:sz="4"/>
+              <w:right w:val="single" w:color="BFBFBF" w:sz="4"/>
+            </w:tcBorders>
+            <w:shd w:fill="F3F1F8" w:color="auto" w:val="clear"/>
+            <w:tcMar>
+              <w:top w:type="dxa" w:w="60"/>
+              <w:left w:type="dxa" w:w="110"/>
+              <w:bottom w:type="dxa" w:w="60"/>
+              <w:right w:type="dxa" w:w="110"/>
+            </w:tcMar>
+          </w:tcPr>
+          <w:p>
+            <w:pPr>
+              <w:spacing w:after="20"/>
+            </w:pPr>
+            <w:r>
+              <w:rPr>
+                <w:rFonts w:ascii="Consolas" w:cs="Consolas" w:eastAsia="Consolas" w:hAnsi="Consolas"/>
+                <w:sz w:val="19"/>
+                <w:szCs w:val="19"/>
+              </w:rPr>
+              <w:t xml:space="preserve">Every Word Capitalised (phrase)</w:t>
+            </w:r>
+          </w:p>
+        </w:tc>
+        <w:tc>
+          <w:tcPr>
+            <w:tcW w:type="dxa" w:w="5960"/>
+            <w:tcBorders>
+              <w:top w:val="single" w:color="BFBFBF" w:sz="4"/>
+              <w:left w:val="single" w:color="BFBFBF" w:sz="4"/>
+              <w:bottom w:val="single" w:color="BFBFBF" w:sz="4"/>
+              <w:right w:val="single" w:color="BFBFBF" w:sz="4"/>
+            </w:tcBorders>
+            <w:shd w:fill="F3F1F8" w:color="auto" w:val="clear"/>
+            <w:tcMar>
+              <w:top w:type="dxa" w:w="60"/>
+              <w:left w:type="dxa" w:w="110"/>
+              <w:bottom w:type="dxa" w:w="60"/>
+              <w:right w:type="dxa" w:w="110"/>
+            </w:tcMar>
+          </w:tcPr>
+          <w:p>
+            <w:pPr>
+              <w:spacing w:after="20"/>
+            </w:pPr>
+            <w:r>
+              <w:t xml:space="preserve">Every Word Capitalised</w:t>
+            </w:r>
+          </w:p>
+        </w:tc>
+      </w:tr>
+      <w:tr>
+        <w:trPr>
+          <w:cantSplit/>
+        </w:trPr>
+        <w:tc>
+          <w:tcPr>
+            <w:tcW w:type="dxa" w:w="3400"/>
+            <w:tcBorders>
+              <w:top w:val="single" w:color="BFBFBF" w:sz="4"/>
+              <w:left w:val="single" w:color="BFBFBF" w:sz="4"/>
+              <w:bottom w:val="single" w:color="BFBFBF" w:sz="4"/>
+              <w:right w:val="single" w:color="BFBFBF" w:sz="4"/>
+            </w:tcBorders>
+            <w:shd w:fill="FFFFFF" w:color="auto" w:val="clear"/>
+            <w:tcMar>
+              <w:top w:type="dxa" w:w="60"/>
+              <w:left w:type="dxa" w:w="110"/>
+              <w:bottom w:type="dxa" w:w="60"/>
+              <w:right w:type="dxa" w:w="110"/>
+            </w:tcMar>
+          </w:tcPr>
+          <w:p>
+            <w:pPr>
+              <w:spacing w:after="20"/>
+            </w:pPr>
+            <w:r>
+              <w:rPr>
+                <w:rFonts w:ascii="Consolas" w:cs="Consolas" w:eastAsia="Consolas" w:hAnsi="Consolas"/>
+                <w:sz w:val="19"/>
+                <w:szCs w:val="19"/>
+              </w:rPr>
+              <w:t xml:space="preserve">anything mixed (sHe)</w:t>
+            </w:r>
+          </w:p>
+        </w:tc>
+        <w:tc>
+          <w:tcPr>
+            <w:tcW w:type="dxa" w:w="5960"/>
+            <w:tcBorders>
+              <w:top w:val="single" w:color="BFBFBF" w:sz="4"/>
+              <w:left w:val="single" w:color="BFBFBF" w:sz="4"/>
+              <w:bottom w:val="single" w:color="BFBFBF" w:sz="4"/>
+              <w:right w:val="single" w:color="BFBFBF" w:sz="4"/>
+            </w:tcBorders>
+            <w:shd w:fill="FFFFFF" w:color="auto" w:val="clear"/>
+            <w:tcMar>
+              <w:top w:type="dxa" w:w="60"/>
+              <w:left w:type="dxa" w:w="110"/>
+              <w:bottom w:type="dxa" w:w="60"/>
+              <w:right w:type="dxa" w:w="110"/>
+            </w:tcMar>
+          </w:tcPr>
+          <w:p>
+            <w:pPr>
+              <w:spacing w:after="20"/>
+            </w:pPr>
+            <w:r>
+              <w:t xml:space="preserve">as written</w:t>
             </w:r>
           </w:p>
         </w:tc>
@@ -4909,14 +5739,6 @@
       <w:pPr>
         <w:spacing w:after="120"/>
       </w:pPr>
-    </w:p>
-    <w:p>
-      <w:pPr>
-        <w:pStyle w:val="Heading1"/>
-      </w:pPr>
-      <w:r>
-        <w:t xml:space="preserve">Prefix rules (-:: and N+::)</w:t>
-      </w:r>
     </w:p>
     <w:p>
       <w:pPr>
@@ -4928,7 +5750,7 @@
         <w:spacing w:after="60"/>
       </w:pPr>
       <w:r>
-        <w:t xml:space="preserve">Goes right after </w:t>
+        <w:t xml:space="preserve">A lowercase match lowercases the replacement, so </w:t>
       </w:r>
       <w:r>
         <w:rPr>
@@ -4937,10 +5759,10 @@
           <w:sz w:val="19"/>
           <w:szCs w:val="19"/>
         </w:rPr>
-        <w:t xml:space="preserve">{</w:t>
-      </w:r>
-      <w:r>
-        <w:t xml:space="preserve">, or right after the count part (</w:t>
+        <w:t xml:space="preserve">{!she=Mary}</w:t>
+      </w:r>
+      <w:r>
+        <w:t xml:space="preserve"> turns "she" into "mary" — use </w:t>
       </w:r>
       <w:r>
         <w:rPr>
@@ -4949,10 +5771,23 @@
           <w:sz w:val="19"/>
           <w:szCs w:val="19"/>
         </w:rPr>
-        <w:t xml:space="preserve">2$$</w:t>
-      </w:r>
-      <w:r>
-        <w:t xml:space="preserve">, </w:t>
+        <w:t xml:space="preserve">{!!she=Mary}</w:t>
+      </w:r>
+      <w:r>
+        <w:t xml:space="preserve"> for names.</w:t>
+      </w:r>
+    </w:p>
+    <w:p>
+      <w:pPr>
+        <w:pStyle w:val="ListParagraph"/>
+        <w:numPr>
+          <w:ilvl w:val="0"/>
+          <w:numId w:val="2"/>
+        </w:numPr>
+        <w:spacing w:after="60"/>
+      </w:pPr>
+      <w:r>
+        <w:t xml:space="preserve">If a </w:t>
       </w:r>
       <w:r>
         <w:rPr>
@@ -4961,10 +5796,10 @@
           <w:sz w:val="19"/>
           <w:szCs w:val="19"/>
         </w:rPr>
-        <w:t xml:space="preserve">2$$, $$</w:t>
-      </w:r>
-      <w:r>
-        <w:t xml:space="preserve">, </w:t>
+        <w:t xml:space="preserve">!</w:t>
+      </w:r>
+      <w:r>
+        <w:t xml:space="preserve"> and a </w:t>
       </w:r>
       <w:r>
         <w:rPr>
@@ -4973,10 +5808,46 @@
           <w:sz w:val="19"/>
           <w:szCs w:val="19"/>
         </w:rPr>
-        <w:t xml:space="preserve">3$$$, $ and $$</w:t>
-      </w:r>
-      <w:r>
-        <w:t xml:space="preserve">).</w:t>
+        <w:t xml:space="preserve">!!</w:t>
+      </w:r>
+      <w:r>
+        <w:t xml:space="preserve"> rule match the same word, </w:t>
+      </w:r>
+      <w:r>
+        <w:rPr>
+          <w:rFonts w:ascii="Consolas" w:cs="Consolas" w:eastAsia="Consolas" w:hAnsi="Consolas"/>
+          <w:color w:val="7A1F5C"/>
+          <w:sz w:val="19"/>
+          <w:szCs w:val="19"/>
+        </w:rPr>
+        <w:t xml:space="preserve">!!</w:t>
+      </w:r>
+      <w:r>
+        <w:t xml:space="preserve"> wins, then a longer phrase, then </w:t>
+      </w:r>
+      <w:r>
+        <w:rPr>
+          <w:rFonts w:ascii="Consolas" w:cs="Consolas" w:eastAsia="Consolas" w:hAnsi="Consolas"/>
+          <w:color w:val="7A1F5C"/>
+          <w:sz w:val="19"/>
+          <w:szCs w:val="19"/>
+        </w:rPr>
+        <w:t xml:space="preserve">!!!</w:t>
+      </w:r>
+      <w:r>
+        <w:t xml:space="preserve"> before </w:t>
+      </w:r>
+      <w:r>
+        <w:rPr>
+          <w:rFonts w:ascii="Consolas" w:cs="Consolas" w:eastAsia="Consolas" w:hAnsi="Consolas"/>
+          <w:color w:val="7A1F5C"/>
+          <w:sz w:val="19"/>
+          <w:szCs w:val="19"/>
+        </w:rPr>
+        <w:t xml:space="preserve">!</w:t>
+      </w:r>
+      <w:r>
+        <w:t xml:space="preserve">.</w:t>
       </w:r>
     </w:p>
     <w:p>
@@ -4989,149 +5860,15 @@
         <w:spacing w:after="60"/>
       </w:pPr>
       <w:r>
-        <w:t xml:space="preserve">One prefix per group.</w:t>
-      </w:r>
-    </w:p>
-    <w:p>
-      <w:pPr>
-        <w:pStyle w:val="ListParagraph"/>
-        <w:numPr>
-          <w:ilvl w:val="0"/>
-          <w:numId w:val="2"/>
-        </w:numPr>
-        <w:spacing w:after="60"/>
-      </w:pPr>
-      <w:r>
-        <w:rPr>
-          <w:rFonts w:ascii="Consolas" w:cs="Consolas" w:eastAsia="Consolas" w:hAnsi="Consolas"/>
-          <w:color w:val="7A1F5C"/>
-          <w:sz w:val="19"/>
-          <w:szCs w:val="19"/>
-        </w:rPr>
-        <w:t xml:space="preserve">\+::</w:t>
-      </w:r>
-      <w:r>
-        <w:t xml:space="preserve"> and </w:t>
-      </w:r>
-      <w:r>
-        <w:rPr>
-          <w:rFonts w:ascii="Consolas" w:cs="Consolas" w:eastAsia="Consolas" w:hAnsi="Consolas"/>
-          <w:color w:val="7A1F5C"/>
-          <w:sz w:val="19"/>
-          <w:szCs w:val="19"/>
-        </w:rPr>
-        <w:t xml:space="preserve">\-::</w:t>
-      </w:r>
-      <w:r>
-        <w:t xml:space="preserve"> are plain text, not prefixes.</w:t>
-      </w:r>
-    </w:p>
-    <w:p>
-      <w:pPr>
-        <w:pStyle w:val="ListParagraph"/>
-        <w:numPr>
-          <w:ilvl w:val="0"/>
-          <w:numId w:val="2"/>
-        </w:numPr>
-        <w:spacing w:after="60"/>
-      </w:pPr>
-      <w:r>
-        <w:t xml:space="preserve">Weights (</w:t>
-      </w:r>
-      <w:r>
-        <w:rPr>
-          <w:rFonts w:ascii="Consolas" w:cs="Consolas" w:eastAsia="Consolas" w:hAnsi="Consolas"/>
-          <w:color w:val="7A1F5C"/>
-          <w:sz w:val="19"/>
-          <w:szCs w:val="19"/>
-        </w:rPr>
-        <w:t xml:space="preserve">N::</w:t>
-      </w:r>
-      <w:r>
-        <w:t xml:space="preserve">) still count with </w:t>
-      </w:r>
-      <w:r>
-        <w:rPr>
-          <w:rFonts w:ascii="Consolas" w:cs="Consolas" w:eastAsia="Consolas" w:hAnsi="Consolas"/>
-          <w:color w:val="7A1F5C"/>
-          <w:sz w:val="19"/>
-          <w:szCs w:val="19"/>
-        </w:rPr>
-        <w:t xml:space="preserve">+::</w:t>
-      </w:r>
-      <w:r>
-        <w:t xml:space="preserve"> and are ignored with </w:t>
-      </w:r>
-      <w:r>
-        <w:rPr>
-          <w:rFonts w:ascii="Consolas" w:cs="Consolas" w:eastAsia="Consolas" w:hAnsi="Consolas"/>
-          <w:color w:val="7A1F5C"/>
-          <w:sz w:val="19"/>
-          <w:szCs w:val="19"/>
-        </w:rPr>
-        <w:t xml:space="preserve">-::</w:t>
-      </w:r>
-      <w:r>
-        <w:t xml:space="preserve">.</w:t>
-      </w:r>
-    </w:p>
-    <w:p>
-      <w:pPr>
-        <w:pStyle w:val="ListParagraph"/>
-        <w:numPr>
-          <w:ilvl w:val="0"/>
-          <w:numId w:val="2"/>
-        </w:numPr>
-        <w:spacing w:after="60"/>
-      </w:pPr>
-      <w:r>
-        <w:t xml:space="preserve">If the history would leave too few choices, it forgets the oldest entries first. It never errors and never returns nothing.</w:t>
-      </w:r>
-    </w:p>
-    <w:p>
-      <w:pPr>
-        <w:pStyle w:val="ListParagraph"/>
-        <w:numPr>
-          <w:ilvl w:val="0"/>
-          <w:numId w:val="2"/>
-        </w:numPr>
-        <w:spacing w:after="60"/>
-      </w:pPr>
-      <w:r>
-        <w:t xml:space="preserve">The pick happens when the run is queued.</w:t>
-      </w:r>
-    </w:p>
-    <w:p>
-      <w:pPr>
-        <w:pStyle w:val="ListParagraph"/>
-        <w:numPr>
-          <w:ilvl w:val="0"/>
-          <w:numId w:val="2"/>
-        </w:numPr>
-        <w:spacing w:after="60"/>
-      </w:pPr>
-      <w:r>
-        <w:t xml:space="preserve">A nested random group, e.g. </w:t>
-      </w:r>
-      <w:r>
-        <w:rPr>
-          <w:rFonts w:ascii="Consolas" w:cs="Consolas" w:eastAsia="Consolas" w:hAnsi="Consolas"/>
-          <w:color w:val="7A1F5C"/>
-          <w:sz w:val="19"/>
-          <w:szCs w:val="19"/>
-        </w:rPr>
-        <w:t xml:space="preserve">{2+::a|{b|c}}</w:t>
-      </w:r>
-      <w:r>
-        <w:t xml:space="preserve">, starts a fresh history whenever the inner pick changes.</w:t>
-      </w:r>
-    </w:p>
-    <w:p>
-      <w:pPr>
-        <w:pStyle w:val="Heading1"/>
-      </w:pPr>
-      <w:r>
-        <w:t xml:space="preserve">Node controls</w:t>
+        <w:t xml:space="preserve">Can be defined in the prompt or in a wildcard file. The same find defined twice: the later one wins (with a warning). Removed from the output.</w:t>
+      </w:r>
+    </w:p>
+    <w:p>
+      <w:pPr>
+        <w:pStyle w:val="Heading2"/>
+      </w:pPr>
+      <w:r>
+        <w:t xml:space="preserve">Protected text (v0.8.9)</w:t>
       </w:r>
     </w:p>
     <w:tbl>
@@ -5181,7 +5918,7 @@
                 <w:bCs/>
                 <w:color w:val="FFFFFF"/>
               </w:rPr>
-              <w:t xml:space="preserve">Control</w:t>
+              <w:t xml:space="preserve">Syntax</w:t>
             </w:r>
           </w:p>
         </w:tc>
@@ -5212,6 +5949,2857 @@
                 <w:bCs/>
                 <w:color w:val="FFFFFF"/>
               </w:rPr>
+              <w:t xml:space="preserve">Result</w:t>
+            </w:r>
+          </w:p>
+        </w:tc>
+      </w:tr>
+      <w:tr>
+        <w:trPr>
+          <w:cantSplit/>
+        </w:trPr>
+        <w:tc>
+          <w:tcPr>
+            <w:tcW w:type="dxa" w:w="3400"/>
+            <w:tcBorders>
+              <w:top w:val="single" w:color="BFBFBF" w:sz="4"/>
+              <w:left w:val="single" w:color="BFBFBF" w:sz="4"/>
+              <w:bottom w:val="single" w:color="BFBFBF" w:sz="4"/>
+              <w:right w:val="single" w:color="BFBFBF" w:sz="4"/>
+            </w:tcBorders>
+            <w:shd w:fill="FFFFFF" w:color="auto" w:val="clear"/>
+            <w:tcMar>
+              <w:top w:type="dxa" w:w="60"/>
+              <w:left w:type="dxa" w:w="110"/>
+              <w:bottom w:type="dxa" w:w="60"/>
+              <w:right w:type="dxa" w:w="110"/>
+            </w:tcMar>
+          </w:tcPr>
+          <w:p>
+            <w:pPr>
+              <w:spacing w:after="20"/>
+            </w:pPr>
+            <w:r>
+              <w:rPr>
+                <w:rFonts w:ascii="Consolas" w:cs="Consolas" w:eastAsia="Consolas" w:hAnsi="Consolas"/>
+                <w:sz w:val="19"/>
+                <w:szCs w:val="19"/>
+              </w:rPr>
+              <w:t xml:space="preserve">{-=man=-}</w:t>
+            </w:r>
+          </w:p>
+        </w:tc>
+        <w:tc>
+          <w:tcPr>
+            <w:tcW w:type="dxa" w:w="5960"/>
+            <w:tcBorders>
+              <w:top w:val="single" w:color="BFBFBF" w:sz="4"/>
+              <w:left w:val="single" w:color="BFBFBF" w:sz="4"/>
+              <w:bottom w:val="single" w:color="BFBFBF" w:sz="4"/>
+              <w:right w:val="single" w:color="BFBFBF" w:sz="4"/>
+            </w:tcBorders>
+            <w:shd w:fill="FFFFFF" w:color="auto" w:val="clear"/>
+            <w:tcMar>
+              <w:top w:type="dxa" w:w="60"/>
+              <w:left w:type="dxa" w:w="110"/>
+              <w:bottom w:type="dxa" w:w="60"/>
+              <w:right w:type="dxa" w:w="110"/>
+            </w:tcMar>
+          </w:tcPr>
+          <w:p>
+            <w:pPr>
+              <w:spacing w:after="20"/>
+            </w:pPr>
+            <w:r>
+              <w:t xml:space="preserve">The text between the markers is written to the output as-is. No </w:t>
+            </w:r>
+            <w:r>
+              <w:rPr>
+                <w:rFonts w:ascii="Consolas" w:cs="Consolas" w:eastAsia="Consolas" w:hAnsi="Consolas"/>
+                <w:color w:val="7A1F5C"/>
+                <w:sz w:val="19"/>
+                <w:szCs w:val="19"/>
+              </w:rPr>
+              <w:t xml:space="preserve">{!...}</w:t>
+            </w:r>
+            <w:r>
+              <w:t xml:space="preserve"> or </w:t>
+            </w:r>
+            <w:r>
+              <w:rPr>
+                <w:rFonts w:ascii="Consolas" w:cs="Consolas" w:eastAsia="Consolas" w:hAnsi="Consolas"/>
+                <w:color w:val="7A1F5C"/>
+                <w:sz w:val="19"/>
+                <w:szCs w:val="19"/>
+              </w:rPr>
+              <w:t xml:space="preserve">{!!...}</w:t>
+            </w:r>
+            <w:r>
+              <w:t xml:space="preserve"> / {!!!...} replacement touches it. The </w:t>
+            </w:r>
+            <w:r>
+              <w:rPr>
+                <w:rFonts w:ascii="Consolas" w:cs="Consolas" w:eastAsia="Consolas" w:hAnsi="Consolas"/>
+                <w:color w:val="7A1F5C"/>
+                <w:sz w:val="19"/>
+                <w:szCs w:val="19"/>
+              </w:rPr>
+              <w:t xml:space="preserve">{-=</w:t>
+            </w:r>
+            <w:r>
+              <w:t xml:space="preserve"> </w:t>
+            </w:r>
+            <w:r>
+              <w:rPr>
+                <w:rFonts w:ascii="Consolas" w:cs="Consolas" w:eastAsia="Consolas" w:hAnsi="Consolas"/>
+                <w:color w:val="7A1F5C"/>
+                <w:sz w:val="19"/>
+                <w:szCs w:val="19"/>
+              </w:rPr>
+              <w:t xml:space="preserve">=-}</w:t>
+            </w:r>
+            <w:r>
+              <w:t xml:space="preserve"> wrapper is removed.</w:t>
+            </w:r>
+          </w:p>
+        </w:tc>
+      </w:tr>
+    </w:tbl>
+    <w:p>
+      <w:pPr>
+        <w:spacing w:after="60"/>
+      </w:pPr>
+    </w:p>
+    <w:p>
+      <w:pPr>
+        <w:pStyle w:val="ListParagraph"/>
+        <w:numPr>
+          <w:ilvl w:val="0"/>
+          <w:numId w:val="2"/>
+        </w:numPr>
+        <w:spacing w:after="60"/>
+      </w:pPr>
+      <w:r>
+        <w:t xml:space="preserve">The contents still resolve normally first (</w:t>
+      </w:r>
+      <w:r>
+        <w:rPr>
+          <w:rFonts w:ascii="Consolas" w:cs="Consolas" w:eastAsia="Consolas" w:hAnsi="Consolas"/>
+          <w:color w:val="7A1F5C"/>
+          <w:sz w:val="19"/>
+          <w:szCs w:val="19"/>
+        </w:rPr>
+        <w:t xml:space="preserve">{-=a {red|blue} man=-}</w:t>
+      </w:r>
+      <w:r>
+        <w:t xml:space="preserve">, </w:t>
+      </w:r>
+      <w:r>
+        <w:rPr>
+          <w:rFonts w:ascii="Consolas" w:cs="Consolas" w:eastAsia="Consolas" w:hAnsi="Consolas"/>
+          <w:color w:val="7A1F5C"/>
+          <w:sz w:val="19"/>
+          <w:szCs w:val="19"/>
+        </w:rPr>
+        <w:t xml:space="preserve">{-=__./who__=-}</w:t>
+      </w:r>
+      <w:r>
+        <w:t xml:space="preserve">); only the replacement step skips them.</w:t>
+      </w:r>
+    </w:p>
+    <w:p>
+      <w:pPr>
+        <w:pStyle w:val="ListParagraph"/>
+        <w:numPr>
+          <w:ilvl w:val="0"/>
+          <w:numId w:val="2"/>
+        </w:numPr>
+        <w:spacing w:after="60"/>
+      </w:pPr>
+      <w:r>
+        <w:t xml:space="preserve">With </w:t>
+      </w:r>
+      <w:r>
+        <w:rPr>
+          <w:rFonts w:ascii="Consolas" w:cs="Consolas" w:eastAsia="Consolas" w:hAnsi="Consolas"/>
+          <w:color w:val="7A1F5C"/>
+          <w:sz w:val="19"/>
+          <w:szCs w:val="19"/>
+        </w:rPr>
+        <w:t xml:space="preserve">{!man=woman}</w:t>
+      </w:r>
+      <w:r>
+        <w:t xml:space="preserve"> in the prompt, "the man" becomes "the woman", but </w:t>
+      </w:r>
+      <w:r>
+        <w:rPr>
+          <w:rFonts w:ascii="Consolas" w:cs="Consolas" w:eastAsia="Consolas" w:hAnsi="Consolas"/>
+          <w:color w:val="7A1F5C"/>
+          <w:sz w:val="19"/>
+          <w:szCs w:val="19"/>
+        </w:rPr>
+        <w:t xml:space="preserve">{-=man=-}</w:t>
+      </w:r>
+      <w:r>
+        <w:t xml:space="preserve"> stays "man" (a mannequin, a fixed title, a quoted word).</w:t>
+      </w:r>
+    </w:p>
+    <w:p>
+      <w:pPr>
+        <w:pStyle w:val="ListParagraph"/>
+        <w:numPr>
+          <w:ilvl w:val="0"/>
+          <w:numId w:val="2"/>
+        </w:numPr>
+        <w:spacing w:after="60"/>
+      </w:pPr>
+      <w:r>
+        <w:t xml:space="preserve">Works in the prompt and inside wildcard file lines. Text outside the markers is replaced as usual.</w:t>
+      </w:r>
+    </w:p>
+    <w:p>
+      <w:pPr>
+        <w:pStyle w:val="Heading2"/>
+      </w:pPr>
+      <w:r>
+        <w:t xml:space="preserve">Gendered wildcard text</w:t>
+      </w:r>
+    </w:p>
+    <w:p>
+      <w:pPr>
+        <w:spacing w:after="100"/>
+      </w:pPr>
+      <w:r>
+        <w:t xml:space="preserve">Write gendered words once as switches, then set the gender in one place. Keep the option order the same everywhere (1 = male, 2 = female).</w:t>
+      </w:r>
+    </w:p>
+    <w:tbl>
+      <w:tblPr>
+        <w:tblW w:type="dxa" w:w="9360"/>
+      </w:tblPr>
+      <w:tblGrid>
+        <w:gridCol w:w="9360"/>
+      </w:tblGrid>
+      <w:tr>
+        <w:trPr>
+          <w:cantSplit/>
+        </w:trPr>
+        <w:tc>
+          <w:tcPr>
+            <w:tcW w:type="dxa" w:w="9360"/>
+            <w:tcBorders>
+              <w:top w:val="single" w:color="BFBFBF" w:sz="4"/>
+              <w:left w:val="single" w:color="BFBFBF" w:sz="4"/>
+              <w:bottom w:val="single" w:color="BFBFBF" w:sz="4"/>
+              <w:right w:val="single" w:color="BFBFBF" w:sz="4"/>
+            </w:tcBorders>
+            <w:shd w:fill="F3F1F8" w:color="auto" w:val="clear"/>
+            <w:tcMar>
+              <w:top w:type="dxa" w:w="60"/>
+              <w:left w:type="dxa" w:w="110"/>
+              <w:bottom w:type="dxa" w:w="60"/>
+              <w:right w:type="dxa" w:w="110"/>
+            </w:tcMar>
+          </w:tcPr>
+          <w:p>
+            <w:pPr>
+              <w:spacing w:after="0"/>
+            </w:pPr>
+            <w:r>
+              <w:rPr>
+                <w:rFonts w:ascii="Consolas" w:cs="Consolas" w:eastAsia="Consolas" w:hAnsi="Consolas"/>
+                <w:sz w:val="19"/>
+                <w:szCs w:val="19"/>
+              </w:rPr>
+              <w:t xml:space="preserve">{&amp;gend:he|she} wears {&amp;gend:his|her} jacket        (in a wildcard file)</w:t>
+            </w:r>
+          </w:p>
+          <w:p>
+            <w:pPr>
+              <w:spacing w:after="0"/>
+            </w:pPr>
+            <w:r>
+              <w:rPr>
+                <w:rFonts w:ascii="Consolas" w:cs="Consolas" w:eastAsia="Consolas" w:hAnsi="Consolas"/>
+                <w:sz w:val="19"/>
+                <w:szCs w:val="19"/>
+              </w:rPr>
+              <w:t xml:space="preserve">{&amp;gend=2}                                           (prompt or switches box)</w:t>
+            </w:r>
+          </w:p>
+          <w:p>
+            <w:pPr>
+              <w:spacing w:after="0"/>
+            </w:pPr>
+            <w:r>
+              <w:rPr>
+                <w:rFonts w:ascii="Consolas" w:cs="Consolas" w:eastAsia="Consolas" w:hAnsi="Consolas"/>
+                <w:sz w:val="19"/>
+                <w:szCs w:val="19"/>
+              </w:rPr>
+              <w:t xml:space="preserve">{&amp;!gend=1}                                          (override: beats any {&amp;gend=...})</w:t>
+            </w:r>
+          </w:p>
+        </w:tc>
+      </w:tr>
+    </w:tbl>
+    <w:p>
+      <w:pPr>
+        <w:spacing w:after="60"/>
+      </w:pPr>
+    </w:p>
+    <w:p>
+      <w:pPr>
+        <w:spacing w:after="100"/>
+      </w:pPr>
+      <w:r>
+        <w:t xml:space="preserve">A single-gender line can skip the switch and still be flipped with </w:t>
+      </w:r>
+      <w:r>
+        <w:rPr>
+          <w:rFonts w:ascii="Consolas" w:cs="Consolas" w:eastAsia="Consolas" w:hAnsi="Consolas"/>
+          <w:color w:val="7A1F5C"/>
+          <w:sz w:val="19"/>
+          <w:szCs w:val="19"/>
+        </w:rPr>
+        <w:t xml:space="preserve">{!she=he}</w:t>
+      </w:r>
+      <w:r>
+        <w:t xml:space="preserve">; wrap words that must never flip in </w:t>
+      </w:r>
+      <w:r>
+        <w:rPr>
+          <w:rFonts w:ascii="Consolas" w:cs="Consolas" w:eastAsia="Consolas" w:hAnsi="Consolas"/>
+          <w:color w:val="7A1F5C"/>
+          <w:sz w:val="19"/>
+          <w:szCs w:val="19"/>
+        </w:rPr>
+        <w:t xml:space="preserve">{-=...=-}</w:t>
+      </w:r>
+      <w:r>
+        <w:t xml:space="preserve">.</w:t>
+      </w:r>
+    </w:p>
+    <w:p>
+      <w:pPr>
+        <w:pStyle w:val="Heading1"/>
+      </w:pPr>
+      <w:r>
+        <w:t xml:space="preserve">Variables</w:t>
+      </w:r>
+    </w:p>
+    <w:tbl>
+      <w:tblPr>
+        <w:tblW w:type="dxa" w:w="9360"/>
+        <w:tblBorders>
+          <w:top w:val="single" w:color="auto" w:sz="4"/>
+          <w:left w:val="single" w:color="auto" w:sz="4"/>
+          <w:bottom w:val="single" w:color="auto" w:sz="4"/>
+          <w:right w:val="single" w:color="auto" w:sz="4"/>
+          <w:insideH w:val="single" w:color="auto" w:sz="4"/>
+          <w:insideV w:val="single" w:color="auto" w:sz="4"/>
+        </w:tblBorders>
+      </w:tblPr>
+      <w:tblGrid>
+        <w:gridCol w:w="3400"/>
+        <w:gridCol w:w="5960"/>
+      </w:tblGrid>
+      <w:tr>
+        <w:trPr>
+          <w:tblHeader/>
+        </w:trPr>
+        <w:tc>
+          <w:tcPr>
+            <w:tcW w:type="dxa" w:w="3400"/>
+            <w:tcBorders>
+              <w:top w:val="single" w:color="BFBFBF" w:sz="4"/>
+              <w:left w:val="single" w:color="BFBFBF" w:sz="4"/>
+              <w:bottom w:val="single" w:color="BFBFBF" w:sz="4"/>
+              <w:right w:val="single" w:color="BFBFBF" w:sz="4"/>
+            </w:tcBorders>
+            <w:shd w:fill="3B2F63" w:color="auto" w:val="clear"/>
+            <w:tcMar>
+              <w:top w:type="dxa" w:w="60"/>
+              <w:left w:type="dxa" w:w="110"/>
+              <w:bottom w:type="dxa" w:w="60"/>
+              <w:right w:type="dxa" w:w="110"/>
+            </w:tcMar>
+          </w:tcPr>
+          <w:p>
+            <w:pPr>
+              <w:spacing w:after="20"/>
+            </w:pPr>
+            <w:r>
+              <w:rPr>
+                <w:b/>
+                <w:bCs/>
+                <w:color w:val="FFFFFF"/>
+              </w:rPr>
+              <w:t xml:space="preserve">Syntax</w:t>
+            </w:r>
+          </w:p>
+        </w:tc>
+        <w:tc>
+          <w:tcPr>
+            <w:tcW w:type="dxa" w:w="5960"/>
+            <w:tcBorders>
+              <w:top w:val="single" w:color="BFBFBF" w:sz="4"/>
+              <w:left w:val="single" w:color="BFBFBF" w:sz="4"/>
+              <w:bottom w:val="single" w:color="BFBFBF" w:sz="4"/>
+              <w:right w:val="single" w:color="BFBFBF" w:sz="4"/>
+            </w:tcBorders>
+            <w:shd w:fill="3B2F63" w:color="auto" w:val="clear"/>
+            <w:tcMar>
+              <w:top w:type="dxa" w:w="60"/>
+              <w:left w:type="dxa" w:w="110"/>
+              <w:bottom w:type="dxa" w:w="60"/>
+              <w:right w:type="dxa" w:w="110"/>
+            </w:tcMar>
+          </w:tcPr>
+          <w:p>
+            <w:pPr>
+              <w:spacing w:after="20"/>
+            </w:pPr>
+            <w:r>
+              <w:rPr>
+                <w:b/>
+                <w:bCs/>
+                <w:color w:val="FFFFFF"/>
+              </w:rPr>
+              <w:t xml:space="preserve">Result</w:t>
+            </w:r>
+          </w:p>
+        </w:tc>
+      </w:tr>
+      <w:tr>
+        <w:trPr>
+          <w:cantSplit/>
+        </w:trPr>
+        <w:tc>
+          <w:tcPr>
+            <w:tcW w:type="dxa" w:w="3400"/>
+            <w:tcBorders>
+              <w:top w:val="single" w:color="BFBFBF" w:sz="4"/>
+              <w:left w:val="single" w:color="BFBFBF" w:sz="4"/>
+              <w:bottom w:val="single" w:color="BFBFBF" w:sz="4"/>
+              <w:right w:val="single" w:color="BFBFBF" w:sz="4"/>
+            </w:tcBorders>
+            <w:shd w:fill="FFFFFF" w:color="auto" w:val="clear"/>
+            <w:tcMar>
+              <w:top w:type="dxa" w:w="60"/>
+              <w:left w:type="dxa" w:w="110"/>
+              <w:bottom w:type="dxa" w:w="60"/>
+              <w:right w:type="dxa" w:w="110"/>
+            </w:tcMar>
+          </w:tcPr>
+          <w:p>
+            <w:pPr>
+              <w:spacing w:after="20"/>
+            </w:pPr>
+            <w:r>
+              <w:rPr>
+                <w:rFonts w:ascii="Consolas" w:cs="Consolas" w:eastAsia="Consolas" w:hAnsi="Consolas"/>
+                <w:sz w:val="19"/>
+                <w:szCs w:val="19"/>
+              </w:rPr>
+              <w:t xml:space="preserve">{@hero=__emotions__}</w:t>
+            </w:r>
+          </w:p>
+        </w:tc>
+        <w:tc>
+          <w:tcPr>
+            <w:tcW w:type="dxa" w:w="5960"/>
+            <w:tcBorders>
+              <w:top w:val="single" w:color="BFBFBF" w:sz="4"/>
+              <w:left w:val="single" w:color="BFBFBF" w:sz="4"/>
+              <w:bottom w:val="single" w:color="BFBFBF" w:sz="4"/>
+              <w:right w:val="single" w:color="BFBFBF" w:sz="4"/>
+            </w:tcBorders>
+            <w:shd w:fill="FFFFFF" w:color="auto" w:val="clear"/>
+            <w:tcMar>
+              <w:top w:type="dxa" w:w="60"/>
+              <w:left w:type="dxa" w:w="110"/>
+              <w:bottom w:type="dxa" w:w="60"/>
+              <w:right w:type="dxa" w:w="110"/>
+            </w:tcMar>
+          </w:tcPr>
+          <w:p>
+            <w:pPr>
+              <w:spacing w:after="20"/>
+            </w:pPr>
+            <w:r>
+              <w:t xml:space="preserve">Define once; resolved once per run</w:t>
+            </w:r>
+          </w:p>
+        </w:tc>
+      </w:tr>
+      <w:tr>
+        <w:trPr>
+          <w:cantSplit/>
+        </w:trPr>
+        <w:tc>
+          <w:tcPr>
+            <w:tcW w:type="dxa" w:w="3400"/>
+            <w:tcBorders>
+              <w:top w:val="single" w:color="BFBFBF" w:sz="4"/>
+              <w:left w:val="single" w:color="BFBFBF" w:sz="4"/>
+              <w:bottom w:val="single" w:color="BFBFBF" w:sz="4"/>
+              <w:right w:val="single" w:color="BFBFBF" w:sz="4"/>
+            </w:tcBorders>
+            <w:shd w:fill="F3F1F8" w:color="auto" w:val="clear"/>
+            <w:tcMar>
+              <w:top w:type="dxa" w:w="60"/>
+              <w:left w:type="dxa" w:w="110"/>
+              <w:bottom w:type="dxa" w:w="60"/>
+              <w:right w:type="dxa" w:w="110"/>
+            </w:tcMar>
+          </w:tcPr>
+          <w:p>
+            <w:pPr>
+              <w:spacing w:after="20"/>
+            </w:pPr>
+            <w:r>
+              <w:rPr>
+                <w:rFonts w:ascii="Consolas" w:cs="Consolas" w:eastAsia="Consolas" w:hAnsi="Consolas"/>
+                <w:sz w:val="19"/>
+                <w:szCs w:val="19"/>
+              </w:rPr>
+              <w:t xml:space="preserve">{@hero}</w:t>
+            </w:r>
+          </w:p>
+          <w:p>
+            <w:pPr>
+              <w:spacing w:after="20"/>
+            </w:pPr>
+            <w:r>
+              <w:rPr>
+                <w:rFonts w:ascii="Consolas" w:cs="Consolas" w:eastAsia="Consolas" w:hAnsi="Consolas"/>
+                <w:sz w:val="19"/>
+                <w:szCs w:val="19"/>
+              </w:rPr>
+              <w:t xml:space="preserve">@hero</w:t>
+            </w:r>
+          </w:p>
+        </w:tc>
+        <w:tc>
+          <w:tcPr>
+            <w:tcW w:type="dxa" w:w="5960"/>
+            <w:tcBorders>
+              <w:top w:val="single" w:color="BFBFBF" w:sz="4"/>
+              <w:left w:val="single" w:color="BFBFBF" w:sz="4"/>
+              <w:bottom w:val="single" w:color="BFBFBF" w:sz="4"/>
+              <w:right w:val="single" w:color="BFBFBF" w:sz="4"/>
+            </w:tcBorders>
+            <w:shd w:fill="F3F1F8" w:color="auto" w:val="clear"/>
+            <w:tcMar>
+              <w:top w:type="dxa" w:w="60"/>
+              <w:left w:type="dxa" w:w="110"/>
+              <w:bottom w:type="dxa" w:w="60"/>
+              <w:right w:type="dxa" w:w="110"/>
+            </w:tcMar>
+          </w:tcPr>
+          <w:p>
+            <w:pPr>
+              <w:spacing w:after="20"/>
+            </w:pPr>
+            <w:r>
+              <w:t xml:space="preserve">Reuse the same value</w:t>
+            </w:r>
+          </w:p>
+        </w:tc>
+      </w:tr>
+      <w:tr>
+        <w:trPr>
+          <w:cantSplit/>
+        </w:trPr>
+        <w:tc>
+          <w:tcPr>
+            <w:tcW w:type="dxa" w:w="3400"/>
+            <w:tcBorders>
+              <w:top w:val="single" w:color="BFBFBF" w:sz="4"/>
+              <w:left w:val="single" w:color="BFBFBF" w:sz="4"/>
+              <w:bottom w:val="single" w:color="BFBFBF" w:sz="4"/>
+              <w:right w:val="single" w:color="BFBFBF" w:sz="4"/>
+            </w:tcBorders>
+            <w:shd w:fill="FFFFFF" w:color="auto" w:val="clear"/>
+            <w:tcMar>
+              <w:top w:type="dxa" w:w="60"/>
+              <w:left w:type="dxa" w:w="110"/>
+              <w:bottom w:type="dxa" w:w="60"/>
+              <w:right w:type="dxa" w:w="110"/>
+            </w:tcMar>
+          </w:tcPr>
+          <w:p>
+            <w:pPr>
+              <w:spacing w:after="20"/>
+            </w:pPr>
+            <w:r>
+              <w:rPr>
+                <w:rFonts w:ascii="Consolas" w:cs="Consolas" w:eastAsia="Consolas" w:hAnsi="Consolas"/>
+                <w:sz w:val="19"/>
+                <w:szCs w:val="19"/>
+              </w:rPr>
+              <w:t xml:space="preserve">{@b=#a}</w:t>
+            </w:r>
+          </w:p>
+        </w:tc>
+        <w:tc>
+          <w:tcPr>
+            <w:tcW w:type="dxa" w:w="5960"/>
+            <w:tcBorders>
+              <w:top w:val="single" w:color="BFBFBF" w:sz="4"/>
+              <w:left w:val="single" w:color="BFBFBF" w:sz="4"/>
+              <w:bottom w:val="single" w:color="BFBFBF" w:sz="4"/>
+              <w:right w:val="single" w:color="BFBFBF" w:sz="4"/>
+            </w:tcBorders>
+            <w:shd w:fill="FFFFFF" w:color="auto" w:val="clear"/>
+            <w:tcMar>
+              <w:top w:type="dxa" w:w="60"/>
+              <w:left w:type="dxa" w:w="110"/>
+              <w:bottom w:type="dxa" w:w="60"/>
+              <w:right w:type="dxa" w:w="110"/>
+            </w:tcMar>
+          </w:tcPr>
+          <w:p>
+            <w:pPr>
+              <w:spacing w:after="20"/>
+            </w:pPr>
+            <w:r>
+              <w:t xml:space="preserve">Pick from a's original list, excluding a</w:t>
+            </w:r>
+          </w:p>
+        </w:tc>
+      </w:tr>
+      <w:tr>
+        <w:trPr>
+          <w:cantSplit/>
+        </w:trPr>
+        <w:tc>
+          <w:tcPr>
+            <w:tcW w:type="dxa" w:w="3400"/>
+            <w:tcBorders>
+              <w:top w:val="single" w:color="BFBFBF" w:sz="4"/>
+              <w:left w:val="single" w:color="BFBFBF" w:sz="4"/>
+              <w:bottom w:val="single" w:color="BFBFBF" w:sz="4"/>
+              <w:right w:val="single" w:color="BFBFBF" w:sz="4"/>
+            </w:tcBorders>
+            <w:shd w:fill="F3F1F8" w:color="auto" w:val="clear"/>
+            <w:tcMar>
+              <w:top w:type="dxa" w:w="60"/>
+              <w:left w:type="dxa" w:w="110"/>
+              <w:bottom w:type="dxa" w:w="60"/>
+              <w:right w:type="dxa" w:w="110"/>
+            </w:tcMar>
+          </w:tcPr>
+          <w:p>
+            <w:pPr>
+              <w:spacing w:after="20"/>
+            </w:pPr>
+            <w:r>
+              <w:rPr>
+                <w:rFonts w:ascii="Consolas" w:cs="Consolas" w:eastAsia="Consolas" w:hAnsi="Consolas"/>
+                <w:sz w:val="19"/>
+                <w:szCs w:val="19"/>
+              </w:rPr>
+              <w:t xml:space="preserve">{@c=#a,#b}</w:t>
+            </w:r>
+          </w:p>
+        </w:tc>
+        <w:tc>
+          <w:tcPr>
+            <w:tcW w:type="dxa" w:w="5960"/>
+            <w:tcBorders>
+              <w:top w:val="single" w:color="BFBFBF" w:sz="4"/>
+              <w:left w:val="single" w:color="BFBFBF" w:sz="4"/>
+              <w:bottom w:val="single" w:color="BFBFBF" w:sz="4"/>
+              <w:right w:val="single" w:color="BFBFBF" w:sz="4"/>
+            </w:tcBorders>
+            <w:shd w:fill="F3F1F8" w:color="auto" w:val="clear"/>
+            <w:tcMar>
+              <w:top w:type="dxa" w:w="60"/>
+              <w:left w:type="dxa" w:w="110"/>
+              <w:bottom w:type="dxa" w:w="60"/>
+              <w:right w:type="dxa" w:w="110"/>
+            </w:tcMar>
+          </w:tcPr>
+          <w:p>
+            <w:pPr>
+              <w:spacing w:after="20"/>
+            </w:pPr>
+            <w:r>
+              <w:t xml:space="preserve">Same, excluding a and b</w:t>
+            </w:r>
+          </w:p>
+        </w:tc>
+      </w:tr>
+    </w:tbl>
+    <w:p>
+      <w:pPr>
+        <w:spacing w:after="120"/>
+      </w:pPr>
+    </w:p>
+    <w:p>
+      <w:pPr>
+        <w:pStyle w:val="Heading1"/>
+      </w:pPr>
+      <w:r>
+        <w:t xml:space="preserve">Persistent selection</w:t>
+      </w:r>
+    </w:p>
+    <w:p>
+      <w:pPr>
+        <w:keepNext/>
+        <w:spacing w:after="100"/>
+      </w:pPr>
+      <w:r>
+        <w:t xml:space="preserve">Remembered between runs. Cleared by the Reset cycles &amp; counter button or a ComfyUI restart.</w:t>
+      </w:r>
+    </w:p>
+    <w:tbl>
+      <w:tblPr>
+        <w:tblW w:type="dxa" w:w="9360"/>
+        <w:tblBorders>
+          <w:top w:val="single" w:color="auto" w:sz="4"/>
+          <w:left w:val="single" w:color="auto" w:sz="4"/>
+          <w:bottom w:val="single" w:color="auto" w:sz="4"/>
+          <w:right w:val="single" w:color="auto" w:sz="4"/>
+          <w:insideH w:val="single" w:color="auto" w:sz="4"/>
+          <w:insideV w:val="single" w:color="auto" w:sz="4"/>
+        </w:tblBorders>
+      </w:tblPr>
+      <w:tblGrid>
+        <w:gridCol w:w="3400"/>
+        <w:gridCol w:w="5960"/>
+      </w:tblGrid>
+      <w:tr>
+        <w:trPr>
+          <w:tblHeader/>
+        </w:trPr>
+        <w:tc>
+          <w:tcPr>
+            <w:tcW w:type="dxa" w:w="3400"/>
+            <w:tcBorders>
+              <w:top w:val="single" w:color="BFBFBF" w:sz="4"/>
+              <w:left w:val="single" w:color="BFBFBF" w:sz="4"/>
+              <w:bottom w:val="single" w:color="BFBFBF" w:sz="4"/>
+              <w:right w:val="single" w:color="BFBFBF" w:sz="4"/>
+            </w:tcBorders>
+            <w:shd w:fill="3B2F63" w:color="auto" w:val="clear"/>
+            <w:tcMar>
+              <w:top w:type="dxa" w:w="60"/>
+              <w:left w:type="dxa" w:w="110"/>
+              <w:bottom w:type="dxa" w:w="60"/>
+              <w:right w:type="dxa" w:w="110"/>
+            </w:tcMar>
+          </w:tcPr>
+          <w:p>
+            <w:pPr>
+              <w:spacing w:after="20"/>
+            </w:pPr>
+            <w:r>
+              <w:rPr>
+                <w:b/>
+                <w:bCs/>
+                <w:color w:val="FFFFFF"/>
+              </w:rPr>
+              <w:t xml:space="preserve">Syntax</w:t>
+            </w:r>
+          </w:p>
+        </w:tc>
+        <w:tc>
+          <w:tcPr>
+            <w:tcW w:type="dxa" w:w="5960"/>
+            <w:tcBorders>
+              <w:top w:val="single" w:color="BFBFBF" w:sz="4"/>
+              <w:left w:val="single" w:color="BFBFBF" w:sz="4"/>
+              <w:bottom w:val="single" w:color="BFBFBF" w:sz="4"/>
+              <w:right w:val="single" w:color="BFBFBF" w:sz="4"/>
+            </w:tcBorders>
+            <w:shd w:fill="3B2F63" w:color="auto" w:val="clear"/>
+            <w:tcMar>
+              <w:top w:type="dxa" w:w="60"/>
+              <w:left w:type="dxa" w:w="110"/>
+              <w:bottom w:type="dxa" w:w="60"/>
+              <w:right w:type="dxa" w:w="110"/>
+            </w:tcMar>
+          </w:tcPr>
+          <w:p>
+            <w:pPr>
+              <w:spacing w:after="20"/>
+            </w:pPr>
+            <w:r>
+              <w:rPr>
+                <w:b/>
+                <w:bCs/>
+                <w:color w:val="FFFFFF"/>
+              </w:rPr>
+              <w:t xml:space="preserve">Result</w:t>
+            </w:r>
+          </w:p>
+        </w:tc>
+      </w:tr>
+      <w:tr>
+        <w:trPr>
+          <w:cantSplit/>
+        </w:trPr>
+        <w:tc>
+          <w:tcPr>
+            <w:tcW w:type="dxa" w:w="3400"/>
+            <w:tcBorders>
+              <w:top w:val="single" w:color="BFBFBF" w:sz="4"/>
+              <w:left w:val="single" w:color="BFBFBF" w:sz="4"/>
+              <w:bottom w:val="single" w:color="BFBFBF" w:sz="4"/>
+              <w:right w:val="single" w:color="BFBFBF" w:sz="4"/>
+            </w:tcBorders>
+            <w:shd w:fill="FFFFFF" w:color="auto" w:val="clear"/>
+            <w:tcMar>
+              <w:top w:type="dxa" w:w="60"/>
+              <w:left w:type="dxa" w:w="110"/>
+              <w:bottom w:type="dxa" w:w="60"/>
+              <w:right w:type="dxa" w:w="110"/>
+            </w:tcMar>
+          </w:tcPr>
+          <w:p>
+            <w:pPr>
+              <w:spacing w:after="20"/>
+            </w:pPr>
+            <w:r>
+              <w:rPr>
+                <w:rFonts w:ascii="Consolas" w:cs="Consolas" w:eastAsia="Consolas" w:hAnsi="Consolas"/>
+                <w:sz w:val="19"/>
+                <w:szCs w:val="19"/>
+              </w:rPr>
+              <w:t xml:space="preserve">{a^b^c}</w:t>
+            </w:r>
+          </w:p>
+        </w:tc>
+        <w:tc>
+          <w:tcPr>
+            <w:tcW w:type="dxa" w:w="5960"/>
+            <w:tcBorders>
+              <w:top w:val="single" w:color="BFBFBF" w:sz="4"/>
+              <w:left w:val="single" w:color="BFBFBF" w:sz="4"/>
+              <w:bottom w:val="single" w:color="BFBFBF" w:sz="4"/>
+              <w:right w:val="single" w:color="BFBFBF" w:sz="4"/>
+            </w:tcBorders>
+            <w:shd w:fill="FFFFFF" w:color="auto" w:val="clear"/>
+            <w:tcMar>
+              <w:top w:type="dxa" w:w="60"/>
+              <w:left w:type="dxa" w:w="110"/>
+              <w:bottom w:type="dxa" w:w="60"/>
+              <w:right w:type="dxa" w:w="110"/>
+            </w:tcMar>
+          </w:tcPr>
+          <w:p>
+            <w:pPr>
+              <w:spacing w:after="20"/>
+            </w:pPr>
+            <w:r>
+              <w:t xml:space="preserve">Shuffled bag: every item once before any repeat</w:t>
+            </w:r>
+          </w:p>
+        </w:tc>
+      </w:tr>
+      <w:tr>
+        <w:trPr>
+          <w:cantSplit/>
+        </w:trPr>
+        <w:tc>
+          <w:tcPr>
+            <w:tcW w:type="dxa" w:w="3400"/>
+            <w:tcBorders>
+              <w:top w:val="single" w:color="BFBFBF" w:sz="4"/>
+              <w:left w:val="single" w:color="BFBFBF" w:sz="4"/>
+              <w:bottom w:val="single" w:color="BFBFBF" w:sz="4"/>
+              <w:right w:val="single" w:color="BFBFBF" w:sz="4"/>
+            </w:tcBorders>
+            <w:shd w:fill="F3F1F8" w:color="auto" w:val="clear"/>
+            <w:tcMar>
+              <w:top w:type="dxa" w:w="60"/>
+              <w:left w:type="dxa" w:w="110"/>
+              <w:bottom w:type="dxa" w:w="60"/>
+              <w:right w:type="dxa" w:w="110"/>
+            </w:tcMar>
+          </w:tcPr>
+          <w:p>
+            <w:pPr>
+              <w:spacing w:after="20"/>
+            </w:pPr>
+            <w:r>
+              <w:rPr>
+                <w:rFonts w:ascii="Consolas" w:cs="Consolas" w:eastAsia="Consolas" w:hAnsi="Consolas"/>
+                <w:sz w:val="19"/>
+                <w:szCs w:val="19"/>
+              </w:rPr>
+              <w:t xml:space="preserve">{-::a^b^c}</w:t>
+            </w:r>
+          </w:p>
+        </w:tc>
+        <w:tc>
+          <w:tcPr>
+            <w:tcW w:type="dxa" w:w="5960"/>
+            <w:tcBorders>
+              <w:top w:val="single" w:color="BFBFBF" w:sz="4"/>
+              <w:left w:val="single" w:color="BFBFBF" w:sz="4"/>
+              <w:bottom w:val="single" w:color="BFBFBF" w:sz="4"/>
+              <w:right w:val="single" w:color="BFBFBF" w:sz="4"/>
+            </w:tcBorders>
+            <w:shd w:fill="F3F1F8" w:color="auto" w:val="clear"/>
+            <w:tcMar>
+              <w:top w:type="dxa" w:w="60"/>
+              <w:left w:type="dxa" w:w="110"/>
+              <w:bottom w:type="dxa" w:w="60"/>
+              <w:right w:type="dxa" w:w="110"/>
+            </w:tcMar>
+          </w:tcPr>
+          <w:p>
+            <w:pPr>
+              <w:spacing w:after="20"/>
+            </w:pPr>
+            <w:r>
+              <w:t xml:space="preserve">Written order: a, b, c, a, b, …</w:t>
+            </w:r>
+          </w:p>
+        </w:tc>
+      </w:tr>
+      <w:tr>
+        <w:trPr>
+          <w:cantSplit/>
+        </w:trPr>
+        <w:tc>
+          <w:tcPr>
+            <w:tcW w:type="dxa" w:w="3400"/>
+            <w:tcBorders>
+              <w:top w:val="single" w:color="BFBFBF" w:sz="4"/>
+              <w:left w:val="single" w:color="BFBFBF" w:sz="4"/>
+              <w:bottom w:val="single" w:color="BFBFBF" w:sz="4"/>
+              <w:right w:val="single" w:color="BFBFBF" w:sz="4"/>
+            </w:tcBorders>
+            <w:shd w:fill="FFFFFF" w:color="auto" w:val="clear"/>
+            <w:tcMar>
+              <w:top w:type="dxa" w:w="60"/>
+              <w:left w:type="dxa" w:w="110"/>
+              <w:bottom w:type="dxa" w:w="60"/>
+              <w:right w:type="dxa" w:w="110"/>
+            </w:tcMar>
+          </w:tcPr>
+          <w:p>
+            <w:pPr>
+              <w:spacing w:after="20"/>
+            </w:pPr>
+            <w:r>
+              <w:rPr>
+                <w:rFonts w:ascii="Consolas" w:cs="Consolas" w:eastAsia="Consolas" w:hAnsi="Consolas"/>
+                <w:sz w:val="19"/>
+                <w:szCs w:val="19"/>
+              </w:rPr>
+              <w:t xml:space="preserve">{-::__file__}</w:t>
+            </w:r>
+          </w:p>
+        </w:tc>
+        <w:tc>
+          <w:tcPr>
+            <w:tcW w:type="dxa" w:w="5960"/>
+            <w:tcBorders>
+              <w:top w:val="single" w:color="BFBFBF" w:sz="4"/>
+              <w:left w:val="single" w:color="BFBFBF" w:sz="4"/>
+              <w:bottom w:val="single" w:color="BFBFBF" w:sz="4"/>
+              <w:right w:val="single" w:color="BFBFBF" w:sz="4"/>
+            </w:tcBorders>
+            <w:shd w:fill="FFFFFF" w:color="auto" w:val="clear"/>
+            <w:tcMar>
+              <w:top w:type="dxa" w:w="60"/>
+              <w:left w:type="dxa" w:w="110"/>
+              <w:bottom w:type="dxa" w:w="60"/>
+              <w:right w:type="dxa" w:w="110"/>
+            </w:tcMar>
+          </w:tcPr>
+          <w:p>
+            <w:pPr>
+              <w:spacing w:after="20"/>
+            </w:pPr>
+            <w:r>
+              <w:t xml:space="preserve">Written order through a file's lines</w:t>
+            </w:r>
+          </w:p>
+        </w:tc>
+      </w:tr>
+      <w:tr>
+        <w:trPr>
+          <w:cantSplit/>
+        </w:trPr>
+        <w:tc>
+          <w:tcPr>
+            <w:tcW w:type="dxa" w:w="3400"/>
+            <w:tcBorders>
+              <w:top w:val="single" w:color="BFBFBF" w:sz="4"/>
+              <w:left w:val="single" w:color="BFBFBF" w:sz="4"/>
+              <w:bottom w:val="single" w:color="BFBFBF" w:sz="4"/>
+              <w:right w:val="single" w:color="BFBFBF" w:sz="4"/>
+            </w:tcBorders>
+            <w:shd w:fill="F3F1F8" w:color="auto" w:val="clear"/>
+            <w:tcMar>
+              <w:top w:type="dxa" w:w="60"/>
+              <w:left w:type="dxa" w:w="110"/>
+              <w:bottom w:type="dxa" w:w="60"/>
+              <w:right w:type="dxa" w:w="110"/>
+            </w:tcMar>
+          </w:tcPr>
+          <w:p>
+            <w:pPr>
+              <w:spacing w:after="20"/>
+            </w:pPr>
+            <w:r>
+              <w:rPr>
+                <w:rFonts w:ascii="Consolas" w:cs="Consolas" w:eastAsia="Consolas" w:hAnsi="Consolas"/>
+                <w:sz w:val="19"/>
+                <w:szCs w:val="19"/>
+              </w:rPr>
+              <w:t xml:space="preserve">{+::a|b|c}</w:t>
+            </w:r>
+          </w:p>
+        </w:tc>
+        <w:tc>
+          <w:tcPr>
+            <w:tcW w:type="dxa" w:w="5960"/>
+            <w:tcBorders>
+              <w:top w:val="single" w:color="BFBFBF" w:sz="4"/>
+              <w:left w:val="single" w:color="BFBFBF" w:sz="4"/>
+              <w:bottom w:val="single" w:color="BFBFBF" w:sz="4"/>
+              <w:right w:val="single" w:color="BFBFBF" w:sz="4"/>
+            </w:tcBorders>
+            <w:shd w:fill="F3F1F8" w:color="auto" w:val="clear"/>
+            <w:tcMar>
+              <w:top w:type="dxa" w:w="60"/>
+              <w:left w:type="dxa" w:w="110"/>
+              <w:bottom w:type="dxa" w:w="60"/>
+              <w:right w:type="dxa" w:w="110"/>
+            </w:tcMar>
+          </w:tcPr>
+          <w:p>
+            <w:pPr>
+              <w:spacing w:after="20"/>
+            </w:pPr>
+            <w:r>
+              <w:t xml:space="preserve">Random, never the same item twice in a row</w:t>
+            </w:r>
+          </w:p>
+        </w:tc>
+      </w:tr>
+      <w:tr>
+        <w:trPr>
+          <w:cantSplit/>
+        </w:trPr>
+        <w:tc>
+          <w:tcPr>
+            <w:tcW w:type="dxa" w:w="3400"/>
+            <w:tcBorders>
+              <w:top w:val="single" w:color="BFBFBF" w:sz="4"/>
+              <w:left w:val="single" w:color="BFBFBF" w:sz="4"/>
+              <w:bottom w:val="single" w:color="BFBFBF" w:sz="4"/>
+              <w:right w:val="single" w:color="BFBFBF" w:sz="4"/>
+            </w:tcBorders>
+            <w:shd w:fill="FFFFFF" w:color="auto" w:val="clear"/>
+            <w:tcMar>
+              <w:top w:type="dxa" w:w="60"/>
+              <w:left w:type="dxa" w:w="110"/>
+              <w:bottom w:type="dxa" w:w="60"/>
+              <w:right w:type="dxa" w:w="110"/>
+            </w:tcMar>
+          </w:tcPr>
+          <w:p>
+            <w:pPr>
+              <w:spacing w:after="20"/>
+            </w:pPr>
+            <w:r>
+              <w:rPr>
+                <w:rFonts w:ascii="Consolas" w:cs="Consolas" w:eastAsia="Consolas" w:hAnsi="Consolas"/>
+                <w:sz w:val="19"/>
+                <w:szCs w:val="19"/>
+              </w:rPr>
+              <w:t xml:space="preserve">{3+::a|b|c|d|e}</w:t>
+            </w:r>
+          </w:p>
+        </w:tc>
+        <w:tc>
+          <w:tcPr>
+            <w:tcW w:type="dxa" w:w="5960"/>
+            <w:tcBorders>
+              <w:top w:val="single" w:color="BFBFBF" w:sz="4"/>
+              <w:left w:val="single" w:color="BFBFBF" w:sz="4"/>
+              <w:bottom w:val="single" w:color="BFBFBF" w:sz="4"/>
+              <w:right w:val="single" w:color="BFBFBF" w:sz="4"/>
+            </w:tcBorders>
+            <w:shd w:fill="FFFFFF" w:color="auto" w:val="clear"/>
+            <w:tcMar>
+              <w:top w:type="dxa" w:w="60"/>
+              <w:left w:type="dxa" w:w="110"/>
+              <w:bottom w:type="dxa" w:w="60"/>
+              <w:right w:type="dxa" w:w="110"/>
+            </w:tcMar>
+          </w:tcPr>
+          <w:p>
+            <w:pPr>
+              <w:spacing w:after="20"/>
+            </w:pPr>
+            <w:r>
+              <w:t xml:space="preserve">Random, none of the last 3 items used</w:t>
+            </w:r>
+          </w:p>
+        </w:tc>
+      </w:tr>
+      <w:tr>
+        <w:trPr>
+          <w:cantSplit/>
+        </w:trPr>
+        <w:tc>
+          <w:tcPr>
+            <w:tcW w:type="dxa" w:w="3400"/>
+            <w:tcBorders>
+              <w:top w:val="single" w:color="BFBFBF" w:sz="4"/>
+              <w:left w:val="single" w:color="BFBFBF" w:sz="4"/>
+              <w:bottom w:val="single" w:color="BFBFBF" w:sz="4"/>
+              <w:right w:val="single" w:color="BFBFBF" w:sz="4"/>
+            </w:tcBorders>
+            <w:shd w:fill="F3F1F8" w:color="auto" w:val="clear"/>
+            <w:tcMar>
+              <w:top w:type="dxa" w:w="60"/>
+              <w:left w:type="dxa" w:w="110"/>
+              <w:bottom w:type="dxa" w:w="60"/>
+              <w:right w:type="dxa" w:w="110"/>
+            </w:tcMar>
+          </w:tcPr>
+          <w:p>
+            <w:pPr>
+              <w:spacing w:after="20"/>
+            </w:pPr>
+            <w:r>
+              <w:rPr>
+                <w:rFonts w:ascii="Consolas" w:cs="Consolas" w:eastAsia="Consolas" w:hAnsi="Consolas"/>
+                <w:sz w:val="19"/>
+                <w:szCs w:val="19"/>
+              </w:rPr>
+              <w:t xml:space="preserve">{3$$3+::a|b|…|j}</w:t>
+            </w:r>
+          </w:p>
+        </w:tc>
+        <w:tc>
+          <w:tcPr>
+            <w:tcW w:type="dxa" w:w="5960"/>
+            <w:tcBorders>
+              <w:top w:val="single" w:color="BFBFBF" w:sz="4"/>
+              <w:left w:val="single" w:color="BFBFBF" w:sz="4"/>
+              <w:bottom w:val="single" w:color="BFBFBF" w:sz="4"/>
+              <w:right w:val="single" w:color="BFBFBF" w:sz="4"/>
+            </w:tcBorders>
+            <w:shd w:fill="F3F1F8" w:color="auto" w:val="clear"/>
+            <w:tcMar>
+              <w:top w:type="dxa" w:w="60"/>
+              <w:left w:type="dxa" w:w="110"/>
+              <w:bottom w:type="dxa" w:w="60"/>
+              <w:right w:type="dxa" w:w="110"/>
+            </w:tcMar>
+          </w:tcPr>
+          <w:p>
+            <w:pPr>
+              <w:spacing w:after="20"/>
+            </w:pPr>
+            <w:r>
+              <w:t xml:space="preserve">3 per run, none of the previous run's 3</w:t>
+            </w:r>
+          </w:p>
+        </w:tc>
+      </w:tr>
+      <w:tr>
+        <w:trPr>
+          <w:cantSplit/>
+        </w:trPr>
+        <w:tc>
+          <w:tcPr>
+            <w:tcW w:type="dxa" w:w="3400"/>
+            <w:tcBorders>
+              <w:top w:val="single" w:color="BFBFBF" w:sz="4"/>
+              <w:left w:val="single" w:color="BFBFBF" w:sz="4"/>
+              <w:bottom w:val="single" w:color="BFBFBF" w:sz="4"/>
+              <w:right w:val="single" w:color="BFBFBF" w:sz="4"/>
+            </w:tcBorders>
+            <w:shd w:fill="FFFFFF" w:color="auto" w:val="clear"/>
+            <w:tcMar>
+              <w:top w:type="dxa" w:w="60"/>
+              <w:left w:type="dxa" w:w="110"/>
+              <w:bottom w:type="dxa" w:w="60"/>
+              <w:right w:type="dxa" w:w="110"/>
+            </w:tcMar>
+          </w:tcPr>
+          <w:p>
+            <w:pPr>
+              <w:spacing w:after="20"/>
+            </w:pPr>
+            <w:r>
+              <w:rPr>
+                <w:rFonts w:ascii="Consolas" w:cs="Consolas" w:eastAsia="Consolas" w:hAnsi="Consolas"/>
+                <w:sz w:val="19"/>
+                <w:szCs w:val="19"/>
+              </w:rPr>
+              <w:t xml:space="preserve">{2+::a^b^c^d}</w:t>
+            </w:r>
+          </w:p>
+        </w:tc>
+        <w:tc>
+          <w:tcPr>
+            <w:tcW w:type="dxa" w:w="5960"/>
+            <w:tcBorders>
+              <w:top w:val="single" w:color="BFBFBF" w:sz="4"/>
+              <w:left w:val="single" w:color="BFBFBF" w:sz="4"/>
+              <w:bottom w:val="single" w:color="BFBFBF" w:sz="4"/>
+              <w:right w:val="single" w:color="BFBFBF" w:sz="4"/>
+            </w:tcBorders>
+            <w:shd w:fill="FFFFFF" w:color="auto" w:val="clear"/>
+            <w:tcMar>
+              <w:top w:type="dxa" w:w="60"/>
+              <w:left w:type="dxa" w:w="110"/>
+              <w:bottom w:type="dxa" w:w="60"/>
+              <w:right w:type="dxa" w:w="110"/>
+            </w:tcMar>
+          </w:tcPr>
+          <w:p>
+            <w:pPr>
+              <w:spacing w:after="20"/>
+            </w:pPr>
+            <w:r>
+              <w:t xml:space="preserve">Shuffled bag; a new bag never starts with any of the last 2 items</w:t>
+            </w:r>
+          </w:p>
+        </w:tc>
+      </w:tr>
+      <w:tr>
+        <w:trPr>
+          <w:cantSplit/>
+        </w:trPr>
+        <w:tc>
+          <w:tcPr>
+            <w:tcW w:type="dxa" w:w="3400"/>
+            <w:tcBorders>
+              <w:top w:val="single" w:color="BFBFBF" w:sz="4"/>
+              <w:left w:val="single" w:color="BFBFBF" w:sz="4"/>
+              <w:bottom w:val="single" w:color="BFBFBF" w:sz="4"/>
+              <w:right w:val="single" w:color="BFBFBF" w:sz="4"/>
+            </w:tcBorders>
+            <w:shd w:fill="F3F1F8" w:color="auto" w:val="clear"/>
+            <w:tcMar>
+              <w:top w:type="dxa" w:w="60"/>
+              <w:left w:type="dxa" w:w="110"/>
+              <w:bottom w:type="dxa" w:w="60"/>
+              <w:right w:type="dxa" w:w="110"/>
+            </w:tcMar>
+          </w:tcPr>
+          <w:p>
+            <w:pPr>
+              <w:spacing w:after="20"/>
+            </w:pPr>
+            <w:r>
+              <w:rPr>
+                <w:rFonts w:ascii="Consolas" w:cs="Consolas" w:eastAsia="Consolas" w:hAnsi="Consolas"/>
+                <w:sz w:val="19"/>
+                <w:szCs w:val="19"/>
+              </w:rPr>
+              <w:t xml:space="preserve">{2+::__file__}</w:t>
+            </w:r>
+          </w:p>
+        </w:tc>
+        <w:tc>
+          <w:tcPr>
+            <w:tcW w:type="dxa" w:w="5960"/>
+            <w:tcBorders>
+              <w:top w:val="single" w:color="BFBFBF" w:sz="4"/>
+              <w:left w:val="single" w:color="BFBFBF" w:sz="4"/>
+              <w:bottom w:val="single" w:color="BFBFBF" w:sz="4"/>
+              <w:right w:val="single" w:color="BFBFBF" w:sz="4"/>
+            </w:tcBorders>
+            <w:shd w:fill="F3F1F8" w:color="auto" w:val="clear"/>
+            <w:tcMar>
+              <w:top w:type="dxa" w:w="60"/>
+              <w:left w:type="dxa" w:w="110"/>
+              <w:bottom w:type="dxa" w:w="60"/>
+              <w:right w:type="dxa" w:w="110"/>
+            </w:tcMar>
+          </w:tcPr>
+          <w:p>
+            <w:pPr>
+              <w:spacing w:after="20"/>
+            </w:pPr>
+            <w:r>
+              <w:t xml:space="preserve">No-repeat pick from a file</w:t>
+            </w:r>
+          </w:p>
+        </w:tc>
+      </w:tr>
+    </w:tbl>
+    <w:p>
+      <w:pPr>
+        <w:spacing w:after="120"/>
+      </w:pPr>
+    </w:p>
+    <w:p>
+      <w:pPr>
+        <w:pStyle w:val="Heading2"/>
+      </w:pPr>
+      <w:r>
+        <w:t xml:space="preserve">Not persistent (this run only)</w:t>
+      </w:r>
+    </w:p>
+    <w:tbl>
+      <w:tblPr>
+        <w:tblW w:type="dxa" w:w="9360"/>
+        <w:tblBorders>
+          <w:top w:val="single" w:color="auto" w:sz="4"/>
+          <w:left w:val="single" w:color="auto" w:sz="4"/>
+          <w:bottom w:val="single" w:color="auto" w:sz="4"/>
+          <w:right w:val="single" w:color="auto" w:sz="4"/>
+          <w:insideH w:val="single" w:color="auto" w:sz="4"/>
+          <w:insideV w:val="single" w:color="auto" w:sz="4"/>
+        </w:tblBorders>
+      </w:tblPr>
+      <w:tblGrid>
+        <w:gridCol w:w="3400"/>
+        <w:gridCol w:w="5960"/>
+      </w:tblGrid>
+      <w:tr>
+        <w:trPr>
+          <w:tblHeader/>
+        </w:trPr>
+        <w:tc>
+          <w:tcPr>
+            <w:tcW w:type="dxa" w:w="3400"/>
+            <w:tcBorders>
+              <w:top w:val="single" w:color="BFBFBF" w:sz="4"/>
+              <w:left w:val="single" w:color="BFBFBF" w:sz="4"/>
+              <w:bottom w:val="single" w:color="BFBFBF" w:sz="4"/>
+              <w:right w:val="single" w:color="BFBFBF" w:sz="4"/>
+            </w:tcBorders>
+            <w:shd w:fill="3B2F63" w:color="auto" w:val="clear"/>
+            <w:tcMar>
+              <w:top w:type="dxa" w:w="60"/>
+              <w:left w:type="dxa" w:w="110"/>
+              <w:bottom w:type="dxa" w:w="60"/>
+              <w:right w:type="dxa" w:w="110"/>
+            </w:tcMar>
+          </w:tcPr>
+          <w:p>
+            <w:pPr>
+              <w:spacing w:after="20"/>
+            </w:pPr>
+            <w:r>
+              <w:rPr>
+                <w:b/>
+                <w:bCs/>
+                <w:color w:val="FFFFFF"/>
+              </w:rPr>
+              <w:t xml:space="preserve">Syntax</w:t>
+            </w:r>
+          </w:p>
+        </w:tc>
+        <w:tc>
+          <w:tcPr>
+            <w:tcW w:type="dxa" w:w="5960"/>
+            <w:tcBorders>
+              <w:top w:val="single" w:color="BFBFBF" w:sz="4"/>
+              <w:left w:val="single" w:color="BFBFBF" w:sz="4"/>
+              <w:bottom w:val="single" w:color="BFBFBF" w:sz="4"/>
+              <w:right w:val="single" w:color="BFBFBF" w:sz="4"/>
+            </w:tcBorders>
+            <w:shd w:fill="3B2F63" w:color="auto" w:val="clear"/>
+            <w:tcMar>
+              <w:top w:type="dxa" w:w="60"/>
+              <w:left w:type="dxa" w:w="110"/>
+              <w:bottom w:type="dxa" w:w="60"/>
+              <w:right w:type="dxa" w:w="110"/>
+            </w:tcMar>
+          </w:tcPr>
+          <w:p>
+            <w:pPr>
+              <w:spacing w:after="20"/>
+            </w:pPr>
+            <w:r>
+              <w:rPr>
+                <w:b/>
+                <w:bCs/>
+                <w:color w:val="FFFFFF"/>
+              </w:rPr>
+              <w:t xml:space="preserve">Result</w:t>
+            </w:r>
+          </w:p>
+        </w:tc>
+      </w:tr>
+      <w:tr>
+        <w:trPr>
+          <w:cantSplit/>
+        </w:trPr>
+        <w:tc>
+          <w:tcPr>
+            <w:tcW w:type="dxa" w:w="3400"/>
+            <w:tcBorders>
+              <w:top w:val="single" w:color="BFBFBF" w:sz="4"/>
+              <w:left w:val="single" w:color="BFBFBF" w:sz="4"/>
+              <w:bottom w:val="single" w:color="BFBFBF" w:sz="4"/>
+              <w:right w:val="single" w:color="BFBFBF" w:sz="4"/>
+            </w:tcBorders>
+            <w:shd w:fill="FFFFFF" w:color="auto" w:val="clear"/>
+            <w:tcMar>
+              <w:top w:type="dxa" w:w="60"/>
+              <w:left w:type="dxa" w:w="110"/>
+              <w:bottom w:type="dxa" w:w="60"/>
+              <w:right w:type="dxa" w:w="110"/>
+            </w:tcMar>
+          </w:tcPr>
+          <w:p>
+            <w:pPr>
+              <w:spacing w:after="20"/>
+            </w:pPr>
+            <w:r>
+              <w:rPr>
+                <w:rFonts w:ascii="Consolas" w:cs="Consolas" w:eastAsia="Consolas" w:hAnsi="Consolas"/>
+                <w:sz w:val="19"/>
+                <w:szCs w:val="19"/>
+              </w:rPr>
+              <w:t xml:space="preserve">{-::a|b|c}</w:t>
+            </w:r>
+          </w:p>
+        </w:tc>
+        <w:tc>
+          <w:tcPr>
+            <w:tcW w:type="dxa" w:w="5960"/>
+            <w:tcBorders>
+              <w:top w:val="single" w:color="BFBFBF" w:sz="4"/>
+              <w:left w:val="single" w:color="BFBFBF" w:sz="4"/>
+              <w:bottom w:val="single" w:color="BFBFBF" w:sz="4"/>
+              <w:right w:val="single" w:color="BFBFBF" w:sz="4"/>
+            </w:tcBorders>
+            <w:shd w:fill="FFFFFF" w:color="auto" w:val="clear"/>
+            <w:tcMar>
+              <w:top w:type="dxa" w:w="60"/>
+              <w:left w:type="dxa" w:w="110"/>
+              <w:bottom w:type="dxa" w:w="60"/>
+              <w:right w:type="dxa" w:w="110"/>
+            </w:tcMar>
+          </w:tcPr>
+          <w:p>
+            <w:pPr>
+              <w:spacing w:after="20"/>
+            </w:pPr>
+            <w:r>
+              <w:t xml:space="preserve">Always the first item → "a"</w:t>
+            </w:r>
+          </w:p>
+        </w:tc>
+      </w:tr>
+      <w:tr>
+        <w:trPr>
+          <w:cantSplit/>
+        </w:trPr>
+        <w:tc>
+          <w:tcPr>
+            <w:tcW w:type="dxa" w:w="3400"/>
+            <w:tcBorders>
+              <w:top w:val="single" w:color="BFBFBF" w:sz="4"/>
+              <w:left w:val="single" w:color="BFBFBF" w:sz="4"/>
+              <w:bottom w:val="single" w:color="BFBFBF" w:sz="4"/>
+              <w:right w:val="single" w:color="BFBFBF" w:sz="4"/>
+            </w:tcBorders>
+            <w:shd w:fill="F3F1F8" w:color="auto" w:val="clear"/>
+            <w:tcMar>
+              <w:top w:type="dxa" w:w="60"/>
+              <w:left w:type="dxa" w:w="110"/>
+              <w:bottom w:type="dxa" w:w="60"/>
+              <w:right w:type="dxa" w:w="110"/>
+            </w:tcMar>
+          </w:tcPr>
+          <w:p>
+            <w:pPr>
+              <w:spacing w:after="20"/>
+            </w:pPr>
+            <w:r>
+              <w:rPr>
+                <w:rFonts w:ascii="Consolas" w:cs="Consolas" w:eastAsia="Consolas" w:hAnsi="Consolas"/>
+                <w:sz w:val="19"/>
+                <w:szCs w:val="19"/>
+              </w:rPr>
+              <w:t xml:space="preserve">{2$$-::a|b|c}</w:t>
+            </w:r>
+          </w:p>
+        </w:tc>
+        <w:tc>
+          <w:tcPr>
+            <w:tcW w:type="dxa" w:w="5960"/>
+            <w:tcBorders>
+              <w:top w:val="single" w:color="BFBFBF" w:sz="4"/>
+              <w:left w:val="single" w:color="BFBFBF" w:sz="4"/>
+              <w:bottom w:val="single" w:color="BFBFBF" w:sz="4"/>
+              <w:right w:val="single" w:color="BFBFBF" w:sz="4"/>
+            </w:tcBorders>
+            <w:shd w:fill="F3F1F8" w:color="auto" w:val="clear"/>
+            <w:tcMar>
+              <w:top w:type="dxa" w:w="60"/>
+              <w:left w:type="dxa" w:w="110"/>
+              <w:bottom w:type="dxa" w:w="60"/>
+              <w:right w:type="dxa" w:w="110"/>
+            </w:tcMar>
+          </w:tcPr>
+          <w:p>
+            <w:pPr>
+              <w:spacing w:after="20"/>
+            </w:pPr>
+            <w:r>
+              <w:t xml:space="preserve">First 2 in written order → "a b"</w:t>
+            </w:r>
+          </w:p>
+        </w:tc>
+      </w:tr>
+    </w:tbl>
+    <w:p>
+      <w:pPr>
+        <w:spacing w:after="120"/>
+      </w:pPr>
+    </w:p>
+    <w:p>
+      <w:pPr>
+        <w:pStyle w:val="Heading1"/>
+      </w:pPr>
+      <w:r>
+        <w:t xml:space="preserve">Prefix rules (-:: and N+::)</w:t>
+      </w:r>
+    </w:p>
+    <w:p>
+      <w:pPr>
+        <w:pStyle w:val="ListParagraph"/>
+        <w:numPr>
+          <w:ilvl w:val="0"/>
+          <w:numId w:val="2"/>
+        </w:numPr>
+        <w:spacing w:after="60"/>
+      </w:pPr>
+      <w:r>
+        <w:t xml:space="preserve">Goes right after </w:t>
+      </w:r>
+      <w:r>
+        <w:rPr>
+          <w:rFonts w:ascii="Consolas" w:cs="Consolas" w:eastAsia="Consolas" w:hAnsi="Consolas"/>
+          <w:color w:val="7A1F5C"/>
+          <w:sz w:val="19"/>
+          <w:szCs w:val="19"/>
+        </w:rPr>
+        <w:t xml:space="preserve">{</w:t>
+      </w:r>
+      <w:r>
+        <w:t xml:space="preserve">, or right after the count part (</w:t>
+      </w:r>
+      <w:r>
+        <w:rPr>
+          <w:rFonts w:ascii="Consolas" w:cs="Consolas" w:eastAsia="Consolas" w:hAnsi="Consolas"/>
+          <w:color w:val="7A1F5C"/>
+          <w:sz w:val="19"/>
+          <w:szCs w:val="19"/>
+        </w:rPr>
+        <w:t xml:space="preserve">2$$</w:t>
+      </w:r>
+      <w:r>
+        <w:t xml:space="preserve">, </w:t>
+      </w:r>
+      <w:r>
+        <w:rPr>
+          <w:rFonts w:ascii="Consolas" w:cs="Consolas" w:eastAsia="Consolas" w:hAnsi="Consolas"/>
+          <w:color w:val="7A1F5C"/>
+          <w:sz w:val="19"/>
+          <w:szCs w:val="19"/>
+        </w:rPr>
+        <w:t xml:space="preserve">2$$, $$</w:t>
+      </w:r>
+      <w:r>
+        <w:t xml:space="preserve">, </w:t>
+      </w:r>
+      <w:r>
+        <w:rPr>
+          <w:rFonts w:ascii="Consolas" w:cs="Consolas" w:eastAsia="Consolas" w:hAnsi="Consolas"/>
+          <w:color w:val="7A1F5C"/>
+          <w:sz w:val="19"/>
+          <w:szCs w:val="19"/>
+        </w:rPr>
+        <w:t xml:space="preserve">3$$$, $ and $$</w:t>
+      </w:r>
+      <w:r>
+        <w:t xml:space="preserve">).</w:t>
+      </w:r>
+    </w:p>
+    <w:p>
+      <w:pPr>
+        <w:pStyle w:val="ListParagraph"/>
+        <w:numPr>
+          <w:ilvl w:val="0"/>
+          <w:numId w:val="2"/>
+        </w:numPr>
+        <w:spacing w:after="60"/>
+      </w:pPr>
+      <w:r>
+        <w:t xml:space="preserve">One prefix per group.</w:t>
+      </w:r>
+    </w:p>
+    <w:p>
+      <w:pPr>
+        <w:pStyle w:val="ListParagraph"/>
+        <w:numPr>
+          <w:ilvl w:val="0"/>
+          <w:numId w:val="2"/>
+        </w:numPr>
+        <w:spacing w:after="60"/>
+      </w:pPr>
+      <w:r>
+        <w:rPr>
+          <w:rFonts w:ascii="Consolas" w:cs="Consolas" w:eastAsia="Consolas" w:hAnsi="Consolas"/>
+          <w:color w:val="7A1F5C"/>
+          <w:sz w:val="19"/>
+          <w:szCs w:val="19"/>
+        </w:rPr>
+        <w:t xml:space="preserve">\+::</w:t>
+      </w:r>
+      <w:r>
+        <w:t xml:space="preserve"> and </w:t>
+      </w:r>
+      <w:r>
+        <w:rPr>
+          <w:rFonts w:ascii="Consolas" w:cs="Consolas" w:eastAsia="Consolas" w:hAnsi="Consolas"/>
+          <w:color w:val="7A1F5C"/>
+          <w:sz w:val="19"/>
+          <w:szCs w:val="19"/>
+        </w:rPr>
+        <w:t xml:space="preserve">\-::</w:t>
+      </w:r>
+      <w:r>
+        <w:t xml:space="preserve"> are plain text, not prefixes.</w:t>
+      </w:r>
+    </w:p>
+    <w:p>
+      <w:pPr>
+        <w:pStyle w:val="ListParagraph"/>
+        <w:numPr>
+          <w:ilvl w:val="0"/>
+          <w:numId w:val="2"/>
+        </w:numPr>
+        <w:spacing w:after="60"/>
+      </w:pPr>
+      <w:r>
+        <w:t xml:space="preserve">Weights (</w:t>
+      </w:r>
+      <w:r>
+        <w:rPr>
+          <w:rFonts w:ascii="Consolas" w:cs="Consolas" w:eastAsia="Consolas" w:hAnsi="Consolas"/>
+          <w:color w:val="7A1F5C"/>
+          <w:sz w:val="19"/>
+          <w:szCs w:val="19"/>
+        </w:rPr>
+        <w:t xml:space="preserve">N::</w:t>
+      </w:r>
+      <w:r>
+        <w:t xml:space="preserve">) still count with </w:t>
+      </w:r>
+      <w:r>
+        <w:rPr>
+          <w:rFonts w:ascii="Consolas" w:cs="Consolas" w:eastAsia="Consolas" w:hAnsi="Consolas"/>
+          <w:color w:val="7A1F5C"/>
+          <w:sz w:val="19"/>
+          <w:szCs w:val="19"/>
+        </w:rPr>
+        <w:t xml:space="preserve">+::</w:t>
+      </w:r>
+      <w:r>
+        <w:t xml:space="preserve"> and are ignored with </w:t>
+      </w:r>
+      <w:r>
+        <w:rPr>
+          <w:rFonts w:ascii="Consolas" w:cs="Consolas" w:eastAsia="Consolas" w:hAnsi="Consolas"/>
+          <w:color w:val="7A1F5C"/>
+          <w:sz w:val="19"/>
+          <w:szCs w:val="19"/>
+        </w:rPr>
+        <w:t xml:space="preserve">-::</w:t>
+      </w:r>
+      <w:r>
+        <w:t xml:space="preserve">.</w:t>
+      </w:r>
+    </w:p>
+    <w:p>
+      <w:pPr>
+        <w:pStyle w:val="ListParagraph"/>
+        <w:numPr>
+          <w:ilvl w:val="0"/>
+          <w:numId w:val="2"/>
+        </w:numPr>
+        <w:spacing w:after="60"/>
+      </w:pPr>
+      <w:r>
+        <w:t xml:space="preserve">If the history would leave too few choices, it forgets the oldest entries first. It never errors and never returns nothing.</w:t>
+      </w:r>
+    </w:p>
+    <w:p>
+      <w:pPr>
+        <w:pStyle w:val="ListParagraph"/>
+        <w:numPr>
+          <w:ilvl w:val="0"/>
+          <w:numId w:val="2"/>
+        </w:numPr>
+        <w:spacing w:after="60"/>
+      </w:pPr>
+      <w:r>
+        <w:t xml:space="preserve">The pick happens when the run is queued.</w:t>
+      </w:r>
+    </w:p>
+    <w:p>
+      <w:pPr>
+        <w:pStyle w:val="ListParagraph"/>
+        <w:numPr>
+          <w:ilvl w:val="0"/>
+          <w:numId w:val="2"/>
+        </w:numPr>
+        <w:spacing w:after="60"/>
+      </w:pPr>
+      <w:r>
+        <w:t xml:space="preserve">A nested random group, e.g. </w:t>
+      </w:r>
+      <w:r>
+        <w:rPr>
+          <w:rFonts w:ascii="Consolas" w:cs="Consolas" w:eastAsia="Consolas" w:hAnsi="Consolas"/>
+          <w:color w:val="7A1F5C"/>
+          <w:sz w:val="19"/>
+          <w:szCs w:val="19"/>
+        </w:rPr>
+        <w:t xml:space="preserve">{2+::a|{b|c}}</w:t>
+      </w:r>
+      <w:r>
+        <w:t xml:space="preserve">, starts a fresh history whenever the inner pick changes.</w:t>
+      </w:r>
+    </w:p>
+    <w:p>
+      <w:pPr>
+        <w:pStyle w:val="Heading1"/>
+      </w:pPr>
+      <w:r>
+        <w:t xml:space="preserve">Aspect ratio (v0.8.7)</w:t>
+      </w:r>
+    </w:p>
+    <w:p>
+      <w:pPr>
+        <w:keepNext/>
+        <w:spacing w:after="100"/>
+      </w:pPr>
+      <w:r>
+        <w:t xml:space="preserve">The node reads the image size from the workflow and adapts the text to it. Connect the latent the image is made from (or width + height ints) to the node's inputs; nothing needs typing.</w:t>
+      </w:r>
+    </w:p>
+    <w:tbl>
+      <w:tblPr>
+        <w:tblW w:type="dxa" w:w="9360"/>
+        <w:tblBorders>
+          <w:top w:val="single" w:color="auto" w:sz="4"/>
+          <w:left w:val="single" w:color="auto" w:sz="4"/>
+          <w:bottom w:val="single" w:color="auto" w:sz="4"/>
+          <w:right w:val="single" w:color="auto" w:sz="4"/>
+          <w:insideH w:val="single" w:color="auto" w:sz="4"/>
+          <w:insideV w:val="single" w:color="auto" w:sz="4"/>
+        </w:tblBorders>
+      </w:tblPr>
+      <w:tblGrid>
+        <w:gridCol w:w="3400"/>
+        <w:gridCol w:w="5960"/>
+      </w:tblGrid>
+      <w:tr>
+        <w:trPr>
+          <w:tblHeader/>
+        </w:trPr>
+        <w:tc>
+          <w:tcPr>
+            <w:tcW w:type="dxa" w:w="3400"/>
+            <w:tcBorders>
+              <w:top w:val="single" w:color="BFBFBF" w:sz="4"/>
+              <w:left w:val="single" w:color="BFBFBF" w:sz="4"/>
+              <w:bottom w:val="single" w:color="BFBFBF" w:sz="4"/>
+              <w:right w:val="single" w:color="BFBFBF" w:sz="4"/>
+            </w:tcBorders>
+            <w:shd w:fill="3B2F63" w:color="auto" w:val="clear"/>
+            <w:tcMar>
+              <w:top w:type="dxa" w:w="60"/>
+              <w:left w:type="dxa" w:w="110"/>
+              <w:bottom w:type="dxa" w:w="60"/>
+              <w:right w:type="dxa" w:w="110"/>
+            </w:tcMar>
+          </w:tcPr>
+          <w:p>
+            <w:pPr>
+              <w:spacing w:after="20"/>
+            </w:pPr>
+            <w:r>
+              <w:rPr>
+                <w:b/>
+                <w:bCs/>
+                <w:color w:val="FFFFFF"/>
+              </w:rPr>
+              <w:t xml:space="preserve">Syntax</w:t>
+            </w:r>
+          </w:p>
+        </w:tc>
+        <w:tc>
+          <w:tcPr>
+            <w:tcW w:type="dxa" w:w="5960"/>
+            <w:tcBorders>
+              <w:top w:val="single" w:color="BFBFBF" w:sz="4"/>
+              <w:left w:val="single" w:color="BFBFBF" w:sz="4"/>
+              <w:bottom w:val="single" w:color="BFBFBF" w:sz="4"/>
+              <w:right w:val="single" w:color="BFBFBF" w:sz="4"/>
+            </w:tcBorders>
+            <w:shd w:fill="3B2F63" w:color="auto" w:val="clear"/>
+            <w:tcMar>
+              <w:top w:type="dxa" w:w="60"/>
+              <w:left w:type="dxa" w:w="110"/>
+              <w:bottom w:type="dxa" w:w="60"/>
+              <w:right w:type="dxa" w:w="110"/>
+            </w:tcMar>
+          </w:tcPr>
+          <w:p>
+            <w:pPr>
+              <w:spacing w:after="20"/>
+            </w:pPr>
+            <w:r>
+              <w:rPr>
+                <w:b/>
+                <w:bCs/>
+                <w:color w:val="FFFFFF"/>
+              </w:rPr>
+              <w:t xml:space="preserve">Result</w:t>
+            </w:r>
+          </w:p>
+        </w:tc>
+      </w:tr>
+      <w:tr>
+        <w:trPr>
+          <w:cantSplit/>
+        </w:trPr>
+        <w:tc>
+          <w:tcPr>
+            <w:tcW w:type="dxa" w:w="3400"/>
+            <w:tcBorders>
+              <w:top w:val="single" w:color="BFBFBF" w:sz="4"/>
+              <w:left w:val="single" w:color="BFBFBF" w:sz="4"/>
+              <w:bottom w:val="single" w:color="BFBFBF" w:sz="4"/>
+              <w:right w:val="single" w:color="BFBFBF" w:sz="4"/>
+            </w:tcBorders>
+            <w:shd w:fill="FFFFFF" w:color="auto" w:val="clear"/>
+            <w:tcMar>
+              <w:top w:type="dxa" w:w="60"/>
+              <w:left w:type="dxa" w:w="110"/>
+              <w:bottom w:type="dxa" w:w="60"/>
+              <w:right w:type="dxa" w:w="110"/>
+            </w:tcMar>
+          </w:tcPr>
+          <w:p>
+            <w:pPr>
+              <w:spacing w:after="20"/>
+            </w:pPr>
+            <w:r>
+              <w:rPr>
+                <w:rFonts w:ascii="Consolas" w:cs="Consolas" w:eastAsia="Consolas" w:hAnsi="Consolas"/>
+                <w:sz w:val="19"/>
+                <w:szCs w:val="19"/>
+              </w:rPr>
+              <w:t xml:space="preserve">[[aspect]]</w:t>
+            </w:r>
+          </w:p>
+        </w:tc>
+        <w:tc>
+          <w:tcPr>
+            <w:tcW w:type="dxa" w:w="5960"/>
+            <w:tcBorders>
+              <w:top w:val="single" w:color="BFBFBF" w:sz="4"/>
+              <w:left w:val="single" w:color="BFBFBF" w:sz="4"/>
+              <w:bottom w:val="single" w:color="BFBFBF" w:sz="4"/>
+              <w:right w:val="single" w:color="BFBFBF" w:sz="4"/>
+            </w:tcBorders>
+            <w:shd w:fill="FFFFFF" w:color="auto" w:val="clear"/>
+            <w:tcMar>
+              <w:top w:type="dxa" w:w="60"/>
+              <w:left w:type="dxa" w:w="110"/>
+              <w:bottom w:type="dxa" w:w="60"/>
+              <w:right w:type="dxa" w:w="110"/>
+            </w:tcMar>
+          </w:tcPr>
+          <w:p>
+            <w:pPr>
+              <w:spacing w:after="20"/>
+            </w:pPr>
+            <w:r>
+              <w:t xml:space="preserve">Inserts a description of the connected image's orientation on its own line: one random line from </w:t>
+            </w:r>
+            <w:r>
+              <w:rPr>
+                <w:rFonts w:ascii="Consolas" w:cs="Consolas" w:eastAsia="Consolas" w:hAnsi="Consolas"/>
+                <w:color w:val="7A1F5C"/>
+                <w:sz w:val="19"/>
+                <w:szCs w:val="19"/>
+              </w:rPr>
+              <w:t xml:space="preserve">__aspect/[orientation]__</w:t>
+            </w:r>
+            <w:r>
+              <w:t xml:space="preserve">, i.e. </w:t>
+            </w:r>
+            <w:r>
+              <w:rPr>
+                <w:rFonts w:ascii="Consolas" w:cs="Consolas" w:eastAsia="Consolas" w:hAnsi="Consolas"/>
+                <w:color w:val="7A1F5C"/>
+                <w:sz w:val="19"/>
+                <w:szCs w:val="19"/>
+              </w:rPr>
+              <w:t xml:space="preserve">aspect/horizontal</w:t>
+            </w:r>
+            <w:r>
+              <w:t xml:space="preserve">, </w:t>
+            </w:r>
+            <w:r>
+              <w:rPr>
+                <w:rFonts w:ascii="Consolas" w:cs="Consolas" w:eastAsia="Consolas" w:hAnsi="Consolas"/>
+                <w:color w:val="7A1F5C"/>
+                <w:sz w:val="19"/>
+                <w:szCs w:val="19"/>
+              </w:rPr>
+              <w:t xml:space="preserve">aspect/vertical</w:t>
+            </w:r>
+            <w:r>
+              <w:t xml:space="preserve"> or </w:t>
+            </w:r>
+            <w:r>
+              <w:rPr>
+                <w:rFonts w:ascii="Consolas" w:cs="Consolas" w:eastAsia="Consolas" w:hAnsi="Consolas"/>
+                <w:color w:val="7A1F5C"/>
+                <w:sz w:val="19"/>
+                <w:szCs w:val="19"/>
+              </w:rPr>
+              <w:t xml:space="preserve">aspect/square</w:t>
+            </w:r>
+            <w:r>
+              <w:t xml:space="preserve">. Defaults ship in </w:t>
+            </w:r>
+            <w:r>
+              <w:rPr>
+                <w:rFonts w:ascii="Consolas" w:cs="Consolas" w:eastAsia="Consolas" w:hAnsi="Consolas"/>
+                <w:color w:val="7A1F5C"/>
+                <w:sz w:val="19"/>
+                <w:szCs w:val="19"/>
+              </w:rPr>
+              <w:t xml:space="preserve">wildcard_examples/aspect/</w:t>
+            </w:r>
+            <w:r>
+              <w:t xml:space="preserve">; copy one into </w:t>
+            </w:r>
+            <w:r>
+              <w:rPr>
+                <w:rFonts w:ascii="Consolas" w:cs="Consolas" w:eastAsia="Consolas" w:hAnsi="Consolas"/>
+                <w:color w:val="7A1F5C"/>
+                <w:sz w:val="19"/>
+                <w:szCs w:val="19"/>
+              </w:rPr>
+              <w:t xml:space="preserve">wildcards/aspect/</w:t>
+            </w:r>
+            <w:r>
+              <w:t xml:space="preserve"> to edit it.</w:t>
+            </w:r>
+          </w:p>
+        </w:tc>
+      </w:tr>
+      <w:tr>
+        <w:trPr>
+          <w:cantSplit/>
+        </w:trPr>
+        <w:tc>
+          <w:tcPr>
+            <w:tcW w:type="dxa" w:w="3400"/>
+            <w:tcBorders>
+              <w:top w:val="single" w:color="BFBFBF" w:sz="4"/>
+              <w:left w:val="single" w:color="BFBFBF" w:sz="4"/>
+              <w:bottom w:val="single" w:color="BFBFBF" w:sz="4"/>
+              <w:right w:val="single" w:color="BFBFBF" w:sz="4"/>
+            </w:tcBorders>
+            <w:shd w:fill="F3F1F8" w:color="auto" w:val="clear"/>
+            <w:tcMar>
+              <w:top w:type="dxa" w:w="60"/>
+              <w:left w:type="dxa" w:w="110"/>
+              <w:bottom w:type="dxa" w:w="60"/>
+              <w:right w:type="dxa" w:w="110"/>
+            </w:tcMar>
+          </w:tcPr>
+          <w:p>
+            <w:pPr>
+              <w:spacing w:after="20"/>
+            </w:pPr>
+            <w:r>
+              <w:rPr>
+                <w:rFonts w:ascii="Consolas" w:cs="Consolas" w:eastAsia="Consolas" w:hAnsi="Consolas"/>
+                <w:sz w:val="19"/>
+                <w:szCs w:val="19"/>
+              </w:rPr>
+              <w:t xml:space="preserve">[orientation]</w:t>
+            </w:r>
+          </w:p>
+        </w:tc>
+        <w:tc>
+          <w:tcPr>
+            <w:tcW w:type="dxa" w:w="5960"/>
+            <w:tcBorders>
+              <w:top w:val="single" w:color="BFBFBF" w:sz="4"/>
+              <w:left w:val="single" w:color="BFBFBF" w:sz="4"/>
+              <w:bottom w:val="single" w:color="BFBFBF" w:sz="4"/>
+              <w:right w:val="single" w:color="BFBFBF" w:sz="4"/>
+            </w:tcBorders>
+            <w:shd w:fill="F3F1F8" w:color="auto" w:val="clear"/>
+            <w:tcMar>
+              <w:top w:type="dxa" w:w="60"/>
+              <w:left w:type="dxa" w:w="110"/>
+              <w:bottom w:type="dxa" w:w="60"/>
+              <w:right w:type="dxa" w:w="110"/>
+            </w:tcMar>
+          </w:tcPr>
+          <w:p>
+            <w:pPr>
+              <w:spacing w:after="20"/>
+            </w:pPr>
+            <w:r>
+              <w:t xml:space="preserve">Token: </w:t>
+            </w:r>
+            <w:r>
+              <w:rPr>
+                <w:rFonts w:ascii="Consolas" w:cs="Consolas" w:eastAsia="Consolas" w:hAnsi="Consolas"/>
+                <w:color w:val="7A1F5C"/>
+                <w:sz w:val="19"/>
+                <w:szCs w:val="19"/>
+              </w:rPr>
+              <w:t xml:space="preserve">horizontal</w:t>
+            </w:r>
+            <w:r>
+              <w:t xml:space="preserve">, </w:t>
+            </w:r>
+            <w:r>
+              <w:rPr>
+                <w:rFonts w:ascii="Consolas" w:cs="Consolas" w:eastAsia="Consolas" w:hAnsi="Consolas"/>
+                <w:color w:val="7A1F5C"/>
+                <w:sz w:val="19"/>
+                <w:szCs w:val="19"/>
+              </w:rPr>
+              <w:t xml:space="preserve">vertical</w:t>
+            </w:r>
+            <w:r>
+              <w:t xml:space="preserve"> or </w:t>
+            </w:r>
+            <w:r>
+              <w:rPr>
+                <w:rFonts w:ascii="Consolas" w:cs="Consolas" w:eastAsia="Consolas" w:hAnsi="Consolas"/>
+                <w:color w:val="7A1F5C"/>
+                <w:sz w:val="19"/>
+                <w:szCs w:val="19"/>
+              </w:rPr>
+              <w:t xml:space="preserve">square</w:t>
+            </w:r>
+            <w:r>
+              <w:t xml:space="preserve"> (W = H).</w:t>
+            </w:r>
+          </w:p>
+        </w:tc>
+      </w:tr>
+      <w:tr>
+        <w:trPr>
+          <w:cantSplit/>
+        </w:trPr>
+        <w:tc>
+          <w:tcPr>
+            <w:tcW w:type="dxa" w:w="3400"/>
+            <w:tcBorders>
+              <w:top w:val="single" w:color="BFBFBF" w:sz="4"/>
+              <w:left w:val="single" w:color="BFBFBF" w:sz="4"/>
+              <w:bottom w:val="single" w:color="BFBFBF" w:sz="4"/>
+              <w:right w:val="single" w:color="BFBFBF" w:sz="4"/>
+            </w:tcBorders>
+            <w:shd w:fill="FFFFFF" w:color="auto" w:val="clear"/>
+            <w:tcMar>
+              <w:top w:type="dxa" w:w="60"/>
+              <w:left w:type="dxa" w:w="110"/>
+              <w:bottom w:type="dxa" w:w="60"/>
+              <w:right w:type="dxa" w:w="110"/>
+            </w:tcMar>
+          </w:tcPr>
+          <w:p>
+            <w:pPr>
+              <w:spacing w:after="20"/>
+            </w:pPr>
+            <w:r>
+              <w:rPr>
+                <w:rFonts w:ascii="Consolas" w:cs="Consolas" w:eastAsia="Consolas" w:hAnsi="Consolas"/>
+                <w:sz w:val="19"/>
+                <w:szCs w:val="19"/>
+              </w:rPr>
+              <w:t xml:space="preserve">[ratio]</w:t>
+            </w:r>
+          </w:p>
+        </w:tc>
+        <w:tc>
+          <w:tcPr>
+            <w:tcW w:type="dxa" w:w="5960"/>
+            <w:tcBorders>
+              <w:top w:val="single" w:color="BFBFBF" w:sz="4"/>
+              <w:left w:val="single" w:color="BFBFBF" w:sz="4"/>
+              <w:bottom w:val="single" w:color="BFBFBF" w:sz="4"/>
+              <w:right w:val="single" w:color="BFBFBF" w:sz="4"/>
+            </w:tcBorders>
+            <w:shd w:fill="FFFFFF" w:color="auto" w:val="clear"/>
+            <w:tcMar>
+              <w:top w:type="dxa" w:w="60"/>
+              <w:left w:type="dxa" w:w="110"/>
+              <w:bottom w:type="dxa" w:w="60"/>
+              <w:right w:type="dxa" w:w="110"/>
+            </w:tcMar>
+          </w:tcPr>
+          <w:p>
+            <w:pPr>
+              <w:spacing w:after="20"/>
+            </w:pPr>
+            <w:r>
+              <w:t xml:space="preserve">Token: nearest common ratio of the connected size, e.g. 1328x752 gives </w:t>
+            </w:r>
+            <w:r>
+              <w:rPr>
+                <w:rFonts w:ascii="Consolas" w:cs="Consolas" w:eastAsia="Consolas" w:hAnsi="Consolas"/>
+                <w:color w:val="7A1F5C"/>
+                <w:sz w:val="19"/>
+                <w:szCs w:val="19"/>
+              </w:rPr>
+              <w:t xml:space="preserve">16:9</w:t>
+            </w:r>
+            <w:r>
+              <w:t xml:space="preserve"> (exact fraction when none is within 3 %).</w:t>
+            </w:r>
+          </w:p>
+        </w:tc>
+      </w:tr>
+      <w:tr>
+        <w:trPr>
+          <w:cantSplit/>
+        </w:trPr>
+        <w:tc>
+          <w:tcPr>
+            <w:tcW w:type="dxa" w:w="3400"/>
+            <w:tcBorders>
+              <w:top w:val="single" w:color="BFBFBF" w:sz="4"/>
+              <w:left w:val="single" w:color="BFBFBF" w:sz="4"/>
+              <w:bottom w:val="single" w:color="BFBFBF" w:sz="4"/>
+              <w:right w:val="single" w:color="BFBFBF" w:sz="4"/>
+            </w:tcBorders>
+            <w:shd w:fill="F3F1F8" w:color="auto" w:val="clear"/>
+            <w:tcMar>
+              <w:top w:type="dxa" w:w="60"/>
+              <w:left w:type="dxa" w:w="110"/>
+              <w:bottom w:type="dxa" w:w="60"/>
+              <w:right w:type="dxa" w:w="110"/>
+            </w:tcMar>
+          </w:tcPr>
+          <w:p>
+            <w:pPr>
+              <w:spacing w:after="20"/>
+            </w:pPr>
+            <w:r>
+              <w:rPr>
+                <w:rFonts w:ascii="Consolas" w:cs="Consolas" w:eastAsia="Consolas" w:hAnsi="Consolas"/>
+                <w:sz w:val="19"/>
+                <w:szCs w:val="19"/>
+              </w:rPr>
+              <w:t xml:space="preserve">[width]  [height]</w:t>
+            </w:r>
+          </w:p>
+        </w:tc>
+        <w:tc>
+          <w:tcPr>
+            <w:tcW w:type="dxa" w:w="5960"/>
+            <w:tcBorders>
+              <w:top w:val="single" w:color="BFBFBF" w:sz="4"/>
+              <w:left w:val="single" w:color="BFBFBF" w:sz="4"/>
+              <w:bottom w:val="single" w:color="BFBFBF" w:sz="4"/>
+              <w:right w:val="single" w:color="BFBFBF" w:sz="4"/>
+            </w:tcBorders>
+            <w:shd w:fill="F3F1F8" w:color="auto" w:val="clear"/>
+            <w:tcMar>
+              <w:top w:type="dxa" w:w="60"/>
+              <w:left w:type="dxa" w:w="110"/>
+              <w:bottom w:type="dxa" w:w="60"/>
+              <w:right w:type="dxa" w:w="110"/>
+            </w:tcMar>
+          </w:tcPr>
+          <w:p>
+            <w:pPr>
+              <w:spacing w:after="20"/>
+            </w:pPr>
+            <w:r>
+              <w:t xml:space="preserve">Token: the connected pixel size.</w:t>
+            </w:r>
+          </w:p>
+        </w:tc>
+      </w:tr>
+      <w:tr>
+        <w:trPr>
+          <w:cantSplit/>
+        </w:trPr>
+        <w:tc>
+          <w:tcPr>
+            <w:tcW w:type="dxa" w:w="3400"/>
+            <w:tcBorders>
+              <w:top w:val="single" w:color="BFBFBF" w:sz="4"/>
+              <w:left w:val="single" w:color="BFBFBF" w:sz="4"/>
+              <w:bottom w:val="single" w:color="BFBFBF" w:sz="4"/>
+              <w:right w:val="single" w:color="BFBFBF" w:sz="4"/>
+            </w:tcBorders>
+            <w:shd w:fill="FFFFFF" w:color="auto" w:val="clear"/>
+            <w:tcMar>
+              <w:top w:type="dxa" w:w="60"/>
+              <w:left w:type="dxa" w:w="110"/>
+              <w:bottom w:type="dxa" w:w="60"/>
+              <w:right w:type="dxa" w:w="110"/>
+            </w:tcMar>
+          </w:tcPr>
+          <w:p>
+            <w:pPr>
+              <w:spacing w:after="20"/>
+            </w:pPr>
+            <w:r>
+              <w:rPr>
+                <w:rFonts w:ascii="Consolas" w:cs="Consolas" w:eastAsia="Consolas" w:hAnsi="Consolas"/>
+                <w:sz w:val="19"/>
+                <w:szCs w:val="19"/>
+              </w:rPr>
+              <w:t xml:space="preserve">[3:4]</w:t>
+            </w:r>
+          </w:p>
+        </w:tc>
+        <w:tc>
+          <w:tcPr>
+            <w:tcW w:type="dxa" w:w="5960"/>
+            <w:tcBorders>
+              <w:top w:val="single" w:color="BFBFBF" w:sz="4"/>
+              <w:left w:val="single" w:color="BFBFBF" w:sz="4"/>
+              <w:bottom w:val="single" w:color="BFBFBF" w:sz="4"/>
+              <w:right w:val="single" w:color="BFBFBF" w:sz="4"/>
+            </w:tcBorders>
+            <w:shd w:fill="FFFFFF" w:color="auto" w:val="clear"/>
+            <w:tcMar>
+              <w:top w:type="dxa" w:w="60"/>
+              <w:left w:type="dxa" w:w="110"/>
+              <w:bottom w:type="dxa" w:w="60"/>
+              <w:right w:type="dxa" w:w="110"/>
+            </w:tcMar>
+          </w:tcPr>
+          <w:p>
+            <w:pPr>
+              <w:spacing w:after="20"/>
+            </w:pPr>
+            <w:r>
+              <w:t xml:space="preserve">Typed override, used only when nothing is connected; removed from the output. </w:t>
+            </w:r>
+            <w:r>
+              <w:rPr>
+                <w:rFonts w:ascii="Consolas" w:cs="Consolas" w:eastAsia="Consolas" w:hAnsi="Consolas"/>
+                <w:color w:val="7A1F5C"/>
+                <w:sz w:val="19"/>
+                <w:szCs w:val="19"/>
+              </w:rPr>
+              <w:t xml:space="preserve">[[3:4]]</w:t>
+            </w:r>
+            <w:r>
+              <w:t xml:space="preserve"> = request + override in one.</w:t>
+            </w:r>
+          </w:p>
+        </w:tc>
+      </w:tr>
+    </w:tbl>
+    <w:p>
+      <w:pPr>
+        <w:spacing w:after="60"/>
+      </w:pPr>
+    </w:p>
+    <w:p>
+      <w:pPr>
+        <w:pStyle w:val="ListParagraph"/>
+        <w:numPr>
+          <w:ilvl w:val="0"/>
+          <w:numId w:val="2"/>
+        </w:numPr>
+        <w:spacing w:after="60"/>
+      </w:pPr>
+      <w:r>
+        <w:t xml:space="preserve">Tokens are filled last, anywhere in the text: in the prompt and in wildcard file lines. Unknown </w:t>
+      </w:r>
+      <w:r>
+        <w:rPr>
+          <w:rFonts w:ascii="Consolas" w:cs="Consolas" w:eastAsia="Consolas" w:hAnsi="Consolas"/>
+          <w:color w:val="7A1F5C"/>
+          <w:sz w:val="19"/>
+          <w:szCs w:val="19"/>
+        </w:rPr>
+        <w:t xml:space="preserve">[words]</w:t>
+      </w:r>
+      <w:r>
+        <w:t xml:space="preserve"> are left as typed.</w:t>
+      </w:r>
+    </w:p>
+    <w:p>
+      <w:pPr>
+        <w:pStyle w:val="ListParagraph"/>
+        <w:numPr>
+          <w:ilvl w:val="0"/>
+          <w:numId w:val="2"/>
+        </w:numPr>
+        <w:spacing w:after="60"/>
+      </w:pPr>
+      <w:r>
+        <w:t xml:space="preserve">Requests work wherever they appear (a switch option, a variable, a wildcard file line).</w:t>
+      </w:r>
+    </w:p>
+    <w:p>
+      <w:pPr>
+        <w:pStyle w:val="ListParagraph"/>
+        <w:numPr>
+          <w:ilvl w:val="0"/>
+          <w:numId w:val="2"/>
+        </w:numPr>
+        <w:spacing w:after="60"/>
+      </w:pPr>
+      <w:r>
+        <w:t xml:space="preserve">Inside the lines of </w:t>
+      </w:r>
+      <w:r>
+        <w:rPr>
+          <w:rFonts w:ascii="Consolas" w:cs="Consolas" w:eastAsia="Consolas" w:hAnsi="Consolas"/>
+          <w:color w:val="7A1F5C"/>
+          <w:sz w:val="19"/>
+          <w:szCs w:val="19"/>
+        </w:rPr>
+        <w:t xml:space="preserve">aspect/*.txt</w:t>
+      </w:r>
+      <w:r>
+        <w:t xml:space="preserve"> write </w:t>
+      </w:r>
+      <w:r>
+        <w:rPr>
+          <w:rFonts w:ascii="Consolas" w:cs="Consolas" w:eastAsia="Consolas" w:hAnsi="Consolas"/>
+          <w:color w:val="7A1F5C"/>
+          <w:sz w:val="19"/>
+          <w:szCs w:val="19"/>
+        </w:rPr>
+        <w:t xml:space="preserve">[orientation]</w:t>
+      </w:r>
+      <w:r>
+        <w:t xml:space="preserve"> for the word ("The crop is [orientation]"). A </w:t>
+      </w:r>
+      <w:r>
+        <w:rPr>
+          <w:rFonts w:ascii="Consolas" w:cs="Consolas" w:eastAsia="Consolas" w:hAnsi="Consolas"/>
+          <w:color w:val="7A1F5C"/>
+          <w:sz w:val="19"/>
+          <w:szCs w:val="19"/>
+        </w:rPr>
+        <w:t xml:space="preserve">[[aspect]]</w:t>
+      </w:r>
+      <w:r>
+        <w:t xml:space="preserve"> there is read as </w:t>
+      </w:r>
+      <w:r>
+        <w:rPr>
+          <w:rFonts w:ascii="Consolas" w:cs="Consolas" w:eastAsia="Consolas" w:hAnsi="Consolas"/>
+          <w:color w:val="7A1F5C"/>
+          <w:sz w:val="19"/>
+          <w:szCs w:val="19"/>
+        </w:rPr>
+        <w:t xml:space="preserve">[orientation]</w:t>
+      </w:r>
+      <w:r>
+        <w:t xml:space="preserve"> too, so it never nests another line (v0.8.9).</w:t>
+      </w:r>
+    </w:p>
+    <w:p>
+      <w:pPr>
+        <w:pStyle w:val="ListParagraph"/>
+        <w:numPr>
+          <w:ilvl w:val="0"/>
+          <w:numId w:val="2"/>
+        </w:numPr>
+        <w:spacing w:after="60"/>
+      </w:pPr>
+      <w:r>
+        <w:t xml:space="preserve">The size is often only known when the node runs (a latent, or a width/height computed by another node). Then </w:t>
+      </w:r>
+      <w:r>
+        <w:rPr>
+          <w:rFonts w:ascii="Consolas" w:cs="Consolas" w:eastAsia="Consolas" w:hAnsi="Consolas"/>
+          <w:color w:val="7A1F5C"/>
+          <w:sz w:val="19"/>
+          <w:szCs w:val="19"/>
+        </w:rPr>
+        <w:t xml:space="preserve">[[aspect]]</w:t>
+      </w:r>
+      <w:r>
+        <w:t xml:space="preserve"> and the tokens stay as typed in populated_text at queue time and are resolved during the run.</w:t>
+      </w:r>
+    </w:p>
+    <w:p>
+      <w:pPr>
+        <w:pStyle w:val="ListParagraph"/>
+        <w:numPr>
+          <w:ilvl w:val="0"/>
+          <w:numId w:val="2"/>
+        </w:numPr>
+        <w:spacing w:after="60"/>
+      </w:pPr>
+      <w:r>
+        <w:t xml:space="preserve">Nothing connected and no typed override: </w:t>
+      </w:r>
+      <w:r>
+        <w:rPr>
+          <w:rFonts w:ascii="Consolas" w:cs="Consolas" w:eastAsia="Consolas" w:hAnsi="Consolas"/>
+          <w:color w:val="7A1F5C"/>
+          <w:sz w:val="19"/>
+          <w:szCs w:val="19"/>
+        </w:rPr>
+        <w:t xml:space="preserve">[[aspect]]</w:t>
+      </w:r>
+      <w:r>
+        <w:t xml:space="preserve"> inserts nothing and the tokens use 1:1 (warning logged). Missing aspect wildcard: nothing inserted (warning logged).</w:t>
+      </w:r>
+    </w:p>
+    <w:p>
+      <w:pPr>
+        <w:pStyle w:val="Heading1"/>
+      </w:pPr>
+      <w:r>
+        <w:t xml:space="preserve">Syntax colours (v0.9.4)</w:t>
+      </w:r>
+    </w:p>
+    <w:p>
+      <w:pPr>
+        <w:spacing w:after="100"/>
+      </w:pPr>
+      <w:r>
+        <w:t xml:space="preserve">The wildcard_text box colours its syntax as you type, so wildcards, variables and brackets stand out. It only changes how the text is drawn - the prompt itself is never touched. populated_text is not coloured.</w:t>
+      </w:r>
+    </w:p>
+    <w:p>
+      <w:pPr>
+        <w:pStyle w:val="ListParagraph"/>
+        <w:numPr>
+          <w:ilvl w:val="0"/>
+          <w:numId w:val="2"/>
+        </w:numPr>
+        <w:spacing w:after="60"/>
+      </w:pPr>
+      <w:r>
+        <w:rPr>
+          <w:rFonts w:ascii="Consolas" w:cs="Consolas" w:eastAsia="Consolas" w:hAnsi="Consolas"/>
+          <w:color w:val="7A1F5C"/>
+          <w:sz w:val="19"/>
+          <w:szCs w:val="19"/>
+        </w:rPr>
+        <w:t xml:space="preserve">__name__</w:t>
+      </w:r>
+      <w:r>
+        <w:t xml:space="preserve"> - tag: the name and its __ ends are two blues; a tag that matches no wildcard turns red</w:t>
+      </w:r>
+    </w:p>
+    <w:p>
+      <w:pPr>
+        <w:pStyle w:val="ListParagraph"/>
+        <w:numPr>
+          <w:ilvl w:val="0"/>
+          <w:numId w:val="2"/>
+        </w:numPr>
+        <w:spacing w:after="60"/>
+      </w:pPr>
+      <w:r>
+        <w:rPr>
+          <w:rFonts w:ascii="Consolas" w:cs="Consolas" w:eastAsia="Consolas" w:hAnsi="Consolas"/>
+          <w:color w:val="7A1F5C"/>
+          <w:sz w:val="19"/>
+          <w:szCs w:val="19"/>
+        </w:rPr>
+        <w:t xml:space="preserve">{@x}  @x</w:t>
+      </w:r>
+      <w:r>
+        <w:t xml:space="preserve"> - variable; an override {@!x} has its own colour</w:t>
+      </w:r>
+    </w:p>
+    <w:p>
+      <w:pPr>
+        <w:pStyle w:val="ListParagraph"/>
+        <w:numPr>
+          <w:ilvl w:val="0"/>
+          <w:numId w:val="2"/>
+        </w:numPr>
+        <w:spacing w:after="60"/>
+      </w:pPr>
+      <w:r>
+        <w:rPr>
+          <w:rFonts w:ascii="Consolas" w:cs="Consolas" w:eastAsia="Consolas" w:hAnsi="Consolas"/>
+          <w:color w:val="7A1F5C"/>
+          <w:sz w:val="19"/>
+          <w:szCs w:val="19"/>
+        </w:rPr>
+        <w:t xml:space="preserve">{&amp;x}</w:t>
+      </w:r>
+      <w:r>
+        <w:t xml:space="preserve"> - switch; an override {&amp;!x} and a pin {&amp;=2:x} each have their own colour</w:t>
+      </w:r>
+    </w:p>
+    <w:p>
+      <w:pPr>
+        <w:pStyle w:val="ListParagraph"/>
+        <w:numPr>
+          <w:ilvl w:val="0"/>
+          <w:numId w:val="2"/>
+        </w:numPr>
+        <w:spacing w:after="60"/>
+      </w:pPr>
+      <w:r>
+        <w:rPr>
+          <w:rFonts w:ascii="Consolas" w:cs="Consolas" w:eastAsia="Consolas" w:hAnsi="Consolas"/>
+          <w:color w:val="7A1F5C"/>
+          <w:sz w:val="19"/>
+          <w:szCs w:val="19"/>
+        </w:rPr>
+        <w:t xml:space="preserve">{!a=b}</w:t>
+      </w:r>
+      <w:r>
+        <w:t xml:space="preserve"> - replacement (also {!!a=b}, {!!!a=b}, {!!!!a=b})</w:t>
+      </w:r>
+    </w:p>
+    <w:p>
+      <w:pPr>
+        <w:pStyle w:val="ListParagraph"/>
+        <w:numPr>
+          <w:ilvl w:val="0"/>
+          <w:numId w:val="2"/>
+        </w:numPr>
+        <w:spacing w:after="60"/>
+      </w:pPr>
+      <w:r>
+        <w:rPr>
+          <w:rFonts w:ascii="Consolas" w:cs="Consolas" w:eastAsia="Consolas" w:hAnsi="Consolas"/>
+          <w:color w:val="7A1F5C"/>
+          <w:sz w:val="19"/>
+          <w:szCs w:val="19"/>
+        </w:rPr>
+        <w:t xml:space="preserve">{-=x=-}</w:t>
+      </w:r>
+      <w:r>
+        <w:t xml:space="preserve"> - protected text</w:t>
+      </w:r>
+    </w:p>
+    <w:p>
+      <w:pPr>
+        <w:pStyle w:val="ListParagraph"/>
+        <w:numPr>
+          <w:ilvl w:val="0"/>
+          <w:numId w:val="2"/>
+        </w:numPr>
+        <w:spacing w:after="60"/>
+      </w:pPr>
+      <w:r>
+        <w:rPr>
+          <w:rFonts w:ascii="Consolas" w:cs="Consolas" w:eastAsia="Consolas" w:hAnsi="Consolas"/>
+          <w:color w:val="7A1F5C"/>
+          <w:sz w:val="19"/>
+          <w:szCs w:val="19"/>
+        </w:rPr>
+        <w:t xml:space="preserve">[[aspect]]  [ratio]</w:t>
+      </w:r>
+      <w:r>
+        <w:t xml:space="preserve"> - aspect request and tokens</w:t>
+      </w:r>
+    </w:p>
+    <w:p>
+      <w:pPr>
+        <w:pStyle w:val="ListParagraph"/>
+        <w:numPr>
+          <w:ilvl w:val="0"/>
+          <w:numId w:val="2"/>
+        </w:numPr>
+        <w:spacing w:after="60"/>
+      </w:pPr>
+      <w:r>
+        <w:rPr>
+          <w:rFonts w:ascii="Consolas" w:cs="Consolas" w:eastAsia="Consolas" w:hAnsi="Consolas"/>
+          <w:color w:val="7A1F5C"/>
+          <w:sz w:val="19"/>
+          <w:szCs w:val="19"/>
+        </w:rPr>
+        <w:t xml:space="preserve">2::  2$$  -::  +::</w:t>
+      </w:r>
+      <w:r>
+        <w:t xml:space="preserve"> - weights, counts and persistent prefixes</w:t>
+      </w:r>
+    </w:p>
+    <w:p>
+      <w:pPr>
+        <w:pStyle w:val="ListParagraph"/>
+        <w:numPr>
+          <w:ilvl w:val="0"/>
+          <w:numId w:val="2"/>
+        </w:numPr>
+        <w:spacing w:after="60"/>
+      </w:pPr>
+      <w:r>
+        <w:rPr>
+          <w:rFonts w:ascii="Consolas" w:cs="Consolas" w:eastAsia="Consolas" w:hAnsi="Consolas"/>
+          <w:color w:val="7A1F5C"/>
+          <w:sz w:val="19"/>
+          <w:szCs w:val="19"/>
+        </w:rPr>
+        <w:t xml:space="preserve">|  ^</w:t>
+      </w:r>
+      <w:r>
+        <w:t xml:space="preserve"> - option separators</w:t>
+      </w:r>
+    </w:p>
+    <w:p>
+      <w:pPr>
+        <w:pStyle w:val="ListParagraph"/>
+        <w:numPr>
+          <w:ilvl w:val="0"/>
+          <w:numId w:val="2"/>
+        </w:numPr>
+        <w:spacing w:after="60"/>
+      </w:pPr>
+      <w:r>
+        <w:rPr>
+          <w:rFonts w:ascii="Consolas" w:cs="Consolas" w:eastAsia="Consolas" w:hAnsi="Consolas"/>
+          <w:color w:val="7A1F5C"/>
+          <w:sz w:val="19"/>
+          <w:szCs w:val="19"/>
+        </w:rPr>
+        <w:t xml:space="preserve">\{  \n</w:t>
+      </w:r>
+      <w:r>
+        <w:t xml:space="preserve"> - escapes (literal text)</w:t>
+      </w:r>
+    </w:p>
+    <w:p>
+      <w:pPr>
+        <w:pStyle w:val="ListParagraph"/>
+        <w:numPr>
+          <w:ilvl w:val="0"/>
+          <w:numId w:val="2"/>
+        </w:numPr>
+        <w:spacing w:after="60"/>
+      </w:pPr>
+      <w:r>
+        <w:rPr>
+          <w:rFonts w:ascii="Consolas" w:cs="Consolas" w:eastAsia="Consolas" w:hAnsi="Consolas"/>
+          <w:color w:val="7A1F5C"/>
+          <w:sz w:val="19"/>
+          <w:szCs w:val="19"/>
+        </w:rPr>
+        <w:t xml:space="preserve"># line</w:t>
+      </w:r>
+      <w:r>
+        <w:t xml:space="preserve"> - comment line</w:t>
+      </w:r>
+    </w:p>
+    <w:p>
+      <w:pPr>
+        <w:pStyle w:val="ListParagraph"/>
+        <w:numPr>
+          <w:ilvl w:val="0"/>
+          <w:numId w:val="2"/>
+        </w:numPr>
+        <w:spacing w:after="60"/>
+      </w:pPr>
+      <w:r>
+        <w:t xml:space="preserve">A brace takes the colour of its group's kind ({@x} orange, {&amp;x} violet ...). Plain {a|b} groups cycle four colours by nesting depth. Closing braces are coloured like their opener (setting).</w:t>
+      </w:r>
+    </w:p>
+    <w:p>
+      <w:pPr>
+        <w:pStyle w:val="ListParagraph"/>
+        <w:numPr>
+          <w:ilvl w:val="0"/>
+          <w:numId w:val="2"/>
+        </w:numPr>
+        <w:spacing w:after="60"/>
+      </w:pPr>
+      <w:r>
+        <w:t xml:space="preserve">Options inside a group: every second option gets another colour (default). Setting: alternate / none / cycle (4 colours) / tint (background).</w:t>
+      </w:r>
+    </w:p>
+    <w:p>
+      <w:pPr>
+        <w:pStyle w:val="ListParagraph"/>
+        <w:numPr>
+          <w:ilvl w:val="0"/>
+          <w:numId w:val="2"/>
+        </w:numPr>
+        <w:spacing w:after="60"/>
+      </w:pPr>
+      <w:r>
+        <w:t xml:space="preserve">Caret touching a { } brace: its partner lights up. Caret inside a tag, variable or switch: every other use of that name lights up.</w:t>
+      </w:r>
+    </w:p>
+    <w:p>
+      <w:pPr>
+        <w:pStyle w:val="ListParagraph"/>
+        <w:numPr>
+          <w:ilvl w:val="0"/>
+          <w:numId w:val="2"/>
+        </w:numPr>
+        <w:spacing w:after="60"/>
+      </w:pPr>
+      <w:r>
+        <w:t xml:space="preserve">Red is used only for warnings: an unmatched { or }, an unmatched [[ or ]], and a __tag__ that matches no wildcard.</w:t>
+      </w:r>
+    </w:p>
+    <w:p>
+      <w:pPr>
+        <w:pStyle w:val="ListParagraph"/>
+        <w:numPr>
+          <w:ilvl w:val="0"/>
+          <w:numId w:val="2"/>
+        </w:numPr>
+        <w:spacing w:after="60"/>
+      </w:pPr>
+      <w:r>
+        <w:t xml:space="preserve">The unknown-tag check asks the server how the engine would resolve the tag (relative and folder tags included; patterns with * are not checked) and follows Refresh Wildcards within a few seconds.</w:t>
+      </w:r>
+    </w:p>
+    <w:p>
+      <w:pPr>
+        <w:pStyle w:val="ListParagraph"/>
+        <w:numPr>
+          <w:ilvl w:val="0"/>
+          <w:numId w:val="2"/>
+        </w:numPr>
+        <w:spacing w:after="60"/>
+      </w:pPr>
+      <w:r>
+        <w:t xml:space="preserve">Settings -&gt; Umbrae -&gt; WildcardHighlight: on / off, colour closers, partner on caret, same-name highlight, unknown-tag warning, option mode, "Reset all colours to" dark or light, and one colour picker per category.</w:t>
+      </w:r>
+    </w:p>
+    <w:p>
+      <w:pPr>
+        <w:pStyle w:val="ListParagraph"/>
+        <w:numPr>
+          <w:ilvl w:val="0"/>
+          <w:numId w:val="2"/>
+        </w:numPr>
+        <w:spacing w:after="60"/>
+      </w:pPr>
+      <w:r>
+        <w:t xml:space="preserve">Default: dark palette (light tones for dark mode). Choose light to reset every picker to the dark-tone palette for a light theme. Colours are shared by every wildcard processor.</w:t>
+      </w:r>
+    </w:p>
+    <w:p>
+      <w:pPr>
+        <w:pStyle w:val="ListParagraph"/>
+        <w:numPr>
+          <w:ilvl w:val="0"/>
+          <w:numId w:val="2"/>
+        </w:numPr>
+        <w:spacing w:after="60"/>
+      </w:pPr>
+      <w:r>
+        <w:t xml:space="preserve">If the colours ever fail to line up with the text box they switch themselves off for that box (a warning appears in the browser console) and the plain box is restored.</w:t>
+      </w:r>
+    </w:p>
+    <w:p>
+      <w:pPr>
+        <w:pStyle w:val="Heading1"/>
+      </w:pPr>
+      <w:r>
+        <w:t xml:space="preserve">Node controls</w:t>
+      </w:r>
+    </w:p>
+    <w:tbl>
+      <w:tblPr>
+        <w:tblW w:type="dxa" w:w="9360"/>
+        <w:tblBorders>
+          <w:top w:val="single" w:color="auto" w:sz="4"/>
+          <w:left w:val="single" w:color="auto" w:sz="4"/>
+          <w:bottom w:val="single" w:color="auto" w:sz="4"/>
+          <w:right w:val="single" w:color="auto" w:sz="4"/>
+          <w:insideH w:val="single" w:color="auto" w:sz="4"/>
+          <w:insideV w:val="single" w:color="auto" w:sz="4"/>
+        </w:tblBorders>
+      </w:tblPr>
+      <w:tblGrid>
+        <w:gridCol w:w="3400"/>
+        <w:gridCol w:w="5960"/>
+      </w:tblGrid>
+      <w:tr>
+        <w:trPr>
+          <w:tblHeader/>
+        </w:trPr>
+        <w:tc>
+          <w:tcPr>
+            <w:tcW w:type="dxa" w:w="3400"/>
+            <w:tcBorders>
+              <w:top w:val="single" w:color="BFBFBF" w:sz="4"/>
+              <w:left w:val="single" w:color="BFBFBF" w:sz="4"/>
+              <w:bottom w:val="single" w:color="BFBFBF" w:sz="4"/>
+              <w:right w:val="single" w:color="BFBFBF" w:sz="4"/>
+            </w:tcBorders>
+            <w:shd w:fill="3B2F63" w:color="auto" w:val="clear"/>
+            <w:tcMar>
+              <w:top w:type="dxa" w:w="60"/>
+              <w:left w:type="dxa" w:w="110"/>
+              <w:bottom w:type="dxa" w:w="60"/>
+              <w:right w:type="dxa" w:w="110"/>
+            </w:tcMar>
+          </w:tcPr>
+          <w:p>
+            <w:pPr>
+              <w:spacing w:after="20"/>
+            </w:pPr>
+            <w:r>
+              <w:rPr>
+                <w:b/>
+                <w:bCs/>
+                <w:color w:val="FFFFFF"/>
+              </w:rPr>
+              <w:t xml:space="preserve">Control</w:t>
+            </w:r>
+          </w:p>
+        </w:tc>
+        <w:tc>
+          <w:tcPr>
+            <w:tcW w:type="dxa" w:w="5960"/>
+            <w:tcBorders>
+              <w:top w:val="single" w:color="BFBFBF" w:sz="4"/>
+              <w:left w:val="single" w:color="BFBFBF" w:sz="4"/>
+              <w:bottom w:val="single" w:color="BFBFBF" w:sz="4"/>
+              <w:right w:val="single" w:color="BFBFBF" w:sz="4"/>
+            </w:tcBorders>
+            <w:shd w:fill="3B2F63" w:color="auto" w:val="clear"/>
+            <w:tcMar>
+              <w:top w:type="dxa" w:w="60"/>
+              <w:left w:type="dxa" w:w="110"/>
+              <w:bottom w:type="dxa" w:w="60"/>
+              <w:right w:type="dxa" w:w="110"/>
+            </w:tcMar>
+          </w:tcPr>
+          <w:p>
+            <w:pPr>
+              <w:spacing w:after="20"/>
+            </w:pPr>
+            <w:r>
+              <w:rPr>
+                <w:b/>
+                <w:bCs/>
+                <w:color w:val="FFFFFF"/>
+              </w:rPr>
               <w:t xml:space="preserve">What it does</w:t>
             </w:r>
           </w:p>
@@ -5819,6 +9407,192 @@
             </w:pPr>
             <w:r>
               <w:t xml:space="preserve">Reloads wildcard files from disk</w:t>
+            </w:r>
+          </w:p>
+        </w:tc>
+      </w:tr>
+      <w:tr>
+        <w:trPr>
+          <w:cantSplit/>
+        </w:trPr>
+        <w:tc>
+          <w:tcPr>
+            <w:tcW w:type="dxa" w:w="3400"/>
+            <w:tcBorders>
+              <w:top w:val="single" w:color="BFBFBF" w:sz="4"/>
+              <w:left w:val="single" w:color="BFBFBF" w:sz="4"/>
+              <w:bottom w:val="single" w:color="BFBFBF" w:sz="4"/>
+              <w:right w:val="single" w:color="BFBFBF" w:sz="4"/>
+            </w:tcBorders>
+            <w:shd w:fill="F3F1F8" w:color="auto" w:val="clear"/>
+            <w:tcMar>
+              <w:top w:type="dxa" w:w="60"/>
+              <w:left w:type="dxa" w:w="110"/>
+              <w:bottom w:type="dxa" w:w="60"/>
+              <w:right w:type="dxa" w:w="110"/>
+            </w:tcMar>
+          </w:tcPr>
+          <w:p>
+            <w:pPr>
+              <w:spacing w:after="20"/>
+            </w:pPr>
+            <w:r>
+              <w:rPr>
+                <w:rFonts w:ascii="Consolas" w:cs="Consolas" w:eastAsia="Consolas" w:hAnsi="Consolas"/>
+                <w:sz w:val="19"/>
+                <w:szCs w:val="19"/>
+              </w:rPr>
+              <w:t xml:space="preserve">Search wildcards… (v0.8.9)</w:t>
+            </w:r>
+          </w:p>
+        </w:tc>
+        <w:tc>
+          <w:tcPr>
+            <w:tcW w:type="dxa" w:w="5960"/>
+            <w:tcBorders>
+              <w:top w:val="single" w:color="BFBFBF" w:sz="4"/>
+              <w:left w:val="single" w:color="BFBFBF" w:sz="4"/>
+              <w:bottom w:val="single" w:color="BFBFBF" w:sz="4"/>
+              <w:right w:val="single" w:color="BFBFBF" w:sz="4"/>
+            </w:tcBorders>
+            <w:shd w:fill="F3F1F8" w:color="auto" w:val="clear"/>
+            <w:tcMar>
+              <w:top w:type="dxa" w:w="60"/>
+              <w:left w:type="dxa" w:w="110"/>
+              <w:bottom w:type="dxa" w:w="60"/>
+              <w:right w:type="dxa" w:w="110"/>
+            </w:tcMar>
+          </w:tcPr>
+          <w:p>
+            <w:pPr>
+              <w:spacing w:after="20"/>
+            </w:pPr>
+            <w:r>
+              <w:t xml:space="preserve">Popup that filters the whole wildcard list as you type (every word must match the name or folder). Click ticks several entries; Enter inserts the ticked ones (or the highlighted one) into wildcard_text; ticks stay while you change the search. The right side previews the first lines of the highlighted wildcard. YAML wildcards are listed under their file's folder.</w:t>
+            </w:r>
+          </w:p>
+        </w:tc>
+      </w:tr>
+      <w:tr>
+        <w:trPr>
+          <w:cantSplit/>
+        </w:trPr>
+        <w:tc>
+          <w:tcPr>
+            <w:tcW w:type="dxa" w:w="3400"/>
+            <w:tcBorders>
+              <w:top w:val="single" w:color="BFBFBF" w:sz="4"/>
+              <w:left w:val="single" w:color="BFBFBF" w:sz="4"/>
+              <w:bottom w:val="single" w:color="BFBFBF" w:sz="4"/>
+              <w:right w:val="single" w:color="BFBFBF" w:sz="4"/>
+            </w:tcBorders>
+            <w:shd w:fill="FFFFFF" w:color="auto" w:val="clear"/>
+            <w:tcMar>
+              <w:top w:type="dxa" w:w="60"/>
+              <w:left w:type="dxa" w:w="110"/>
+              <w:bottom w:type="dxa" w:w="60"/>
+              <w:right w:type="dxa" w:w="110"/>
+            </w:tcMar>
+          </w:tcPr>
+          <w:p>
+            <w:pPr>
+              <w:spacing w:after="20"/>
+            </w:pPr>
+            <w:r>
+              <w:rPr>
+                <w:rFonts w:ascii="Consolas" w:cs="Consolas" w:eastAsia="Consolas" w:hAnsi="Consolas"/>
+                <w:sz w:val="19"/>
+                <w:szCs w:val="19"/>
+              </w:rPr>
+              <w:t xml:space="preserve">Preview prompt (v0.8.9)</w:t>
+            </w:r>
+          </w:p>
+        </w:tc>
+        <w:tc>
+          <w:tcPr>
+            <w:tcW w:type="dxa" w:w="5960"/>
+            <w:tcBorders>
+              <w:top w:val="single" w:color="BFBFBF" w:sz="4"/>
+              <w:left w:val="single" w:color="BFBFBF" w:sz="4"/>
+              <w:bottom w:val="single" w:color="BFBFBF" w:sz="4"/>
+              <w:right w:val="single" w:color="BFBFBF" w:sz="4"/>
+            </w:tcBorders>
+            <w:shd w:fill="FFFFFF" w:color="auto" w:val="clear"/>
+            <w:tcMar>
+              <w:top w:type="dxa" w:w="60"/>
+              <w:left w:type="dxa" w:w="110"/>
+              <w:bottom w:type="dxa" w:w="60"/>
+              <w:right w:type="dxa" w:w="110"/>
+            </w:tcMar>
+          </w:tcPr>
+          <w:p>
+            <w:pPr>
+              <w:spacing w:after="20"/>
+            </w:pPr>
+            <w:r>
+              <w:t xml:space="preserve">Resolves the current wildcard_text with the node's seed and switches without running the workflow. Roll again uses the next seed. It never advances the node's ^ / -:: / +:: cycles.</w:t>
+            </w:r>
+          </w:p>
+        </w:tc>
+      </w:tr>
+      <w:tr>
+        <w:trPr>
+          <w:cantSplit/>
+        </w:trPr>
+        <w:tc>
+          <w:tcPr>
+            <w:tcW w:type="dxa" w:w="3400"/>
+            <w:tcBorders>
+              <w:top w:val="single" w:color="BFBFBF" w:sz="4"/>
+              <w:left w:val="single" w:color="BFBFBF" w:sz="4"/>
+              <w:bottom w:val="single" w:color="BFBFBF" w:sz="4"/>
+              <w:right w:val="single" w:color="BFBFBF" w:sz="4"/>
+            </w:tcBorders>
+            <w:shd w:fill="F3F1F8" w:color="auto" w:val="clear"/>
+            <w:tcMar>
+              <w:top w:type="dxa" w:w="60"/>
+              <w:left w:type="dxa" w:w="110"/>
+              <w:bottom w:type="dxa" w:w="60"/>
+              <w:right w:type="dxa" w:w="110"/>
+            </w:tcMar>
+          </w:tcPr>
+          <w:p>
+            <w:pPr>
+              <w:spacing w:after="20"/>
+            </w:pPr>
+            <w:r>
+              <w:rPr>
+                <w:rFonts w:ascii="Consolas" w:cs="Consolas" w:eastAsia="Consolas" w:hAnsi="Consolas"/>
+                <w:sz w:val="19"/>
+                <w:szCs w:val="19"/>
+              </w:rPr>
+              <w:t xml:space="preserve">switches box (v0.8.9)</w:t>
+            </w:r>
+          </w:p>
+        </w:tc>
+        <w:tc>
+          <w:tcPr>
+            <w:tcW w:type="dxa" w:w="5960"/>
+            <w:tcBorders>
+              <w:top w:val="single" w:color="BFBFBF" w:sz="4"/>
+              <w:left w:val="single" w:color="BFBFBF" w:sz="4"/>
+              <w:bottom w:val="single" w:color="BFBFBF" w:sz="4"/>
+              <w:right w:val="single" w:color="BFBFBF" w:sz="4"/>
+            </w:tcBorders>
+            <w:shd w:fill="F3F1F8" w:color="auto" w:val="clear"/>
+            <w:tcMar>
+              <w:top w:type="dxa" w:w="60"/>
+              <w:left w:type="dxa" w:w="110"/>
+              <w:bottom w:type="dxa" w:w="60"/>
+              <w:right w:type="dxa" w:w="110"/>
+            </w:tcMar>
+          </w:tcPr>
+          <w:p>
+            <w:pPr>
+              <w:spacing w:after="20"/>
+            </w:pPr>
+            <w:r>
+              <w:t xml:space="preserve">Keeps a small fixed height, so a taller node gives its room to the prompt boxes.</w:t>
             </w:r>
           </w:p>
         </w:tc>
